--- a/Phishing URL Notebooks.docx
+++ b/Phishing URL Notebooks.docx
@@ -408,88 +408,88 @@
           <w:rFonts w:ascii="Consolas" w:hAnsi="Consolas" w:eastAsia="Consolas"/>
           <w:sz w:val="18"/>
         </w:rPr>
-        <w:t>0  http://home.earthlink.net/~iiil.llii/in/zimbra...        False</w:t>
-      </w:r>
-    </w:p>
-    <w:p>
-      <w:r>
-        <w:rPr>
-          <w:rFonts w:ascii="Consolas" w:hAnsi="Consolas" w:eastAsia="Consolas"/>
-          <w:sz w:val="18"/>
-        </w:rPr>
-        <w:t>1                https://www.micoadrio-jp.thgrmaz.cn        False</w:t>
-      </w:r>
-    </w:p>
-    <w:p>
-      <w:r>
-        <w:rPr>
-          <w:rFonts w:ascii="Consolas" w:hAnsi="Consolas" w:eastAsia="Consolas"/>
-          <w:sz w:val="18"/>
-        </w:rPr>
-        <w:t>2                         https://nfghcx.56bocc5.cn/        False</w:t>
-      </w:r>
-    </w:p>
-    <w:p>
-      <w:r>
-        <w:rPr>
-          <w:rFonts w:ascii="Consolas" w:hAnsi="Consolas" w:eastAsia="Consolas"/>
-          <w:sz w:val="18"/>
-        </w:rPr>
-        <w:t>3  https://cranetech.com.br/SE/ec9933ff30188a72f8...        False</w:t>
-      </w:r>
-    </w:p>
-    <w:p>
-      <w:r>
-        <w:rPr>
-          <w:rFonts w:ascii="Consolas" w:hAnsi="Consolas" w:eastAsia="Consolas"/>
-          <w:sz w:val="18"/>
-        </w:rPr>
-        <w:t>4                    doiop.com/newupdatedamexmessage        False</w:t>
-      </w:r>
-    </w:p>
-    <w:p>
-      <w:r>
-        <w:rPr>
-          <w:rFonts w:ascii="Consolas" w:hAnsi="Consolas" w:eastAsia="Consolas"/>
-          <w:sz w:val="18"/>
-        </w:rPr>
-        <w:t>6            https://54-224-205-117.cprapid.com/img/        False</w:t>
-      </w:r>
-    </w:p>
-    <w:p>
-      <w:r>
-        <w:rPr>
-          <w:rFonts w:ascii="Consolas" w:hAnsi="Consolas" w:eastAsia="Consolas"/>
-          <w:sz w:val="18"/>
-        </w:rPr>
-        <w:t>8           https://www.amozon.atrocitees.com/jp.php        False</w:t>
-      </w:r>
-    </w:p>
-    <w:p>
-      <w:r>
-        <w:rPr>
-          <w:rFonts w:ascii="Consolas" w:hAnsi="Consolas" w:eastAsia="Consolas"/>
-          <w:sz w:val="18"/>
-        </w:rPr>
-        <w:t>5           halloffameporn.com/porn-hall-of-fame.php         True</w:t>
-      </w:r>
-    </w:p>
-    <w:p>
-      <w:r>
-        <w:rPr>
-          <w:rFonts w:ascii="Consolas" w:hAnsi="Consolas" w:eastAsia="Consolas"/>
-          <w:sz w:val="18"/>
-        </w:rPr>
-        <w:t>7              pipl.com/directory/name/Gordon/Lionel         True</w:t>
-      </w:r>
-    </w:p>
-    <w:p>
-      <w:r>
-        <w:rPr>
-          <w:rFonts w:ascii="Consolas" w:hAnsi="Consolas" w:eastAsia="Consolas"/>
-          <w:sz w:val="18"/>
-        </w:rPr>
-        <w:t>9                      lechateauevents.com/index.php         True</w:t>
+        <w:t>0                          bitworking.org/Aggie.html        False</w:t>
+      </w:r>
+    </w:p>
+    <w:p>
+      <w:r>
+        <w:rPr>
+          <w:rFonts w:ascii="Consolas" w:hAnsi="Consolas" w:eastAsia="Consolas"/>
+          <w:sz w:val="18"/>
+        </w:rPr>
+        <w:t>1                  wn.com/List_of_biographical_films        False</w:t>
+      </w:r>
+    </w:p>
+    <w:p>
+      <w:r>
+        <w:rPr>
+          <w:rFonts w:ascii="Consolas" w:hAnsi="Consolas" w:eastAsia="Consolas"/>
+          <w:sz w:val="18"/>
+        </w:rPr>
+        <w:t>2                       montrealgerman.blogspot.com/        False</w:t>
+      </w:r>
+    </w:p>
+    <w:p>
+      <w:r>
+        <w:rPr>
+          <w:rFonts w:ascii="Consolas" w:hAnsi="Consolas" w:eastAsia="Consolas"/>
+          <w:sz w:val="18"/>
+        </w:rPr>
+        <w:t>6  examiner.com/silverbacks-in-atlanta/legendary-...        False</w:t>
+      </w:r>
+    </w:p>
+    <w:p>
+      <w:r>
+        <w:rPr>
+          <w:rFonts w:ascii="Consolas" w:hAnsi="Consolas" w:eastAsia="Consolas"/>
+          <w:sz w:val="18"/>
+        </w:rPr>
+        <w:t>7  espn.go.com/nfl/team/rankings/_/name/oak/oakla...        False</w:t>
+      </w:r>
+    </w:p>
+    <w:p>
+      <w:r>
+        <w:rPr>
+          <w:rFonts w:ascii="Consolas" w:hAnsi="Consolas" w:eastAsia="Consolas"/>
+          <w:sz w:val="18"/>
+        </w:rPr>
+        <w:t>8                          http://www.yuzu-soft.com/        False</w:t>
+      </w:r>
+    </w:p>
+    <w:p>
+      <w:r>
+        <w:rPr>
+          <w:rFonts w:ascii="Consolas" w:hAnsi="Consolas" w:eastAsia="Consolas"/>
+          <w:sz w:val="18"/>
+        </w:rPr>
+        <w:t>9                          tools.ietf.org/html/rfc37        False</w:t>
+      </w:r>
+    </w:p>
+    <w:p>
+      <w:r>
+        <w:rPr>
+          <w:rFonts w:ascii="Consolas" w:hAnsi="Consolas" w:eastAsia="Consolas"/>
+          <w:sz w:val="18"/>
+        </w:rPr>
+        <w:t>3                                       again-m12.ga         True</w:t>
+      </w:r>
+    </w:p>
+    <w:p>
+      <w:r>
+        <w:rPr>
+          <w:rFonts w:ascii="Consolas" w:hAnsi="Consolas" w:eastAsia="Consolas"/>
+          <w:sz w:val="18"/>
+        </w:rPr>
+        <w:t>4  'institutocgr.com/web/plugins/content/Nets/Sik...         True</w:t>
+      </w:r>
+    </w:p>
+    <w:p>
+      <w:r>
+        <w:rPr>
+          <w:rFonts w:ascii="Consolas" w:hAnsi="Consolas" w:eastAsia="Consolas"/>
+          <w:sz w:val="18"/>
+        </w:rPr>
+        <w:t>5                          fraldas-bebe-conforto.com         True</w:t>
       </w:r>
     </w:p>
     <w:p>
@@ -690,16 +690,34 @@
           <w:rFonts w:ascii="Consolas" w:hAnsi="Consolas" w:eastAsia="Consolas"/>
           <w:sz w:val="18"/>
         </w:rPr>
-        <w:t>Number of phishing URLs: 427028</w:t>
-      </w:r>
-    </w:p>
-    <w:p>
-      <w:r>
-        <w:rPr>
-          <w:rFonts w:ascii="Consolas" w:hAnsi="Consolas" w:eastAsia="Consolas"/>
-          <w:sz w:val="18"/>
-        </w:rPr>
-        <w:t>Number of legitimate URLs: 394982</w:t>
+        <w:t>Number of phishing URLs: 394982</w:t>
+      </w:r>
+    </w:p>
+    <w:p>
+      <w:r>
+        <w:rPr>
+          <w:rFonts w:ascii="Consolas" w:hAnsi="Consolas" w:eastAsia="Consolas"/>
+          <w:sz w:val="18"/>
+        </w:rPr>
+        <w:t>Number of legitimate URLs: 427028</w:t>
+      </w:r>
+    </w:p>
+    <w:p>
+      <w:r>
+        <w:rPr>
+          <w:rFonts w:ascii="Consolas" w:hAnsi="Consolas" w:eastAsia="Consolas"/>
+          <w:sz w:val="18"/>
+        </w:rPr>
+        <w:t>Ratio of phishing to legitimate URLs: 0.9250 (394982/427028)</w:t>
+      </w:r>
+    </w:p>
+    <w:p>
+      <w:r>
+        <w:rPr>
+          <w:rFonts w:ascii="Consolas" w:hAnsi="Consolas" w:eastAsia="Consolas"/>
+          <w:sz w:val="18"/>
+        </w:rPr>
+        <w:t>Phishing to total ratio: 0.4805</w:t>
       </w:r>
     </w:p>
     <w:p>
@@ -762,6 +780,32 @@
           <w:rFonts w:ascii="Consolas" w:hAnsi="Consolas" w:eastAsia="Consolas"/>
           <w:sz w:val="18"/>
         </w:rPr>
+        <w:t>df = df.drop_duplicates('url')</w:t>
+      </w:r>
+    </w:p>
+    <w:p>
+      <w:pPr>
+        <w:spacing w:before="40" w:after="40"/>
+        <w:shd w:fill="F2F2F2" w:val="clear"/>
+      </w:pPr>
+      <w:r>
+        <w:rPr>
+          <w:rFonts w:ascii="Consolas" w:hAnsi="Consolas" w:eastAsia="Consolas"/>
+          <w:sz w:val="18"/>
+        </w:rPr>
+        <w:t xml:space="preserve"> </w:t>
+      </w:r>
+    </w:p>
+    <w:p>
+      <w:pPr>
+        <w:spacing w:before="40" w:after="40"/>
+        <w:shd w:fill="F2F2F2" w:val="clear"/>
+      </w:pPr>
+      <w:r>
+        <w:rPr>
+          <w:rFonts w:ascii="Consolas" w:hAnsi="Consolas" w:eastAsia="Consolas"/>
+          <w:sz w:val="18"/>
+        </w:rPr>
         <w:t>train_df, test_df = train_test_split(</w:t>
       </w:r>
     </w:p>
@@ -893,27 +937,6 @@
           <w:sz w:val="18"/>
         </w:rPr>
         <w:t>print(f"Test size: {len(test_df)}")</w:t>
-      </w:r>
-    </w:p>
-    <w:p>
-      <w:pPr>
-        <w:pStyle w:val="Heading2"/>
-      </w:pPr>
-      <w:r>
-        <w:rPr>
-          <w:rFonts w:ascii="Calibri" w:hAnsi="Calibri" w:eastAsia="Calibri"/>
-          <w:sz w:val="28"/>
-        </w:rPr>
-        <w:t>3. Split URLs into protocols, domains and paths</w:t>
-      </w:r>
-    </w:p>
-    <w:p>
-      <w:r>
-        <w:rPr>
-          <w:rFonts w:ascii="Calibri" w:hAnsi="Calibri" w:eastAsia="Calibri"/>
-          <w:sz w:val="22"/>
-        </w:rPr>
-        <w:t>Using: https://docs.python.org/3/library/urllib.parse.html</w:t>
       </w:r>
     </w:p>
     <w:p>
@@ -924,105 +947,28 @@
           <w:color w:val="555555"/>
           <w:sz w:val="18"/>
         </w:rPr>
-        <w:t>Code</w:t>
-      </w:r>
-    </w:p>
-    <w:p>
-      <w:pPr>
-        <w:spacing w:before="40" w:after="40"/>
-        <w:shd w:fill="F2F2F2" w:val="clear"/>
-      </w:pPr>
-      <w:r>
-        <w:rPr>
-          <w:rFonts w:ascii="Consolas" w:hAnsi="Consolas" w:eastAsia="Consolas"/>
-          <w:sz w:val="18"/>
-        </w:rPr>
-        <w:t>def is_ip(string):</w:t>
-      </w:r>
-    </w:p>
-    <w:p>
-      <w:pPr>
-        <w:spacing w:before="40" w:after="40"/>
-        <w:shd w:fill="F2F2F2" w:val="clear"/>
-      </w:pPr>
-      <w:r>
-        <w:rPr>
-          <w:rFonts w:ascii="Consolas" w:hAnsi="Consolas" w:eastAsia="Consolas"/>
-          <w:sz w:val="18"/>
-        </w:rPr>
-        <w:t xml:space="preserve">    try:</w:t>
-      </w:r>
-    </w:p>
-    <w:p>
-      <w:pPr>
-        <w:spacing w:before="40" w:after="40"/>
-        <w:shd w:fill="F2F2F2" w:val="clear"/>
-      </w:pPr>
-      <w:r>
-        <w:rPr>
-          <w:rFonts w:ascii="Consolas" w:hAnsi="Consolas" w:eastAsia="Consolas"/>
-          <w:sz w:val="18"/>
-        </w:rPr>
-        <w:t xml:space="preserve">        string = string.strip('[]')</w:t>
-      </w:r>
-    </w:p>
-    <w:p>
-      <w:pPr>
-        <w:spacing w:before="40" w:after="40"/>
-        <w:shd w:fill="F2F2F2" w:val="clear"/>
-      </w:pPr>
-      <w:r>
-        <w:rPr>
-          <w:rFonts w:ascii="Consolas" w:hAnsi="Consolas" w:eastAsia="Consolas"/>
-          <w:sz w:val="18"/>
-        </w:rPr>
-        <w:t xml:space="preserve">        ipaddress.ip_address(string)</w:t>
-      </w:r>
-    </w:p>
-    <w:p>
-      <w:pPr>
-        <w:spacing w:before="40" w:after="40"/>
-        <w:shd w:fill="F2F2F2" w:val="clear"/>
-      </w:pPr>
-      <w:r>
-        <w:rPr>
-          <w:rFonts w:ascii="Consolas" w:hAnsi="Consolas" w:eastAsia="Consolas"/>
-          <w:sz w:val="18"/>
-        </w:rPr>
-        <w:t xml:space="preserve">        return True</w:t>
-      </w:r>
-    </w:p>
-    <w:p>
-      <w:pPr>
-        <w:spacing w:before="40" w:after="40"/>
-        <w:shd w:fill="F2F2F2" w:val="clear"/>
-      </w:pPr>
-      <w:r>
-        <w:rPr>
-          <w:rFonts w:ascii="Consolas" w:hAnsi="Consolas" w:eastAsia="Consolas"/>
-          <w:sz w:val="18"/>
-        </w:rPr>
-        <w:t xml:space="preserve">    except:</w:t>
-      </w:r>
-    </w:p>
-    <w:p>
-      <w:pPr>
-        <w:spacing w:before="40" w:after="40"/>
-        <w:shd w:fill="F2F2F2" w:val="clear"/>
-      </w:pPr>
-      <w:r>
-        <w:rPr>
-          <w:rFonts w:ascii="Consolas" w:hAnsi="Consolas" w:eastAsia="Consolas"/>
-          <w:sz w:val="18"/>
-        </w:rPr>
-        <w:t xml:space="preserve">        return False</w:t>
-      </w:r>
-    </w:p>
-    <w:p>
-      <w:pPr>
-        <w:spacing w:before="40" w:after="40"/>
-        <w:shd w:fill="F2F2F2" w:val="clear"/>
-      </w:pPr>
+        <w:t>Output (stdout)</w:t>
+      </w:r>
+    </w:p>
+    <w:p>
+      <w:r>
+        <w:rPr>
+          <w:rFonts w:ascii="Consolas" w:hAnsi="Consolas" w:eastAsia="Consolas"/>
+          <w:sz w:val="18"/>
+        </w:rPr>
+        <w:t>Train size: 646433</w:t>
+      </w:r>
+    </w:p>
+    <w:p>
+      <w:r>
+        <w:rPr>
+          <w:rFonts w:ascii="Consolas" w:hAnsi="Consolas" w:eastAsia="Consolas"/>
+          <w:sz w:val="18"/>
+        </w:rPr>
+        <w:t>Test size: 161609</w:t>
+      </w:r>
+    </w:p>
+    <w:p>
       <w:r>
         <w:rPr>
           <w:rFonts w:ascii="Consolas" w:hAnsi="Consolas" w:eastAsia="Consolas"/>
@@ -1033,314 +979,23 @@
     </w:p>
     <w:p>
       <w:pPr>
-        <w:spacing w:before="40" w:after="40"/>
-        <w:shd w:fill="F2F2F2" w:val="clear"/>
-      </w:pPr>
-      <w:r>
-        <w:rPr>
-          <w:rFonts w:ascii="Consolas" w:hAnsi="Consolas" w:eastAsia="Consolas"/>
-          <w:sz w:val="18"/>
-        </w:rPr>
-        <w:t>result = []</w:t>
-      </w:r>
-    </w:p>
-    <w:p>
-      <w:pPr>
-        <w:spacing w:before="40" w:after="40"/>
-        <w:shd w:fill="F2F2F2" w:val="clear"/>
-      </w:pPr>
-      <w:r>
-        <w:rPr>
-          <w:rFonts w:ascii="Consolas" w:hAnsi="Consolas" w:eastAsia="Consolas"/>
-          <w:sz w:val="18"/>
-        </w:rPr>
-        <w:t>for i, row in train_df.iterrows():</w:t>
-      </w:r>
-    </w:p>
-    <w:p>
-      <w:pPr>
-        <w:spacing w:before="40" w:after="40"/>
-        <w:shd w:fill="F2F2F2" w:val="clear"/>
-      </w:pPr>
-      <w:r>
-        <w:rPr>
-          <w:rFonts w:ascii="Consolas" w:hAnsi="Consolas" w:eastAsia="Consolas"/>
-          <w:sz w:val="18"/>
-        </w:rPr>
-        <w:t xml:space="preserve">    raw_url = row['url']</w:t>
-      </w:r>
-    </w:p>
-    <w:p>
-      <w:pPr>
-        <w:spacing w:before="40" w:after="40"/>
-        <w:shd w:fill="F2F2F2" w:val="clear"/>
-      </w:pPr>
-      <w:r>
-        <w:rPr>
-          <w:rFonts w:ascii="Consolas" w:hAnsi="Consolas" w:eastAsia="Consolas"/>
-          <w:sz w:val="18"/>
-        </w:rPr>
-        <w:t xml:space="preserve">    is_ip_result = is_ip(raw_url)</w:t>
-      </w:r>
-    </w:p>
-    <w:p>
-      <w:pPr>
-        <w:spacing w:before="40" w:after="40"/>
-        <w:shd w:fill="F2F2F2" w:val="clear"/>
-      </w:pPr>
-      <w:r>
-        <w:rPr>
-          <w:rFonts w:ascii="Consolas" w:hAnsi="Consolas" w:eastAsia="Consolas"/>
-          <w:sz w:val="18"/>
-        </w:rPr>
-        <w:t xml:space="preserve">    if '://' not in raw_url and not is_ip_result:</w:t>
-      </w:r>
-    </w:p>
-    <w:p>
-      <w:pPr>
-        <w:spacing w:before="40" w:after="40"/>
-        <w:shd w:fill="F2F2F2" w:val="clear"/>
-      </w:pPr>
-      <w:r>
-        <w:rPr>
-          <w:rFonts w:ascii="Consolas" w:hAnsi="Consolas" w:eastAsia="Consolas"/>
-          <w:sz w:val="18"/>
-        </w:rPr>
-        <w:t xml:space="preserve">        raw_url = 'http://' + raw_url</w:t>
-      </w:r>
-    </w:p>
-    <w:p>
-      <w:pPr>
-        <w:spacing w:before="40" w:after="40"/>
-        <w:shd w:fill="F2F2F2" w:val="clear"/>
-      </w:pPr>
-      <w:r>
-        <w:rPr>
-          <w:rFonts w:ascii="Consolas" w:hAnsi="Consolas" w:eastAsia="Consolas"/>
-          <w:sz w:val="18"/>
-        </w:rPr>
-        <w:t xml:space="preserve">    try:</w:t>
-      </w:r>
-    </w:p>
-    <w:p>
-      <w:pPr>
-        <w:spacing w:before="40" w:after="40"/>
-        <w:shd w:fill="F2F2F2" w:val="clear"/>
-      </w:pPr>
-      <w:r>
-        <w:rPr>
-          <w:rFonts w:ascii="Consolas" w:hAnsi="Consolas" w:eastAsia="Consolas"/>
-          <w:sz w:val="18"/>
-        </w:rPr>
-        <w:t xml:space="preserve">        parsed_url = urllib.parse.urlparse(raw_url)</w:t>
-      </w:r>
-    </w:p>
-    <w:p>
-      <w:pPr>
-        <w:spacing w:before="40" w:after="40"/>
-        <w:shd w:fill="F2F2F2" w:val="clear"/>
-      </w:pPr>
-      <w:r>
-        <w:rPr>
-          <w:rFonts w:ascii="Consolas" w:hAnsi="Consolas" w:eastAsia="Consolas"/>
-          <w:sz w:val="18"/>
-        </w:rPr>
-        <w:t xml:space="preserve">    except:</w:t>
-      </w:r>
-    </w:p>
-    <w:p>
-      <w:pPr>
-        <w:spacing w:before="40" w:after="40"/>
-        <w:shd w:fill="F2F2F2" w:val="clear"/>
-      </w:pPr>
-      <w:r>
-        <w:rPr>
-          <w:rFonts w:ascii="Consolas" w:hAnsi="Consolas" w:eastAsia="Consolas"/>
-          <w:sz w:val="18"/>
-        </w:rPr>
-        <w:t xml:space="preserve">        print(f"Error parsing URL: {raw_url}")</w:t>
-      </w:r>
-    </w:p>
-    <w:p>
-      <w:pPr>
-        <w:spacing w:before="40" w:after="40"/>
-        <w:shd w:fill="F2F2F2" w:val="clear"/>
-      </w:pPr>
-      <w:r>
-        <w:rPr>
-          <w:rFonts w:ascii="Consolas" w:hAnsi="Consolas" w:eastAsia="Consolas"/>
-          <w:sz w:val="18"/>
-        </w:rPr>
-        <w:t xml:space="preserve">        result.append([None, None, None, None, None, False])</w:t>
-      </w:r>
-    </w:p>
-    <w:p>
-      <w:pPr>
-        <w:spacing w:before="40" w:after="40"/>
-        <w:shd w:fill="F2F2F2" w:val="clear"/>
-      </w:pPr>
-      <w:r>
-        <w:rPr>
-          <w:rFonts w:ascii="Consolas" w:hAnsi="Consolas" w:eastAsia="Consolas"/>
-          <w:sz w:val="18"/>
-        </w:rPr>
-        <w:t xml:space="preserve">        continue</w:t>
-      </w:r>
-    </w:p>
-    <w:p>
-      <w:pPr>
-        <w:spacing w:before="40" w:after="40"/>
-        <w:shd w:fill="F2F2F2" w:val="clear"/>
-      </w:pPr>
-      <w:r>
-        <w:rPr>
-          <w:rFonts w:ascii="Consolas" w:hAnsi="Consolas" w:eastAsia="Consolas"/>
-          <w:sz w:val="18"/>
-        </w:rPr>
-        <w:t xml:space="preserve">    protocol = parsed_url.scheme</w:t>
-      </w:r>
-    </w:p>
-    <w:p>
-      <w:pPr>
-        <w:spacing w:before="40" w:after="40"/>
-        <w:shd w:fill="F2F2F2" w:val="clear"/>
-      </w:pPr>
-      <w:r>
-        <w:rPr>
-          <w:rFonts w:ascii="Consolas" w:hAnsi="Consolas" w:eastAsia="Consolas"/>
-          <w:sz w:val="18"/>
-        </w:rPr>
-        <w:t xml:space="preserve">    domain = parsed_url.netloc</w:t>
-      </w:r>
-    </w:p>
-    <w:p>
-      <w:pPr>
-        <w:spacing w:before="40" w:after="40"/>
-        <w:shd w:fill="F2F2F2" w:val="clear"/>
-      </w:pPr>
-      <w:r>
-        <w:rPr>
-          <w:rFonts w:ascii="Consolas" w:hAnsi="Consolas" w:eastAsia="Consolas"/>
-          <w:sz w:val="18"/>
-        </w:rPr>
-        <w:t xml:space="preserve">    subdomains = parsed_url.netloc.split('.')[:-1]</w:t>
-      </w:r>
-    </w:p>
-    <w:p>
-      <w:pPr>
-        <w:spacing w:before="40" w:after="40"/>
-        <w:shd w:fill="F2F2F2" w:val="clear"/>
-      </w:pPr>
-      <w:r>
-        <w:rPr>
-          <w:rFonts w:ascii="Consolas" w:hAnsi="Consolas" w:eastAsia="Consolas"/>
-          <w:sz w:val="18"/>
-        </w:rPr>
-        <w:t xml:space="preserve">    path = parsed_url.path</w:t>
-      </w:r>
-    </w:p>
-    <w:p>
-      <w:pPr>
-        <w:spacing w:before="40" w:after="40"/>
-        <w:shd w:fill="F2F2F2" w:val="clear"/>
-      </w:pPr>
-      <w:r>
-        <w:rPr>
-          <w:rFonts w:ascii="Consolas" w:hAnsi="Consolas" w:eastAsia="Consolas"/>
-          <w:sz w:val="18"/>
-        </w:rPr>
-        <w:t xml:space="preserve">    tld = parsed_url.netloc.split('.')[-1]</w:t>
-      </w:r>
-    </w:p>
-    <w:p>
-      <w:pPr>
-        <w:spacing w:before="40" w:after="40"/>
-        <w:shd w:fill="F2F2F2" w:val="clear"/>
-      </w:pPr>
-      <w:r>
-        <w:rPr>
-          <w:rFonts w:ascii="Consolas" w:hAnsi="Consolas" w:eastAsia="Consolas"/>
-          <w:sz w:val="18"/>
-        </w:rPr>
-        <w:t xml:space="preserve">    result.append([protocol, domain, subdomains, path, tld, is_ip_result])</w:t>
-      </w:r>
-    </w:p>
-    <w:p>
-      <w:pPr>
-        <w:spacing w:before="40" w:after="40"/>
-        <w:shd w:fill="F2F2F2" w:val="clear"/>
-      </w:pPr>
-      <w:r>
-        <w:rPr>
-          <w:rFonts w:ascii="Consolas" w:hAnsi="Consolas" w:eastAsia="Consolas"/>
-          <w:sz w:val="18"/>
-        </w:rPr>
-        <w:t xml:space="preserve"> </w:t>
-      </w:r>
-    </w:p>
-    <w:p>
-      <w:pPr>
-        <w:spacing w:before="40" w:after="40"/>
-        <w:shd w:fill="F2F2F2" w:val="clear"/>
-      </w:pPr>
-      <w:r>
-        <w:rPr>
-          <w:rFonts w:ascii="Consolas" w:hAnsi="Consolas" w:eastAsia="Consolas"/>
-          <w:sz w:val="18"/>
-        </w:rPr>
-        <w:t>train_df = pd.concat([train_df, pd.DataFrame(result, columns=['protocol', 'domain', 'subdomains', 'path', 'tld', 'is_ip'])], axis=1)</w:t>
-      </w:r>
-    </w:p>
-    <w:p>
-      <w:pPr>
-        <w:spacing w:before="40" w:after="40"/>
-        <w:shd w:fill="F2F2F2" w:val="clear"/>
-      </w:pPr>
-      <w:r>
-        <w:rPr>
-          <w:rFonts w:ascii="Consolas" w:hAnsi="Consolas" w:eastAsia="Consolas"/>
-          <w:sz w:val="18"/>
-        </w:rPr>
-        <w:t>train_df.dropna(inplace=True)</w:t>
-      </w:r>
-    </w:p>
-    <w:p>
-      <w:pPr>
-        <w:spacing w:before="40" w:after="40"/>
-        <w:shd w:fill="F2F2F2" w:val="clear"/>
-      </w:pPr>
-      <w:r>
-        <w:rPr>
-          <w:rFonts w:ascii="Consolas" w:hAnsi="Consolas" w:eastAsia="Consolas"/>
-          <w:sz w:val="18"/>
-        </w:rPr>
-        <w:t>print(train_df["is_ip"].value_counts())</w:t>
-      </w:r>
-    </w:p>
-    <w:p>
-      <w:pPr>
-        <w:spacing w:before="40" w:after="40"/>
-        <w:shd w:fill="F2F2F2" w:val="clear"/>
-      </w:pPr>
-      <w:r>
-        <w:rPr>
-          <w:rFonts w:ascii="Consolas" w:hAnsi="Consolas" w:eastAsia="Consolas"/>
-          <w:sz w:val="18"/>
-        </w:rPr>
-        <w:t>print(train_df.loc[train_df["is_ip"], "url"].head(10))</w:t>
-      </w:r>
-    </w:p>
-    <w:p>
-      <w:pPr>
-        <w:spacing w:before="40" w:after="40"/>
-        <w:shd w:fill="F2F2F2" w:val="clear"/>
-      </w:pPr>
-      <w:r>
-        <w:rPr>
-          <w:rFonts w:ascii="Consolas" w:hAnsi="Consolas" w:eastAsia="Consolas"/>
-          <w:sz w:val="18"/>
-        </w:rPr>
-        <w:t>train_df.sample(10, ignore_index=True).sort_values(by="is_phishing")</w:t>
+        <w:pStyle w:val="Heading2"/>
+      </w:pPr>
+      <w:r>
+        <w:rPr>
+          <w:rFonts w:ascii="Calibri" w:hAnsi="Calibri" w:eastAsia="Calibri"/>
+          <w:sz w:val="28"/>
+        </w:rPr>
+        <w:t>3. Split URLs into protocols, domains and paths</w:t>
+      </w:r>
+    </w:p>
+    <w:p>
+      <w:r>
+        <w:rPr>
+          <w:rFonts w:ascii="Calibri" w:hAnsi="Calibri" w:eastAsia="Calibri"/>
+          <w:sz w:val="22"/>
+        </w:rPr>
+        <w:t>Using: https://docs.python.org/3/library/urllib.parse.html</w:t>
       </w:r>
     </w:p>
     <w:p>
@@ -1351,6 +1006,433 @@
           <w:color w:val="555555"/>
           <w:sz w:val="18"/>
         </w:rPr>
+        <w:t>Code</w:t>
+      </w:r>
+    </w:p>
+    <w:p>
+      <w:pPr>
+        <w:spacing w:before="40" w:after="40"/>
+        <w:shd w:fill="F2F2F2" w:val="clear"/>
+      </w:pPr>
+      <w:r>
+        <w:rPr>
+          <w:rFonts w:ascii="Consolas" w:hAnsi="Consolas" w:eastAsia="Consolas"/>
+          <w:sz w:val="18"/>
+        </w:rPr>
+        <w:t>def is_ip(string):</w:t>
+      </w:r>
+    </w:p>
+    <w:p>
+      <w:pPr>
+        <w:spacing w:before="40" w:after="40"/>
+        <w:shd w:fill="F2F2F2" w:val="clear"/>
+      </w:pPr>
+      <w:r>
+        <w:rPr>
+          <w:rFonts w:ascii="Consolas" w:hAnsi="Consolas" w:eastAsia="Consolas"/>
+          <w:sz w:val="18"/>
+        </w:rPr>
+        <w:t xml:space="preserve">    try:</w:t>
+      </w:r>
+    </w:p>
+    <w:p>
+      <w:pPr>
+        <w:spacing w:before="40" w:after="40"/>
+        <w:shd w:fill="F2F2F2" w:val="clear"/>
+      </w:pPr>
+      <w:r>
+        <w:rPr>
+          <w:rFonts w:ascii="Consolas" w:hAnsi="Consolas" w:eastAsia="Consolas"/>
+          <w:sz w:val="18"/>
+        </w:rPr>
+        <w:t xml:space="preserve">        string = string.strip('[]')</w:t>
+      </w:r>
+    </w:p>
+    <w:p>
+      <w:pPr>
+        <w:spacing w:before="40" w:after="40"/>
+        <w:shd w:fill="F2F2F2" w:val="clear"/>
+      </w:pPr>
+      <w:r>
+        <w:rPr>
+          <w:rFonts w:ascii="Consolas" w:hAnsi="Consolas" w:eastAsia="Consolas"/>
+          <w:sz w:val="18"/>
+        </w:rPr>
+        <w:t xml:space="preserve">        ipaddress.ip_address(string)</w:t>
+      </w:r>
+    </w:p>
+    <w:p>
+      <w:pPr>
+        <w:spacing w:before="40" w:after="40"/>
+        <w:shd w:fill="F2F2F2" w:val="clear"/>
+      </w:pPr>
+      <w:r>
+        <w:rPr>
+          <w:rFonts w:ascii="Consolas" w:hAnsi="Consolas" w:eastAsia="Consolas"/>
+          <w:sz w:val="18"/>
+        </w:rPr>
+        <w:t xml:space="preserve">        return True</w:t>
+      </w:r>
+    </w:p>
+    <w:p>
+      <w:pPr>
+        <w:spacing w:before="40" w:after="40"/>
+        <w:shd w:fill="F2F2F2" w:val="clear"/>
+      </w:pPr>
+      <w:r>
+        <w:rPr>
+          <w:rFonts w:ascii="Consolas" w:hAnsi="Consolas" w:eastAsia="Consolas"/>
+          <w:sz w:val="18"/>
+        </w:rPr>
+        <w:t xml:space="preserve">    except:</w:t>
+      </w:r>
+    </w:p>
+    <w:p>
+      <w:pPr>
+        <w:spacing w:before="40" w:after="40"/>
+        <w:shd w:fill="F2F2F2" w:val="clear"/>
+      </w:pPr>
+      <w:r>
+        <w:rPr>
+          <w:rFonts w:ascii="Consolas" w:hAnsi="Consolas" w:eastAsia="Consolas"/>
+          <w:sz w:val="18"/>
+        </w:rPr>
+        <w:t xml:space="preserve">        return False</w:t>
+      </w:r>
+    </w:p>
+    <w:p>
+      <w:pPr>
+        <w:spacing w:before="40" w:after="40"/>
+        <w:shd w:fill="F2F2F2" w:val="clear"/>
+      </w:pPr>
+      <w:r>
+        <w:rPr>
+          <w:rFonts w:ascii="Consolas" w:hAnsi="Consolas" w:eastAsia="Consolas"/>
+          <w:sz w:val="18"/>
+        </w:rPr>
+        <w:t xml:space="preserve"> </w:t>
+      </w:r>
+    </w:p>
+    <w:p>
+      <w:pPr>
+        <w:spacing w:before="40" w:after="40"/>
+        <w:shd w:fill="F2F2F2" w:val="clear"/>
+      </w:pPr>
+      <w:r>
+        <w:rPr>
+          <w:rFonts w:ascii="Consolas" w:hAnsi="Consolas" w:eastAsia="Consolas"/>
+          <w:sz w:val="18"/>
+        </w:rPr>
+        <w:t>result = []</w:t>
+      </w:r>
+    </w:p>
+    <w:p>
+      <w:pPr>
+        <w:spacing w:before="40" w:after="40"/>
+        <w:shd w:fill="F2F2F2" w:val="clear"/>
+      </w:pPr>
+      <w:r>
+        <w:rPr>
+          <w:rFonts w:ascii="Consolas" w:hAnsi="Consolas" w:eastAsia="Consolas"/>
+          <w:sz w:val="18"/>
+        </w:rPr>
+        <w:t>for i, row in train_df.iterrows():</w:t>
+      </w:r>
+    </w:p>
+    <w:p>
+      <w:pPr>
+        <w:spacing w:before="40" w:after="40"/>
+        <w:shd w:fill="F2F2F2" w:val="clear"/>
+      </w:pPr>
+      <w:r>
+        <w:rPr>
+          <w:rFonts w:ascii="Consolas" w:hAnsi="Consolas" w:eastAsia="Consolas"/>
+          <w:sz w:val="18"/>
+        </w:rPr>
+        <w:t xml:space="preserve">    raw_url = row['url']</w:t>
+      </w:r>
+    </w:p>
+    <w:p>
+      <w:pPr>
+        <w:spacing w:before="40" w:after="40"/>
+        <w:shd w:fill="F2F2F2" w:val="clear"/>
+      </w:pPr>
+      <w:r>
+        <w:rPr>
+          <w:rFonts w:ascii="Consolas" w:hAnsi="Consolas" w:eastAsia="Consolas"/>
+          <w:sz w:val="18"/>
+        </w:rPr>
+        <w:t xml:space="preserve">    is_ip_result = is_ip(raw_url)</w:t>
+      </w:r>
+    </w:p>
+    <w:p>
+      <w:pPr>
+        <w:spacing w:before="40" w:after="40"/>
+        <w:shd w:fill="F2F2F2" w:val="clear"/>
+      </w:pPr>
+      <w:r>
+        <w:rPr>
+          <w:rFonts w:ascii="Consolas" w:hAnsi="Consolas" w:eastAsia="Consolas"/>
+          <w:sz w:val="18"/>
+        </w:rPr>
+        <w:t xml:space="preserve">    if '://' not in raw_url and not is_ip_result:</w:t>
+      </w:r>
+    </w:p>
+    <w:p>
+      <w:pPr>
+        <w:spacing w:before="40" w:after="40"/>
+        <w:shd w:fill="F2F2F2" w:val="clear"/>
+      </w:pPr>
+      <w:r>
+        <w:rPr>
+          <w:rFonts w:ascii="Consolas" w:hAnsi="Consolas" w:eastAsia="Consolas"/>
+          <w:sz w:val="18"/>
+        </w:rPr>
+        <w:t xml:space="preserve">        raw_url = 'http://' + raw_url</w:t>
+      </w:r>
+    </w:p>
+    <w:p>
+      <w:pPr>
+        <w:spacing w:before="40" w:after="40"/>
+        <w:shd w:fill="F2F2F2" w:val="clear"/>
+      </w:pPr>
+      <w:r>
+        <w:rPr>
+          <w:rFonts w:ascii="Consolas" w:hAnsi="Consolas" w:eastAsia="Consolas"/>
+          <w:sz w:val="18"/>
+        </w:rPr>
+        <w:t xml:space="preserve">    try:</w:t>
+      </w:r>
+    </w:p>
+    <w:p>
+      <w:pPr>
+        <w:spacing w:before="40" w:after="40"/>
+        <w:shd w:fill="F2F2F2" w:val="clear"/>
+      </w:pPr>
+      <w:r>
+        <w:rPr>
+          <w:rFonts w:ascii="Consolas" w:hAnsi="Consolas" w:eastAsia="Consolas"/>
+          <w:sz w:val="18"/>
+        </w:rPr>
+        <w:t xml:space="preserve">        parsed_url = urllib.parse.urlparse(raw_url)</w:t>
+      </w:r>
+    </w:p>
+    <w:p>
+      <w:pPr>
+        <w:spacing w:before="40" w:after="40"/>
+        <w:shd w:fill="F2F2F2" w:val="clear"/>
+      </w:pPr>
+      <w:r>
+        <w:rPr>
+          <w:rFonts w:ascii="Consolas" w:hAnsi="Consolas" w:eastAsia="Consolas"/>
+          <w:sz w:val="18"/>
+        </w:rPr>
+        <w:t xml:space="preserve">    except:</w:t>
+      </w:r>
+    </w:p>
+    <w:p>
+      <w:pPr>
+        <w:spacing w:before="40" w:after="40"/>
+        <w:shd w:fill="F2F2F2" w:val="clear"/>
+      </w:pPr>
+      <w:r>
+        <w:rPr>
+          <w:rFonts w:ascii="Consolas" w:hAnsi="Consolas" w:eastAsia="Consolas"/>
+          <w:sz w:val="18"/>
+        </w:rPr>
+        <w:t xml:space="preserve">        print(f"Error parsing URL: {raw_url}")</w:t>
+      </w:r>
+    </w:p>
+    <w:p>
+      <w:pPr>
+        <w:spacing w:before="40" w:after="40"/>
+        <w:shd w:fill="F2F2F2" w:val="clear"/>
+      </w:pPr>
+      <w:r>
+        <w:rPr>
+          <w:rFonts w:ascii="Consolas" w:hAnsi="Consolas" w:eastAsia="Consolas"/>
+          <w:sz w:val="18"/>
+        </w:rPr>
+        <w:t xml:space="preserve">        result.append([None, None, None, None, None, False])</w:t>
+      </w:r>
+    </w:p>
+    <w:p>
+      <w:pPr>
+        <w:spacing w:before="40" w:after="40"/>
+        <w:shd w:fill="F2F2F2" w:val="clear"/>
+      </w:pPr>
+      <w:r>
+        <w:rPr>
+          <w:rFonts w:ascii="Consolas" w:hAnsi="Consolas" w:eastAsia="Consolas"/>
+          <w:sz w:val="18"/>
+        </w:rPr>
+        <w:t xml:space="preserve">        continue</w:t>
+      </w:r>
+    </w:p>
+    <w:p>
+      <w:pPr>
+        <w:spacing w:before="40" w:after="40"/>
+        <w:shd w:fill="F2F2F2" w:val="clear"/>
+      </w:pPr>
+      <w:r>
+        <w:rPr>
+          <w:rFonts w:ascii="Consolas" w:hAnsi="Consolas" w:eastAsia="Consolas"/>
+          <w:sz w:val="18"/>
+        </w:rPr>
+        <w:t xml:space="preserve">    protocol = parsed_url.scheme</w:t>
+      </w:r>
+    </w:p>
+    <w:p>
+      <w:pPr>
+        <w:spacing w:before="40" w:after="40"/>
+        <w:shd w:fill="F2F2F2" w:val="clear"/>
+      </w:pPr>
+      <w:r>
+        <w:rPr>
+          <w:rFonts w:ascii="Consolas" w:hAnsi="Consolas" w:eastAsia="Consolas"/>
+          <w:sz w:val="18"/>
+        </w:rPr>
+        <w:t xml:space="preserve">    domain = parsed_url.netloc</w:t>
+      </w:r>
+    </w:p>
+    <w:p>
+      <w:pPr>
+        <w:spacing w:before="40" w:after="40"/>
+        <w:shd w:fill="F2F2F2" w:val="clear"/>
+      </w:pPr>
+      <w:r>
+        <w:rPr>
+          <w:rFonts w:ascii="Consolas" w:hAnsi="Consolas" w:eastAsia="Consolas"/>
+          <w:sz w:val="18"/>
+        </w:rPr>
+        <w:t xml:space="preserve">    subdomains = parsed_url.netloc.split('.')[:-1]</w:t>
+      </w:r>
+    </w:p>
+    <w:p>
+      <w:pPr>
+        <w:spacing w:before="40" w:after="40"/>
+        <w:shd w:fill="F2F2F2" w:val="clear"/>
+      </w:pPr>
+      <w:r>
+        <w:rPr>
+          <w:rFonts w:ascii="Consolas" w:hAnsi="Consolas" w:eastAsia="Consolas"/>
+          <w:sz w:val="18"/>
+        </w:rPr>
+        <w:t xml:space="preserve">    path = parsed_url.path</w:t>
+      </w:r>
+    </w:p>
+    <w:p>
+      <w:pPr>
+        <w:spacing w:before="40" w:after="40"/>
+        <w:shd w:fill="F2F2F2" w:val="clear"/>
+      </w:pPr>
+      <w:r>
+        <w:rPr>
+          <w:rFonts w:ascii="Consolas" w:hAnsi="Consolas" w:eastAsia="Consolas"/>
+          <w:sz w:val="18"/>
+        </w:rPr>
+        <w:t xml:space="preserve">    tld = parsed_url.netloc.split('.')[-1]</w:t>
+      </w:r>
+    </w:p>
+    <w:p>
+      <w:pPr>
+        <w:spacing w:before="40" w:after="40"/>
+        <w:shd w:fill="F2F2F2" w:val="clear"/>
+      </w:pPr>
+      <w:r>
+        <w:rPr>
+          <w:rFonts w:ascii="Consolas" w:hAnsi="Consolas" w:eastAsia="Consolas"/>
+          <w:sz w:val="18"/>
+        </w:rPr>
+        <w:t xml:space="preserve">    result.append([protocol, domain, subdomains, path, tld, is_ip_result])</w:t>
+      </w:r>
+    </w:p>
+    <w:p>
+      <w:pPr>
+        <w:spacing w:before="40" w:after="40"/>
+        <w:shd w:fill="F2F2F2" w:val="clear"/>
+      </w:pPr>
+      <w:r>
+        <w:rPr>
+          <w:rFonts w:ascii="Consolas" w:hAnsi="Consolas" w:eastAsia="Consolas"/>
+          <w:sz w:val="18"/>
+        </w:rPr>
+        <w:t xml:space="preserve"> </w:t>
+      </w:r>
+    </w:p>
+    <w:p>
+      <w:pPr>
+        <w:spacing w:before="40" w:after="40"/>
+        <w:shd w:fill="F2F2F2" w:val="clear"/>
+      </w:pPr>
+      <w:r>
+        <w:rPr>
+          <w:rFonts w:ascii="Consolas" w:hAnsi="Consolas" w:eastAsia="Consolas"/>
+          <w:sz w:val="18"/>
+        </w:rPr>
+        <w:t>train_df = pd.concat([train_df, pd.DataFrame(result, columns=['protocol', 'domain', 'subdomains', 'path', 'tld', 'is_ip'])], axis=1)</w:t>
+      </w:r>
+    </w:p>
+    <w:p>
+      <w:pPr>
+        <w:spacing w:before="40" w:after="40"/>
+        <w:shd w:fill="F2F2F2" w:val="clear"/>
+      </w:pPr>
+      <w:r>
+        <w:rPr>
+          <w:rFonts w:ascii="Consolas" w:hAnsi="Consolas" w:eastAsia="Consolas"/>
+          <w:sz w:val="18"/>
+        </w:rPr>
+        <w:t>train_df.dropna(inplace=True)</w:t>
+      </w:r>
+    </w:p>
+    <w:p>
+      <w:pPr>
+        <w:spacing w:before="40" w:after="40"/>
+        <w:shd w:fill="F2F2F2" w:val="clear"/>
+      </w:pPr>
+      <w:r>
+        <w:rPr>
+          <w:rFonts w:ascii="Consolas" w:hAnsi="Consolas" w:eastAsia="Consolas"/>
+          <w:sz w:val="18"/>
+        </w:rPr>
+        <w:t>print(train_df["is_ip"].value_counts())</w:t>
+      </w:r>
+    </w:p>
+    <w:p>
+      <w:pPr>
+        <w:spacing w:before="40" w:after="40"/>
+        <w:shd w:fill="F2F2F2" w:val="clear"/>
+      </w:pPr>
+      <w:r>
+        <w:rPr>
+          <w:rFonts w:ascii="Consolas" w:hAnsi="Consolas" w:eastAsia="Consolas"/>
+          <w:sz w:val="18"/>
+        </w:rPr>
+        <w:t>print(train_df.loc[train_df["is_ip"], "url"].head(10))</w:t>
+      </w:r>
+    </w:p>
+    <w:p>
+      <w:pPr>
+        <w:spacing w:before="40" w:after="40"/>
+        <w:shd w:fill="F2F2F2" w:val="clear"/>
+      </w:pPr>
+      <w:r>
+        <w:rPr>
+          <w:rFonts w:ascii="Consolas" w:hAnsi="Consolas" w:eastAsia="Consolas"/>
+          <w:sz w:val="18"/>
+        </w:rPr>
+        <w:t>train_df.sample(10, ignore_index=True).sort_values(by="is_phishing")</w:t>
+      </w:r>
+    </w:p>
+    <w:p>
+      <w:r>
+        <w:rPr>
+          <w:rFonts w:ascii="Calibri" w:hAnsi="Calibri" w:eastAsia="Calibri"/>
+          <w:b/>
+          <w:color w:val="555555"/>
+          <w:sz w:val="18"/>
+        </w:rPr>
         <w:t>Output (stdout)</w:t>
       </w:r>
     </w:p>
@@ -1360,27 +1442,28 @@
           <w:rFonts w:ascii="Consolas" w:hAnsi="Consolas" w:eastAsia="Consolas"/>
           <w:sz w:val="18"/>
         </w:rPr>
-        <w:t>Error parsing URL: http://RybjUxÙãl5»7ÆE%ÝÔk+h|U+ýk©ìÉ½Æq]âF·õÁ¢w)ëA·ç°{t*m!¦2</w:t>
-      </w:r>
-    </w:p>
-    <w:p>
-      <w:r>
-        <w:rPr>
-          <w:rFonts w:ascii="Consolas" w:hAnsi="Consolas" w:eastAsia="Consolas"/>
-          <w:sz w:val="18"/>
-        </w:rPr>
-        <w:t>Error parsing URL: http://ÆeF§÷%¶¿Õ½9¿b@Ö¸ÚZE¤ÒC¢ÄÅª2åç-]W³fU¤Jgkz.ø¿nJçåæu-øD%@ðûÇùM¹uË</w:t>
-      </w:r>
-    </w:p>
-    <w:p>
-      <w:r>
-        <w:rPr>
-          <w:rFonts w:ascii="Consolas" w:hAnsi="Consolas" w:eastAsia="Consolas"/>
-          <w:sz w:val="18"/>
-        </w:rPr>
-        <w:t>Error parsing URL: http://Ó6¸RTÃu~æÙg0&gt;÷mÖiÓ=;XZ\%êýÜÉfn&amp;\°%7õÉ"ieÖ1ÄÁêFÐò&lt;$cï6t[0ò2"/Æa^2âpù/ýãÇ$E¬R«È²ú[Ì¶p¥qÒ°i°^ò[»³»]±9êdÓS¿Ë]ùþ5j¿·ªocÂplà7ÊÏJ§¢#3ðDCDõ²çÇGÝ.Vò=¿QB§Ä'`Êá-ZÉê ÔîÆm®ÍÝQÓ(z;¹Áê¬âytÖÙ®ëNP²ÜEQ</w:t>
+        <w:t>Error parsing URL: http://¨RÊÃûaCóÞit×ßÂe-DÖØ+9YèÌçÏ¯·"0£ÙÕ.0ößF«7¹NRÙ{ccÉÄãéçx[Ä6a5Ñ³LÖíÜÉÀ£Òma¥yRX*0ÅÝ7×ÊÁÌo«Õs¶0kdèÑ&amp;Ä"Ï¨mZ'àDM×ñXÚÒK"päî±h¬cAÊeK@4r"^'ÓFþ1*ËË PÞô;õ$úàÑ@þ=êWÑ"Ãhñ®ç^«Ýó^çRúUJ.&lt;6CyÜFØrÿV2ôæýZãiiIb;¨Ëµu^ÍVy)­è»âýº+SÖáÃì?å6åÔ/</w:t>
+      </w:r>
+    </w:p>
+    <w:p>
+      <w:r>
+        <w:rPr>
+          <w:rFonts w:ascii="Consolas" w:hAnsi="Consolas" w:eastAsia="Consolas"/>
+          <w:sz w:val="18"/>
+        </w:rPr>
+        <w:t>Error parsing URL: http://k¥¤ZM$:)ìLZ£.^rÕÕ{6eZAä¦v·¢ïöè®~QNgXx_BT°üÛP¼°­9sk+%L0gPø·îh ÍÖxéovÝf-3Ó¹õ+¥Â^¯ÝÀ\fâhuËS\&amp;]`ñcL¤m!sÁF&gt;øsgE¹)ó)â(2üfã).!÷ÿÞ&lt;rDZÅ*¼/ e¼ËhúW+ï%»»;µÛ¦M5;ù\¸¥ßãV«û°z¦ö9Ì'Î| ¼ôªz"8#1¿D4A /[.|qt}Òåo#Ûõ*|Bv®U¬¢</w:t>
+      </w:r>
+    </w:p>
+    <w:p>
+      <w:r>
+        <w:rPr>
+          <w:rFonts w:ascii="Consolas" w:hAnsi="Consolas" w:eastAsia="Consolas"/>
+          <w:sz w:val="18"/>
+        </w:rPr>
+        <w:t>Error parsing URL: http://AìfÙêìÝÕ2£»¸ü9nªÉ®'A½`ymî¹èDéIû-ÄXå¦²Â%js²ÍD^+^Á*^ÜD-À%³;Óßñg\8+±Wnn@¾IßBëC[³3S7M(úJzª6¥HmÒ)fæ(þi¡d ùp</w:t>
       </w:r>
     </w:p>
     <w:p>
@@ -1400,26 +1483,16 @@
           <w:rFonts w:ascii="Consolas" w:hAnsi="Consolas" w:eastAsia="Consolas"/>
           <w:sz w:val="18"/>
         </w:rPr>
-        <w:t>Error parsing URL: http://µÔA¨!ÝÛ=]º£¦Pôwr72-ÕY5Äòè7¬-³]×)&amp;¡e¸¢À6RD­NvY¨Ð«Ñ3Â¸%Qñ+ÛÈ-¸$¶gz{þ</w:t>
-      </w:r>
-    </w:p>
-    <w:p>
-      <w:r>
-        <w:rPr>
-          <w:rFonts w:ascii="Consolas" w:hAnsi="Consolas" w:eastAsia="Consolas"/>
-          <w:sz w:val="18"/>
-        </w:rPr>
-        <w:t>Error parsing URL: http://¨RÊÃûaCóÞit×ßÂe-DÖØ+9YèÌçÏ¯·"0£ÙÕ.0ößF«7¹NRÙ{ccÉÄãéçx[Ä6a5Ñ³LÖíÜÉÀ£Òma¥yRX*0ÅÝ7×ÊÁÌo«Õs¶0kdèÑ&amp;Ä"Ï¨mZ'àDM×ñXÚÒK"päî±h¬cAÊeK@4r"^'ÓFþ1*ËË PÞô;õ$úàÑ@þ=êWÑ"Ãhñ®ç^«Ýó^çRúUJ.&lt;6CyÜFØrÿV2ôæýZãiiIb;¨Ëµu^ÍVy)­è»âýº+SÖáÃì?å6åÔ/</w:t>
-      </w:r>
-    </w:p>
-    <w:p>
-      <w:r>
-        <w:rPr>
-          <w:rFonts w:ascii="Consolas" w:hAnsi="Consolas" w:eastAsia="Consolas"/>
-          <w:sz w:val="18"/>
-        </w:rPr>
-        <w:t>Error parsing URL: http://HÖË]t¹[ÈöýE</w:t>
+        <w:t>Error parsing URL: http://¯=ÓÛ±i-Ð]</w:t>
+      </w:r>
+    </w:p>
+    <w:p>
+      <w:r>
+        <w:rPr>
+          <w:rFonts w:ascii="Consolas" w:hAnsi="Consolas" w:eastAsia="Consolas"/>
+          <w:sz w:val="18"/>
+        </w:rPr>
+        <w:t>Error parsing URL: http://ladiesfirst-privileges[.]com/656465/d5678h9.exe</w:t>
       </w:r>
     </w:p>
     <w:p>
@@ -1431,6 +1504,34 @@
         <w:t>Error parsing URL: http://1]Î¼0#W»æ½Î4&gt;¥õª(\xl3(ò5?¹(°åþ¬eéÍûµÆÒÒ-&amp;Äv&amp;-Q/9jê½2­ òS;[ÑwÅûtW?(§3¬&lt;/Â!*Ø~?ÊmË¨^XV¹µÂ¦3¨|[÷4fÈë&lt;</w:t>
         <w:tab/>
         <w:t>ô·»n³HéÜúÂÒá/Wîà.K3q4:å)¿®IK.°x±&amp;R6¹àÄ#|9³¢Üùñ~3</w:t>
+      </w:r>
+    </w:p>
+    <w:p>
+      <w:r>
+        <w:rPr>
+          <w:rFonts w:ascii="Consolas" w:hAnsi="Consolas" w:eastAsia="Consolas"/>
+          <w:sz w:val="18"/>
+        </w:rPr>
+        <w:t>Error parsing URL: http://9Ý&amp;ÖW%9¢£]Ó}|¨&lt;ÀPVú½W;hÓ¹Nh1ÌA</w:t>
+      </w:r>
+    </w:p>
+    <w:p>
+      <w:r>
+        <w:rPr>
+          <w:rFonts w:ascii="Consolas" w:hAnsi="Consolas" w:eastAsia="Consolas"/>
+          <w:sz w:val="18"/>
+        </w:rPr>
+        <w:t>Error parsing URL: http://RybjUxÙãl5»7ÆE%ÝÔk+h|U+ýk©ìÉ½Æq]âF·õÁ¢w)ëA·ç°{t*m!¦2</w:t>
+      </w:r>
+    </w:p>
+    <w:p>
+      <w:r>
+        <w:rPr>
+          <w:rFonts w:ascii="Consolas" w:hAnsi="Consolas" w:eastAsia="Consolas"/>
+          <w:sz w:val="18"/>
+        </w:rPr>
+        <w:t>Error parsing URL: http://Ó6¸RTÃu~æÙg0&gt;÷mÖiÓ=;XZ\%êýÜÉfn&amp;\°%7õÉ"ieÖ1ÄÁêFÐò&lt;$cï6t[0ò2"/Æa^2âpù/ýãÇ$E¬R«È²ú[Ì¶p¥qÒ°i°^ò[»³»]±9êdÓS¿Ë]ùþ5j¿·ªocÂplà7ÊÏJ§¢#3ðDCDõ²çÇGÝ.Vò=¿QB§Ä'`Êá+ZÉê ÔîÆm®ÍÝQÓ(z;¹Áê¬âytÖÙ®ëNP²ÜEQ</w:t>
       </w:r>
     </w:p>
     <w:p>
@@ -1453,27 +1554,6 @@
           <w:rFonts w:ascii="Consolas" w:hAnsi="Consolas" w:eastAsia="Consolas"/>
           <w:sz w:val="18"/>
         </w:rPr>
-        <w:t>Error parsing URL: http://k¥¤ZM$:)ìLZ£.^rÕÕ{6eZAä¦v·¢ïöè®~QNgXx_BT°üÛP¼°­9sk-%L0gPø·îh ÍÖxéovÝf-3Ó¹õ-¥Â^¯ÝÀ\fâhuËS\&amp;]`ñcL¤m!sÁF&gt;øsgE¹)ó)â(2üfã).!÷ÿÞ&lt;rDZÅ*¼/ e¼ËhúW+ï%»»;µÛ¦M5;ù\¸¥ßãV«û°z¦ö9Ì'Î| ¼ôªz"8#1¿D4A /[.|qt}Òåo#Ûõ*|Bv®U¬¢</w:t>
-      </w:r>
-    </w:p>
-    <w:p>
-      <w:r>
-        <w:rPr>
-          <w:rFonts w:ascii="Consolas" w:hAnsi="Consolas" w:eastAsia="Consolas"/>
-          <w:sz w:val="18"/>
-        </w:rPr>
-        <w:t>Error parsing URL: http://AìfÙêìÝÕ2£»¸ü9nªÉ®'A½`ymî¹èDéIû-ÄXå¦²Â%js²ÍD^-^Á*^ÜD-À%³;Óßñg\8+±Wnn@¾IßBëC[³3S7M(úJzª6¥HmÒ)fæ(þi¡d ùp</w:t>
-      </w:r>
-    </w:p>
-    <w:p>
-      <w:r>
-        <w:rPr>
-          <w:rFonts w:ascii="Consolas" w:hAnsi="Consolas" w:eastAsia="Consolas"/>
-          <w:sz w:val="18"/>
-        </w:rPr>
         <w:t>Error parsing URL: http://½&lt;+U½¹1[1"Kfw§¿âÎ¸pWb®ÜÜ|¾ Ö·ff¦o6QõFõTmK&amp;0Û¤RÍÌPü.Ò&lt;'BÉ@-óàYN\¦~7J ¡*Èú=ÙU ^&gt;R~@O·</w:t>
@@ -1485,43 +1565,6 @@
           <w:rFonts w:ascii="Consolas" w:hAnsi="Consolas" w:eastAsia="Consolas"/>
           <w:sz w:val="18"/>
         </w:rPr>
-        <w:t>Error parsing URL: http://^oð]Â|¬|hõElòdy^Å~fb_jH0TRËR¯ÆÏa­ùº2)îè®£Y[@ø{ç­Ó9{ëmOfD¥Î3ÿ5··®/©×J</w:t>
-      </w:r>
-    </w:p>
-    <w:p>
-      <w:r>
-        <w:rPr>
-          <w:rFonts w:ascii="Consolas" w:hAnsi="Consolas" w:eastAsia="Consolas"/>
-          <w:sz w:val="18"/>
-        </w:rPr>
-        <w:t>Error parsing URL: http://¯=ÓÛ±i-Ð]</w:t>
-      </w:r>
-    </w:p>
-    <w:p>
-      <w:r>
-        <w:rPr>
-          <w:rFonts w:ascii="Consolas" w:hAnsi="Consolas" w:eastAsia="Consolas"/>
-          <w:sz w:val="18"/>
-        </w:rPr>
-        <w:t>Error parsing URL: http://=Rãmôj³{è!ÀM¶6&lt;N&gt;w-¼Cf£]4ÍnÝÌ</w:t>
-      </w:r>
-    </w:p>
-    <w:p>
-      <w:r>
-        <w:rPr>
-          <w:rFonts w:ascii="Consolas" w:hAnsi="Consolas" w:eastAsia="Consolas"/>
-          <w:sz w:val="18"/>
-        </w:rPr>
-        <w:t>Error parsing URL: http://9Ý&amp;ÖW%9¢£]Ó}|¨&lt;ÀPVú½W;hÓ¹Nh1ÌA</w:t>
-      </w:r>
-    </w:p>
-    <w:p>
-      <w:r>
-        <w:rPr>
-          <w:rFonts w:ascii="Consolas" w:hAnsi="Consolas" w:eastAsia="Consolas"/>
-          <w:sz w:val="18"/>
-        </w:rPr>
         <w:t>Error parsing URL: http://òóÒ©èàÆüÑ½l¹ñÅÑ÷K¼oÔP©ñ</w:t>
         <w:tab/>
         <w:t>Ø2¸aV²z5;±g«³wTtÊîFãðf@åº«&amp;¸]õå¶kºç¡¥$Ô#ì·cBÊ©ÎË5zz&amp;xWª&gt;%{rb·</w:t>
@@ -1533,7 +1576,27 @@
           <w:rFonts w:ascii="Consolas" w:hAnsi="Consolas" w:eastAsia="Consolas"/>
           <w:sz w:val="18"/>
         </w:rPr>
-        <w:t>Error parsing URL: http://ladiesfirst-privileges[.]com/656465/d5678h9.exe</w:t>
+        <w:t>Error parsing URL: http://µÔA¨!ÝÛ=]º£¦Pôwr72-ÕY5Äòè7¬-³]×)&amp;¡e¸¢À6RD­NvY¨Ð«Ñ3Â¸%Qñ+ÛÈ+¸$¶gz{þ</w:t>
+      </w:r>
+    </w:p>
+    <w:p>
+      <w:r>
+        <w:rPr>
+          <w:rFonts w:ascii="Consolas" w:hAnsi="Consolas" w:eastAsia="Consolas"/>
+          <w:sz w:val="18"/>
+        </w:rPr>
+        <w:t>Error parsing URL: http://ÆeF§÷%¶¿Õ½9¿b@Ö¸ÚZE¤ÒC¢ÄÅª2åç-]W³fU¤Jgkz.ø¿nJçåæu+øD%@ðûÇùM¹uË</w:t>
+      </w:r>
+    </w:p>
+    <w:p>
+      <w:r>
+        <w:rPr>
+          <w:rFonts w:ascii="Consolas" w:hAnsi="Consolas" w:eastAsia="Consolas"/>
+          <w:sz w:val="18"/>
+        </w:rPr>
+        <w:t>Error parsing URL: http://HÖË]t¹[ÈöýE</w:t>
       </w:r>
     </w:p>
     <w:p>
@@ -1551,16 +1614,16 @@
           <w:rFonts w:ascii="Consolas" w:hAnsi="Consolas" w:eastAsia="Consolas"/>
           <w:sz w:val="18"/>
         </w:rPr>
-        <w:t>False    820324</w:t>
-      </w:r>
-    </w:p>
-    <w:p>
-      <w:r>
-        <w:rPr>
-          <w:rFonts w:ascii="Consolas" w:hAnsi="Consolas" w:eastAsia="Consolas"/>
-          <w:sz w:val="18"/>
-        </w:rPr>
-        <w:t>True       1668</w:t>
+        <w:t>False    645096</w:t>
+      </w:r>
+    </w:p>
+    <w:p>
+      <w:r>
+        <w:rPr>
+          <w:rFonts w:ascii="Consolas" w:hAnsi="Consolas" w:eastAsia="Consolas"/>
+          <w:sz w:val="18"/>
+        </w:rPr>
+        <w:t>True       1321</w:t>
       </w:r>
     </w:p>
     <w:p>
@@ -1578,88 +1641,88 @@
           <w:rFonts w:ascii="Consolas" w:hAnsi="Consolas" w:eastAsia="Consolas"/>
           <w:sz w:val="18"/>
         </w:rPr>
-        <w:t>92      103.114.104.87</w:t>
-      </w:r>
-    </w:p>
-    <w:p>
-      <w:r>
-        <w:rPr>
-          <w:rFonts w:ascii="Consolas" w:hAnsi="Consolas" w:eastAsia="Consolas"/>
-          <w:sz w:val="18"/>
-        </w:rPr>
-        <w:t>93       103.119.0.224</w:t>
-      </w:r>
-    </w:p>
-    <w:p>
-      <w:r>
-        <w:rPr>
-          <w:rFonts w:ascii="Consolas" w:hAnsi="Consolas" w:eastAsia="Consolas"/>
-          <w:sz w:val="18"/>
-        </w:rPr>
-        <w:t>94      103.119.30.176</w:t>
-      </w:r>
-    </w:p>
-    <w:p>
-      <w:r>
-        <w:rPr>
-          <w:rFonts w:ascii="Consolas" w:hAnsi="Consolas" w:eastAsia="Consolas"/>
-          <w:sz w:val="18"/>
-        </w:rPr>
-        <w:t>95      103.195.100.74</w:t>
-      </w:r>
-    </w:p>
-    <w:p>
-      <w:r>
-        <w:rPr>
-          <w:rFonts w:ascii="Consolas" w:hAnsi="Consolas" w:eastAsia="Consolas"/>
-          <w:sz w:val="18"/>
-        </w:rPr>
-        <w:t>96       103.195.7.246</w:t>
-      </w:r>
-    </w:p>
-    <w:p>
-      <w:r>
-        <w:rPr>
-          <w:rFonts w:ascii="Consolas" w:hAnsi="Consolas" w:eastAsia="Consolas"/>
-          <w:sz w:val="18"/>
-        </w:rPr>
-        <w:t>97        103.195.7.57</w:t>
-      </w:r>
-    </w:p>
-    <w:p>
-      <w:r>
-        <w:rPr>
-          <w:rFonts w:ascii="Consolas" w:hAnsi="Consolas" w:eastAsia="Consolas"/>
-          <w:sz w:val="18"/>
-        </w:rPr>
-        <w:t>98     103.210.236.134</w:t>
-      </w:r>
-    </w:p>
-    <w:p>
-      <w:r>
-        <w:rPr>
-          <w:rFonts w:ascii="Consolas" w:hAnsi="Consolas" w:eastAsia="Consolas"/>
-          <w:sz w:val="18"/>
-        </w:rPr>
-        <w:t>99       103.21.182.11</w:t>
-      </w:r>
-    </w:p>
-    <w:p>
-      <w:r>
-        <w:rPr>
-          <w:rFonts w:ascii="Consolas" w:hAnsi="Consolas" w:eastAsia="Consolas"/>
-          <w:sz w:val="18"/>
-        </w:rPr>
-        <w:t>100      103.21.182.17</w:t>
-      </w:r>
-    </w:p>
-    <w:p>
-      <w:r>
-        <w:rPr>
-          <w:rFonts w:ascii="Consolas" w:hAnsi="Consolas" w:eastAsia="Consolas"/>
-          <w:sz w:val="18"/>
-        </w:rPr>
-        <w:t>101    103.213.249.217</w:t>
+        <w:t>1347      35.227.44.86</w:t>
+      </w:r>
+    </w:p>
+    <w:p>
+      <w:r>
+        <w:rPr>
+          <w:rFonts w:ascii="Consolas" w:hAnsi="Consolas" w:eastAsia="Consolas"/>
+          <w:sz w:val="18"/>
+        </w:rPr>
+        <w:t>1456    209.200.95.230</w:t>
+      </w:r>
+    </w:p>
+    <w:p>
+      <w:r>
+        <w:rPr>
+          <w:rFonts w:ascii="Consolas" w:hAnsi="Consolas" w:eastAsia="Consolas"/>
+          <w:sz w:val="18"/>
+        </w:rPr>
+        <w:t>1606     43.249.37.173</w:t>
+      </w:r>
+    </w:p>
+    <w:p>
+      <w:r>
+        <w:rPr>
+          <w:rFonts w:ascii="Consolas" w:hAnsi="Consolas" w:eastAsia="Consolas"/>
+          <w:sz w:val="18"/>
+        </w:rPr>
+        <w:t>1948     103.21.182.11</w:t>
+      </w:r>
+    </w:p>
+    <w:p>
+      <w:r>
+        <w:rPr>
+          <w:rFonts w:ascii="Consolas" w:hAnsi="Consolas" w:eastAsia="Consolas"/>
+          <w:sz w:val="18"/>
+        </w:rPr>
+        <w:t>4251    138.68.100.226</w:t>
+      </w:r>
+    </w:p>
+    <w:p>
+      <w:r>
+        <w:rPr>
+          <w:rFonts w:ascii="Consolas" w:hAnsi="Consolas" w:eastAsia="Consolas"/>
+          <w:sz w:val="18"/>
+        </w:rPr>
+        <w:t>5565     34.233.36.103</w:t>
+      </w:r>
+    </w:p>
+    <w:p>
+      <w:r>
+        <w:rPr>
+          <w:rFonts w:ascii="Consolas" w:hAnsi="Consolas" w:eastAsia="Consolas"/>
+          <w:sz w:val="18"/>
+        </w:rPr>
+        <w:t>5940     187.58.58.195</w:t>
+      </w:r>
+    </w:p>
+    <w:p>
+      <w:r>
+        <w:rPr>
+          <w:rFonts w:ascii="Consolas" w:hAnsi="Consolas" w:eastAsia="Consolas"/>
+          <w:sz w:val="18"/>
+        </w:rPr>
+        <w:t>6752      37.44.215.12</w:t>
+      </w:r>
+    </w:p>
+    <w:p>
+      <w:r>
+        <w:rPr>
+          <w:rFonts w:ascii="Consolas" w:hAnsi="Consolas" w:eastAsia="Consolas"/>
+          <w:sz w:val="18"/>
+        </w:rPr>
+        <w:t>7160    159.89.169.161</w:t>
+      </w:r>
+    </w:p>
+    <w:p>
+      <w:r>
+        <w:rPr>
+          <w:rFonts w:ascii="Consolas" w:hAnsi="Consolas" w:eastAsia="Consolas"/>
+          <w:sz w:val="18"/>
+        </w:rPr>
+        <w:t>8611     139.59.105.23</w:t>
       </w:r>
     </w:p>
     <w:p>
@@ -1706,88 +1769,88 @@
           <w:rFonts w:ascii="Consolas" w:hAnsi="Consolas" w:eastAsia="Consolas"/>
           <w:sz w:val="18"/>
         </w:rPr>
-        <w:t xml:space="preserve">0                         https://khdvc.ku3fvwwpp.cn        False    https   </w:t>
-      </w:r>
-    </w:p>
-    <w:p>
-      <w:r>
-        <w:rPr>
-          <w:rFonts w:ascii="Consolas" w:hAnsi="Consolas" w:eastAsia="Consolas"/>
-          <w:sz w:val="18"/>
-        </w:rPr>
-        <w:t xml:space="preserve">3  service.confirms.paypal.cmd.cgi-bins.2466sd4f3...        False     http   </w:t>
-      </w:r>
-    </w:p>
-    <w:p>
-      <w:r>
-        <w:rPr>
-          <w:rFonts w:ascii="Consolas" w:hAnsi="Consolas" w:eastAsia="Consolas"/>
-          <w:sz w:val="18"/>
-        </w:rPr>
-        <w:t xml:space="preserve">4    https://plain-forest-6e21.tbo6tn5q.workers.dev/        False    https   </w:t>
-      </w:r>
-    </w:p>
-    <w:p>
-      <w:r>
-        <w:rPr>
-          <w:rFonts w:ascii="Consolas" w:hAnsi="Consolas" w:eastAsia="Consolas"/>
-          <w:sz w:val="18"/>
-        </w:rPr>
-        <w:t xml:space="preserve">5                        https://cxvczx.yo14lx97z.cn        False    https   </w:t>
-      </w:r>
-    </w:p>
-    <w:p>
-      <w:r>
-        <w:rPr>
-          <w:rFonts w:ascii="Consolas" w:hAnsi="Consolas" w:eastAsia="Consolas"/>
-          <w:sz w:val="18"/>
-        </w:rPr>
-        <w:t xml:space="preserve">1                   genforum.genealogy.com/bourcier/         True     http   </w:t>
-      </w:r>
-    </w:p>
-    <w:p>
-      <w:r>
-        <w:rPr>
-          <w:rFonts w:ascii="Consolas" w:hAnsi="Consolas" w:eastAsia="Consolas"/>
-          <w:sz w:val="18"/>
-        </w:rPr>
-        <w:t xml:space="preserve">2                   https://www.careercup.com/salary         True    https   </w:t>
-      </w:r>
-    </w:p>
-    <w:p>
-      <w:r>
-        <w:rPr>
-          <w:rFonts w:ascii="Consolas" w:hAnsi="Consolas" w:eastAsia="Consolas"/>
-          <w:sz w:val="18"/>
-        </w:rPr>
-        <w:t xml:space="preserve">6  haro-online.com/movies/kid_stays_in_the_pictur...         True     http   </w:t>
-      </w:r>
-    </w:p>
-    <w:p>
-      <w:r>
-        <w:rPr>
-          <w:rFonts w:ascii="Consolas" w:hAnsi="Consolas" w:eastAsia="Consolas"/>
-          <w:sz w:val="18"/>
-        </w:rPr>
-        <w:t xml:space="preserve">7                        census-info.us/show/DAIGLE/         True     http   </w:t>
-      </w:r>
-    </w:p>
-    <w:p>
-      <w:r>
-        <w:rPr>
-          <w:rFonts w:ascii="Consolas" w:hAnsi="Consolas" w:eastAsia="Consolas"/>
-          <w:sz w:val="18"/>
-        </w:rPr>
-        <w:t xml:space="preserve">8                                 augustevening.com/         True     http   </w:t>
-      </w:r>
-    </w:p>
-    <w:p>
-      <w:r>
-        <w:rPr>
-          <w:rFonts w:ascii="Consolas" w:hAnsi="Consolas" w:eastAsia="Consolas"/>
-          <w:sz w:val="18"/>
-        </w:rPr>
-        <w:t xml:space="preserve">9  thefreelibrary.com/KINGS+NOTEBOOK%3b+GOOD+NEWS...         True     http   </w:t>
+        <w:t xml:space="preserve">0           www.whatsnextonline.com/wno/current.html        False     http   </w:t>
+      </w:r>
+    </w:p>
+    <w:p>
+      <w:r>
+        <w:rPr>
+          <w:rFonts w:ascii="Consolas" w:hAnsi="Consolas" w:eastAsia="Consolas"/>
+          <w:sz w:val="18"/>
+        </w:rPr>
+        <w:t xml:space="preserve">6                                montreal.ad/cartier        False     http   </w:t>
+      </w:r>
+    </w:p>
+    <w:p>
+      <w:r>
+        <w:rPr>
+          <w:rFonts w:ascii="Consolas" w:hAnsi="Consolas" w:eastAsia="Consolas"/>
+          <w:sz w:val="18"/>
+        </w:rPr>
+        <w:t xml:space="preserve">9                            rossiterrelocation.com/        False     http   </w:t>
+      </w:r>
+    </w:p>
+    <w:p>
+      <w:r>
+        <w:rPr>
+          <w:rFonts w:ascii="Consolas" w:hAnsi="Consolas" w:eastAsia="Consolas"/>
+          <w:sz w:val="18"/>
+        </w:rPr>
+        <w:t xml:space="preserve">1                        154.16.3.202/bins/mirai.x86         True     http   </w:t>
+      </w:r>
+    </w:p>
+    <w:p>
+      <w:r>
+        <w:rPr>
+          <w:rFonts w:ascii="Consolas" w:hAnsi="Consolas" w:eastAsia="Consolas"/>
+          <w:sz w:val="18"/>
+        </w:rPr>
+        <w:t xml:space="preserve">2      victorcasino.com/8g74crec?mzRrtvJKj=qOCzPJHea         True     http   </w:t>
+      </w:r>
+    </w:p>
+    <w:p>
+      <w:r>
+        <w:rPr>
+          <w:rFonts w:ascii="Consolas" w:hAnsi="Consolas" w:eastAsia="Consolas"/>
+          <w:sz w:val="18"/>
+        </w:rPr>
+        <w:t xml:space="preserve">3  http://kathycannon.net/wp-content/themes/onlin...         True     http   </w:t>
+      </w:r>
+    </w:p>
+    <w:p>
+      <w:r>
+        <w:rPr>
+          <w:rFonts w:ascii="Consolas" w:hAnsi="Consolas" w:eastAsia="Consolas"/>
+          <w:sz w:val="18"/>
+        </w:rPr>
+        <w:t xml:space="preserve">4                        https://k31gfa.webwave.dev/         True    https   </w:t>
+      </w:r>
+    </w:p>
+    <w:p>
+      <w:r>
+        <w:rPr>
+          <w:rFonts w:ascii="Consolas" w:hAnsi="Consolas" w:eastAsia="Consolas"/>
+          <w:sz w:val="18"/>
+        </w:rPr>
+        <w:t xml:space="preserve">5                                         mhgroup.cl         True     http   </w:t>
+      </w:r>
+    </w:p>
+    <w:p>
+      <w:r>
+        <w:rPr>
+          <w:rFonts w:ascii="Consolas" w:hAnsi="Consolas" w:eastAsia="Consolas"/>
+          <w:sz w:val="18"/>
+        </w:rPr>
+        <w:t xml:space="preserve">7                  pastehtml.com/view/begsql915.html         True     http   </w:t>
+      </w:r>
+    </w:p>
+    <w:p>
+      <w:r>
+        <w:rPr>
+          <w:rFonts w:ascii="Consolas" w:hAnsi="Consolas" w:eastAsia="Consolas"/>
+          <w:sz w:val="18"/>
+        </w:rPr>
+        <w:t xml:space="preserve">8                      http://aalxoqxzmp.duckdns.org         True     http   </w:t>
       </w:r>
     </w:p>
     <w:p>
@@ -1805,97 +1868,97 @@
           <w:rFonts w:ascii="Consolas" w:hAnsi="Consolas" w:eastAsia="Consolas"/>
           <w:sz w:val="18"/>
         </w:rPr>
-        <w:t xml:space="preserve">                                              domain  \</w:t>
-      </w:r>
-    </w:p>
-    <w:p>
-      <w:r>
-        <w:rPr>
-          <w:rFonts w:ascii="Consolas" w:hAnsi="Consolas" w:eastAsia="Consolas"/>
-          <w:sz w:val="18"/>
-        </w:rPr>
-        <w:t xml:space="preserve">0                                 khdvc.ku3fvwwpp.cn   </w:t>
-      </w:r>
-    </w:p>
-    <w:p>
-      <w:r>
-        <w:rPr>
-          <w:rFonts w:ascii="Consolas" w:hAnsi="Consolas" w:eastAsia="Consolas"/>
-          <w:sz w:val="18"/>
-        </w:rPr>
-        <w:t xml:space="preserve">3  service.confirms.paypal.cmd.cgi-bins.2466sd4f3...   </w:t>
-      </w:r>
-    </w:p>
-    <w:p>
-      <w:r>
-        <w:rPr>
-          <w:rFonts w:ascii="Consolas" w:hAnsi="Consolas" w:eastAsia="Consolas"/>
-          <w:sz w:val="18"/>
-        </w:rPr>
-        <w:t xml:space="preserve">4             plain-forest-6e21.tbo6tn5q.workers.dev   </w:t>
-      </w:r>
-    </w:p>
-    <w:p>
-      <w:r>
-        <w:rPr>
-          <w:rFonts w:ascii="Consolas" w:hAnsi="Consolas" w:eastAsia="Consolas"/>
-          <w:sz w:val="18"/>
-        </w:rPr>
-        <w:t xml:space="preserve">5                                cxvczx.yo14lx97z.cn   </w:t>
-      </w:r>
-    </w:p>
-    <w:p>
-      <w:r>
-        <w:rPr>
-          <w:rFonts w:ascii="Consolas" w:hAnsi="Consolas" w:eastAsia="Consolas"/>
-          <w:sz w:val="18"/>
-        </w:rPr>
-        <w:t xml:space="preserve">1                             genforum.genealogy.com   </w:t>
-      </w:r>
-    </w:p>
-    <w:p>
-      <w:r>
-        <w:rPr>
-          <w:rFonts w:ascii="Consolas" w:hAnsi="Consolas" w:eastAsia="Consolas"/>
-          <w:sz w:val="18"/>
-        </w:rPr>
-        <w:t xml:space="preserve">2                                  www.careercup.com   </w:t>
-      </w:r>
-    </w:p>
-    <w:p>
-      <w:r>
-        <w:rPr>
-          <w:rFonts w:ascii="Consolas" w:hAnsi="Consolas" w:eastAsia="Consolas"/>
-          <w:sz w:val="18"/>
-        </w:rPr>
-        <w:t xml:space="preserve">6                                    haro-online.com   </w:t>
-      </w:r>
-    </w:p>
-    <w:p>
-      <w:r>
-        <w:rPr>
-          <w:rFonts w:ascii="Consolas" w:hAnsi="Consolas" w:eastAsia="Consolas"/>
-          <w:sz w:val="18"/>
-        </w:rPr>
-        <w:t xml:space="preserve">7                                     census-info.us   </w:t>
-      </w:r>
-    </w:p>
-    <w:p>
-      <w:r>
-        <w:rPr>
-          <w:rFonts w:ascii="Consolas" w:hAnsi="Consolas" w:eastAsia="Consolas"/>
-          <w:sz w:val="18"/>
-        </w:rPr>
-        <w:t xml:space="preserve">8                                  augustevening.com   </w:t>
-      </w:r>
-    </w:p>
-    <w:p>
-      <w:r>
-        <w:rPr>
-          <w:rFonts w:ascii="Consolas" w:hAnsi="Consolas" w:eastAsia="Consolas"/>
-          <w:sz w:val="18"/>
-        </w:rPr>
-        <w:t xml:space="preserve">9                                 thefreelibrary.com   </w:t>
+        <w:t xml:space="preserve">                    domain              subdomains  \</w:t>
+      </w:r>
+    </w:p>
+    <w:p>
+      <w:r>
+        <w:rPr>
+          <w:rFonts w:ascii="Consolas" w:hAnsi="Consolas" w:eastAsia="Consolas"/>
+          <w:sz w:val="18"/>
+        </w:rPr>
+        <w:t xml:space="preserve">0  www.whatsnextonline.com  [www, whatsnextonline]   </w:t>
+      </w:r>
+    </w:p>
+    <w:p>
+      <w:r>
+        <w:rPr>
+          <w:rFonts w:ascii="Consolas" w:hAnsi="Consolas" w:eastAsia="Consolas"/>
+          <w:sz w:val="18"/>
+        </w:rPr>
+        <w:t xml:space="preserve">6              montreal.ad              [montreal]   </w:t>
+      </w:r>
+    </w:p>
+    <w:p>
+      <w:r>
+        <w:rPr>
+          <w:rFonts w:ascii="Consolas" w:hAnsi="Consolas" w:eastAsia="Consolas"/>
+          <w:sz w:val="18"/>
+        </w:rPr>
+        <w:t xml:space="preserve">9   rossiterrelocation.com    [rossiterrelocation]   </w:t>
+      </w:r>
+    </w:p>
+    <w:p>
+      <w:r>
+        <w:rPr>
+          <w:rFonts w:ascii="Consolas" w:hAnsi="Consolas" w:eastAsia="Consolas"/>
+          <w:sz w:val="18"/>
+        </w:rPr>
+        <w:t xml:space="preserve">1             154.16.3.202            [154, 16, 3]   </w:t>
+      </w:r>
+    </w:p>
+    <w:p>
+      <w:r>
+        <w:rPr>
+          <w:rFonts w:ascii="Consolas" w:hAnsi="Consolas" w:eastAsia="Consolas"/>
+          <w:sz w:val="18"/>
+        </w:rPr>
+        <w:t xml:space="preserve">2         victorcasino.com          [victorcasino]   </w:t>
+      </w:r>
+    </w:p>
+    <w:p>
+      <w:r>
+        <w:rPr>
+          <w:rFonts w:ascii="Consolas" w:hAnsi="Consolas" w:eastAsia="Consolas"/>
+          <w:sz w:val="18"/>
+        </w:rPr>
+        <w:t xml:space="preserve">3          kathycannon.net           [kathycannon]   </w:t>
+      </w:r>
+    </w:p>
+    <w:p>
+      <w:r>
+        <w:rPr>
+          <w:rFonts w:ascii="Consolas" w:hAnsi="Consolas" w:eastAsia="Consolas"/>
+          <w:sz w:val="18"/>
+        </w:rPr>
+        <w:t xml:space="preserve">4       k31gfa.webwave.dev       [k31gfa, webwave]   </w:t>
+      </w:r>
+    </w:p>
+    <w:p>
+      <w:r>
+        <w:rPr>
+          <w:rFonts w:ascii="Consolas" w:hAnsi="Consolas" w:eastAsia="Consolas"/>
+          <w:sz w:val="18"/>
+        </w:rPr>
+        <w:t xml:space="preserve">5               mhgroup.cl               [mhgroup]   </w:t>
+      </w:r>
+    </w:p>
+    <w:p>
+      <w:r>
+        <w:rPr>
+          <w:rFonts w:ascii="Consolas" w:hAnsi="Consolas" w:eastAsia="Consolas"/>
+          <w:sz w:val="18"/>
+        </w:rPr>
+        <w:t xml:space="preserve">7            pastehtml.com             [pastehtml]   </w:t>
+      </w:r>
+    </w:p>
+    <w:p>
+      <w:r>
+        <w:rPr>
+          <w:rFonts w:ascii="Consolas" w:hAnsi="Consolas" w:eastAsia="Consolas"/>
+          <w:sz w:val="18"/>
+        </w:rPr>
+        <w:t xml:space="preserve">8   aalxoqxzmp.duckdns.org   [aalxoqxzmp, duckdns]   </w:t>
       </w:r>
     </w:p>
     <w:p>
@@ -1913,205 +1976,97 @@
           <w:rFonts w:ascii="Consolas" w:hAnsi="Consolas" w:eastAsia="Consolas"/>
           <w:sz w:val="18"/>
         </w:rPr>
-        <w:t xml:space="preserve">                                          subdomains  \</w:t>
-      </w:r>
-    </w:p>
-    <w:p>
-      <w:r>
-        <w:rPr>
-          <w:rFonts w:ascii="Consolas" w:hAnsi="Consolas" w:eastAsia="Consolas"/>
-          <w:sz w:val="18"/>
-        </w:rPr>
-        <w:t xml:space="preserve">0                                 [khdvc, ku3fvwwpp]   </w:t>
-      </w:r>
-    </w:p>
-    <w:p>
-      <w:r>
-        <w:rPr>
-          <w:rFonts w:ascii="Consolas" w:hAnsi="Consolas" w:eastAsia="Consolas"/>
-          <w:sz w:val="18"/>
-        </w:rPr>
-        <w:t xml:space="preserve">3  [service, confirms, paypal, cmd, cgi-bins, 246...   </w:t>
-      </w:r>
-    </w:p>
-    <w:p>
-      <w:r>
-        <w:rPr>
-          <w:rFonts w:ascii="Consolas" w:hAnsi="Consolas" w:eastAsia="Consolas"/>
-          <w:sz w:val="18"/>
-        </w:rPr>
-        <w:t xml:space="preserve">4             [plain-forest-6e21, tbo6tn5q, workers]   </w:t>
-      </w:r>
-    </w:p>
-    <w:p>
-      <w:r>
-        <w:rPr>
-          <w:rFonts w:ascii="Consolas" w:hAnsi="Consolas" w:eastAsia="Consolas"/>
-          <w:sz w:val="18"/>
-        </w:rPr>
-        <w:t xml:space="preserve">5                                [cxvczx, yo14lx97z]   </w:t>
-      </w:r>
-    </w:p>
-    <w:p>
-      <w:r>
-        <w:rPr>
-          <w:rFonts w:ascii="Consolas" w:hAnsi="Consolas" w:eastAsia="Consolas"/>
-          <w:sz w:val="18"/>
-        </w:rPr>
-        <w:t xml:space="preserve">1                              [genforum, genealogy]   </w:t>
-      </w:r>
-    </w:p>
-    <w:p>
-      <w:r>
-        <w:rPr>
-          <w:rFonts w:ascii="Consolas" w:hAnsi="Consolas" w:eastAsia="Consolas"/>
-          <w:sz w:val="18"/>
-        </w:rPr>
-        <w:t xml:space="preserve">2                                   [www, careercup]   </w:t>
-      </w:r>
-    </w:p>
-    <w:p>
-      <w:r>
-        <w:rPr>
-          <w:rFonts w:ascii="Consolas" w:hAnsi="Consolas" w:eastAsia="Consolas"/>
-          <w:sz w:val="18"/>
-        </w:rPr>
-        <w:t xml:space="preserve">6                                      [haro-online]   </w:t>
-      </w:r>
-    </w:p>
-    <w:p>
-      <w:r>
-        <w:rPr>
-          <w:rFonts w:ascii="Consolas" w:hAnsi="Consolas" w:eastAsia="Consolas"/>
-          <w:sz w:val="18"/>
-        </w:rPr>
-        <w:t xml:space="preserve">7                                      [census-info]   </w:t>
-      </w:r>
-    </w:p>
-    <w:p>
-      <w:r>
-        <w:rPr>
-          <w:rFonts w:ascii="Consolas" w:hAnsi="Consolas" w:eastAsia="Consolas"/>
-          <w:sz w:val="18"/>
-        </w:rPr>
-        <w:t xml:space="preserve">8                                    [augustevening]   </w:t>
-      </w:r>
-    </w:p>
-    <w:p>
-      <w:r>
-        <w:rPr>
-          <w:rFonts w:ascii="Consolas" w:hAnsi="Consolas" w:eastAsia="Consolas"/>
-          <w:sz w:val="18"/>
-        </w:rPr>
-        <w:t xml:space="preserve">9                                   [thefreelibrary]   </w:t>
-      </w:r>
-    </w:p>
-    <w:p>
-      <w:r>
-        <w:rPr>
-          <w:rFonts w:ascii="Consolas" w:hAnsi="Consolas" w:eastAsia="Consolas"/>
-          <w:sz w:val="18"/>
-        </w:rPr>
-        <w:t xml:space="preserve"> </w:t>
-      </w:r>
-    </w:p>
-    <w:p>
-      <w:r>
-        <w:rPr>
-          <w:rFonts w:ascii="Consolas" w:hAnsi="Consolas" w:eastAsia="Consolas"/>
-          <w:sz w:val="18"/>
-        </w:rPr>
-        <w:t xml:space="preserve">                                                path  tld  is_ip  </w:t>
-      </w:r>
-    </w:p>
-    <w:p>
-      <w:r>
-        <w:rPr>
-          <w:rFonts w:ascii="Consolas" w:hAnsi="Consolas" w:eastAsia="Consolas"/>
-          <w:sz w:val="18"/>
-        </w:rPr>
-        <w:t xml:space="preserve">0                                                      cn  False  </w:t>
-      </w:r>
-    </w:p>
-    <w:p>
-      <w:r>
-        <w:rPr>
-          <w:rFonts w:ascii="Consolas" w:hAnsi="Consolas" w:eastAsia="Consolas"/>
-          <w:sz w:val="18"/>
-        </w:rPr>
-        <w:t xml:space="preserve">3                                               /pp/  com  False  </w:t>
-      </w:r>
-    </w:p>
-    <w:p>
-      <w:r>
-        <w:rPr>
-          <w:rFonts w:ascii="Consolas" w:hAnsi="Consolas" w:eastAsia="Consolas"/>
-          <w:sz w:val="18"/>
-        </w:rPr>
-        <w:t xml:space="preserve">4                                                  /  dev  False  </w:t>
-      </w:r>
-    </w:p>
-    <w:p>
-      <w:r>
-        <w:rPr>
-          <w:rFonts w:ascii="Consolas" w:hAnsi="Consolas" w:eastAsia="Consolas"/>
-          <w:sz w:val="18"/>
-        </w:rPr>
-        <w:t xml:space="preserve">5                                                      cn  False  </w:t>
-      </w:r>
-    </w:p>
-    <w:p>
-      <w:r>
-        <w:rPr>
-          <w:rFonts w:ascii="Consolas" w:hAnsi="Consolas" w:eastAsia="Consolas"/>
-          <w:sz w:val="18"/>
-        </w:rPr>
-        <w:t xml:space="preserve">1                                         /bourcier/  com  False  </w:t>
-      </w:r>
-    </w:p>
-    <w:p>
-      <w:r>
-        <w:rPr>
-          <w:rFonts w:ascii="Consolas" w:hAnsi="Consolas" w:eastAsia="Consolas"/>
-          <w:sz w:val="18"/>
-        </w:rPr>
-        <w:t xml:space="preserve">2                                            /salary  com  False  </w:t>
-      </w:r>
-    </w:p>
-    <w:p>
-      <w:r>
-        <w:rPr>
-          <w:rFonts w:ascii="Consolas" w:hAnsi="Consolas" w:eastAsia="Consolas"/>
-          <w:sz w:val="18"/>
-        </w:rPr>
-        <w:t xml:space="preserve">6              /movies/kid_stays_in_the_picture.html  com  False  </w:t>
-      </w:r>
-    </w:p>
-    <w:p>
-      <w:r>
-        <w:rPr>
-          <w:rFonts w:ascii="Consolas" w:hAnsi="Consolas" w:eastAsia="Consolas"/>
-          <w:sz w:val="18"/>
-        </w:rPr>
-        <w:t xml:space="preserve">7                                      /show/DAIGLE/   us  False  </w:t>
-      </w:r>
-    </w:p>
-    <w:p>
-      <w:r>
-        <w:rPr>
-          <w:rFonts w:ascii="Consolas" w:hAnsi="Consolas" w:eastAsia="Consolas"/>
-          <w:sz w:val="18"/>
-        </w:rPr>
-        <w:t xml:space="preserve">8                                                  /  com  False  </w:t>
-      </w:r>
-    </w:p>
-    <w:p>
-      <w:r>
-        <w:rPr>
-          <w:rFonts w:ascii="Consolas" w:hAnsi="Consolas" w:eastAsia="Consolas"/>
-          <w:sz w:val="18"/>
-        </w:rPr>
-        <w:t xml:space="preserve">9  /KINGS+NOTEBOOK%3b+GOOD+NEWS%2c+ROTTEN+NEWS%3b...  com  False  </w:t>
+        <w:t xml:space="preserve">                                      path  tld  is_ip  </w:t>
+      </w:r>
+    </w:p>
+    <w:p>
+      <w:r>
+        <w:rPr>
+          <w:rFonts w:ascii="Consolas" w:hAnsi="Consolas" w:eastAsia="Consolas"/>
+          <w:sz w:val="18"/>
+        </w:rPr>
+        <w:t xml:space="preserve">0                        /wno/current.html  com  False  </w:t>
+      </w:r>
+    </w:p>
+    <w:p>
+      <w:r>
+        <w:rPr>
+          <w:rFonts w:ascii="Consolas" w:hAnsi="Consolas" w:eastAsia="Consolas"/>
+          <w:sz w:val="18"/>
+        </w:rPr>
+        <w:t xml:space="preserve">6                                 /cartier   ad  False  </w:t>
+      </w:r>
+    </w:p>
+    <w:p>
+      <w:r>
+        <w:rPr>
+          <w:rFonts w:ascii="Consolas" w:hAnsi="Consolas" w:eastAsia="Consolas"/>
+          <w:sz w:val="18"/>
+        </w:rPr>
+        <w:t xml:space="preserve">9                                        /  com  False  </w:t>
+      </w:r>
+    </w:p>
+    <w:p>
+      <w:r>
+        <w:rPr>
+          <w:rFonts w:ascii="Consolas" w:hAnsi="Consolas" w:eastAsia="Consolas"/>
+          <w:sz w:val="18"/>
+        </w:rPr>
+        <w:t xml:space="preserve">1                          /bins/mirai.x86  202  False  </w:t>
+      </w:r>
+    </w:p>
+    <w:p>
+      <w:r>
+        <w:rPr>
+          <w:rFonts w:ascii="Consolas" w:hAnsi="Consolas" w:eastAsia="Consolas"/>
+          <w:sz w:val="18"/>
+        </w:rPr>
+        <w:t xml:space="preserve">2                                /8g74crec  com  False  </w:t>
+      </w:r>
+    </w:p>
+    <w:p>
+      <w:r>
+        <w:rPr>
+          <w:rFonts w:ascii="Consolas" w:hAnsi="Consolas" w:eastAsia="Consolas"/>
+          <w:sz w:val="18"/>
+        </w:rPr>
+        <w:t xml:space="preserve">3  /wp-content/themes/online/verify/go.php  net  False  </w:t>
+      </w:r>
+    </w:p>
+    <w:p>
+      <w:r>
+        <w:rPr>
+          <w:rFonts w:ascii="Consolas" w:hAnsi="Consolas" w:eastAsia="Consolas"/>
+          <w:sz w:val="18"/>
+        </w:rPr>
+        <w:t xml:space="preserve">4                                        /  dev  False  </w:t>
+      </w:r>
+    </w:p>
+    <w:p>
+      <w:r>
+        <w:rPr>
+          <w:rFonts w:ascii="Consolas" w:hAnsi="Consolas" w:eastAsia="Consolas"/>
+          <w:sz w:val="18"/>
+        </w:rPr>
+        <w:t xml:space="preserve">5                                            cl  False  </w:t>
+      </w:r>
+    </w:p>
+    <w:p>
+      <w:r>
+        <w:rPr>
+          <w:rFonts w:ascii="Consolas" w:hAnsi="Consolas" w:eastAsia="Consolas"/>
+          <w:sz w:val="18"/>
+        </w:rPr>
+        <w:t xml:space="preserve">7                     /view/begsql915.html  com  False  </w:t>
+      </w:r>
+    </w:p>
+    <w:p>
+      <w:r>
+        <w:rPr>
+          <w:rFonts w:ascii="Consolas" w:hAnsi="Consolas" w:eastAsia="Consolas"/>
+          <w:sz w:val="18"/>
+        </w:rPr>
+        <w:t xml:space="preserve">8                                           org  False  </w:t>
       </w:r>
     </w:p>
     <w:p>
@@ -2667,20 +2622,20 @@
           <w:rFonts w:ascii="Consolas" w:hAnsi="Consolas" w:eastAsia="Consolas"/>
           <w:sz w:val="18"/>
         </w:rPr>
-        <w:t>dot_plots['domain_dot_count'] = dot_plots['domain'].str.count('.')</w:t>
-      </w:r>
-    </w:p>
-    <w:p>
-      <w:pPr>
-        <w:spacing w:before="40" w:after="40"/>
-        <w:shd w:fill="F2F2F2" w:val="clear"/>
-      </w:pPr>
-      <w:r>
-        <w:rPr>
-          <w:rFonts w:ascii="Consolas" w:hAnsi="Consolas" w:eastAsia="Consolas"/>
-          <w:sz w:val="18"/>
-        </w:rPr>
-        <w:t>create_bar_plot(dot_plots, 'domain_dot_count', '% legitimate by domain dot count', 70)</w:t>
+        <w:t>dot_plots['domain_dot_count'] = dot_plots['domain'].str.count(r'\.')</w:t>
+      </w:r>
+    </w:p>
+    <w:p>
+      <w:pPr>
+        <w:spacing w:before="40" w:after="40"/>
+        <w:shd w:fill="F2F2F2" w:val="clear"/>
+      </w:pPr>
+      <w:r>
+        <w:rPr>
+          <w:rFonts w:ascii="Consolas" w:hAnsi="Consolas" w:eastAsia="Consolas"/>
+          <w:sz w:val="18"/>
+        </w:rPr>
+        <w:t>create_bar_plot(dot_plots, 'domain_dot_count', '% legitimate by domain dot count', 9)</w:t>
       </w:r>
     </w:p>
     <w:p>
@@ -2723,7 +2678,7 @@
       <w:r>
         <w:drawing>
           <wp:inline xmlns:a="http://schemas.openxmlformats.org/drawingml/2006/main" xmlns:pic="http://schemas.openxmlformats.org/drawingml/2006/picture">
-            <wp:extent cx="5486400" cy="3119466"/>
+            <wp:extent cx="5486400" cy="3061579"/>
             <wp:docPr id="5" name="Picture 5"/>
             <wp:cNvGraphicFramePr>
               <a:graphicFrameLocks noChangeAspect="1"/>
@@ -2744,7 +2699,7 @@
                   <pic:spPr>
                     <a:xfrm>
                       <a:off x="0" y="0"/>
-                      <a:ext cx="5486400" cy="3119466"/>
+                      <a:ext cx="5486400" cy="3061579"/>
                     </a:xfrm>
                     <a:prstGeom prst="rect"/>
                   </pic:spPr>
@@ -3482,19 +3437,6 @@
           <w:rFonts w:ascii="Consolas" w:hAnsi="Consolas" w:eastAsia="Consolas"/>
           <w:sz w:val="18"/>
         </w:rPr>
-        <w:t>df = pd.read_csv(DATASET_PATH)</w:t>
-      </w:r>
-    </w:p>
-    <w:p>
-      <w:pPr>
-        <w:spacing w:before="40" w:after="40"/>
-        <w:shd w:fill="F2F2F2" w:val="clear"/>
-      </w:pPr>
-      <w:r>
-        <w:rPr>
-          <w:rFonts w:ascii="Consolas" w:hAnsi="Consolas" w:eastAsia="Consolas"/>
-          <w:sz w:val="18"/>
-        </w:rPr>
         <w:t xml:space="preserve"> </w:t>
       </w:r>
     </w:p>
@@ -3534,7 +3476,7 @@
           <w:rFonts w:ascii="Consolas" w:hAnsi="Consolas" w:eastAsia="Consolas"/>
           <w:sz w:val="18"/>
         </w:rPr>
-        <w:t>df['is_phishing'] = df['is_phishing'] == 1</w:t>
+        <w:t>df['is_phishing'] = df['is_phishing'] == 0</w:t>
       </w:r>
     </w:p>
     <w:p>
@@ -3631,88 +3573,88 @@
           <w:rFonts w:ascii="Consolas" w:hAnsi="Consolas" w:eastAsia="Consolas"/>
           <w:sz w:val="18"/>
         </w:rPr>
-        <w:t>1            https://compteclient.ml/certicode/23468        False</w:t>
-      </w:r>
-    </w:p>
-    <w:p>
-      <w:r>
-        <w:rPr>
-          <w:rFonts w:ascii="Consolas" w:hAnsi="Consolas" w:eastAsia="Consolas"/>
-          <w:sz w:val="18"/>
-        </w:rPr>
-        <w:t>2             pmdona.ru/sites/all/Yahoo1/Indezx.html        False</w:t>
-      </w:r>
-    </w:p>
-    <w:p>
-      <w:r>
-        <w:rPr>
-          <w:rFonts w:ascii="Consolas" w:hAnsi="Consolas" w:eastAsia="Consolas"/>
-          <w:sz w:val="18"/>
-        </w:rPr>
-        <w:t>7                     https://www.etc-emb.2tis.info/        False</w:t>
-      </w:r>
-    </w:p>
-    <w:p>
-      <w:r>
-        <w:rPr>
-          <w:rFonts w:ascii="Consolas" w:hAnsi="Consolas" w:eastAsia="Consolas"/>
-          <w:sz w:val="18"/>
-        </w:rPr>
-        <w:t>8                                     verif46745.com        False</w:t>
-      </w:r>
-    </w:p>
-    <w:p>
-      <w:r>
-        <w:rPr>
-          <w:rFonts w:ascii="Consolas" w:hAnsi="Consolas" w:eastAsia="Consolas"/>
-          <w:sz w:val="18"/>
-        </w:rPr>
-        <w:t>9                                 acceptdeposit.info        False</w:t>
-      </w:r>
-    </w:p>
-    <w:p>
-      <w:r>
-        <w:rPr>
-          <w:rFonts w:ascii="Consolas" w:hAnsi="Consolas" w:eastAsia="Consolas"/>
-          <w:sz w:val="18"/>
-        </w:rPr>
-        <w:t>0  http://www.goodhousekeeping.com/health-product...         True</w:t>
-      </w:r>
-    </w:p>
-    <w:p>
-      <w:r>
-        <w:rPr>
-          <w:rFonts w:ascii="Consolas" w:hAnsi="Consolas" w:eastAsia="Consolas"/>
-          <w:sz w:val="18"/>
-        </w:rPr>
-        <w:t>3  stadeuniprix.com/tennis_canada/Pub/DisplayPage...         True</w:t>
-      </w:r>
-    </w:p>
-    <w:p>
-      <w:r>
-        <w:rPr>
-          <w:rFonts w:ascii="Consolas" w:hAnsi="Consolas" w:eastAsia="Consolas"/>
-          <w:sz w:val="18"/>
-        </w:rPr>
-        <w:t>4  gigaom.com/cleantech/brightsource-energy-plans...         True</w:t>
-      </w:r>
-    </w:p>
-    <w:p>
-      <w:r>
-        <w:rPr>
-          <w:rFonts w:ascii="Consolas" w:hAnsi="Consolas" w:eastAsia="Consolas"/>
-          <w:sz w:val="18"/>
-        </w:rPr>
-        <w:t>5                               universalremote.com/         True</w:t>
-      </w:r>
-    </w:p>
-    <w:p>
-      <w:r>
-        <w:rPr>
-          <w:rFonts w:ascii="Consolas" w:hAnsi="Consolas" w:eastAsia="Consolas"/>
-          <w:sz w:val="18"/>
-        </w:rPr>
-        <w:t>6                   www.unc.edu/~zuiker/blogging101/         True</w:t>
+        <w:t>3                                 mahalo.com/fringe/        False</w:t>
+      </w:r>
+    </w:p>
+    <w:p>
+      <w:r>
+        <w:rPr>
+          <w:rFonts w:ascii="Consolas" w:hAnsi="Consolas" w:eastAsia="Consolas"/>
+          <w:sz w:val="18"/>
+        </w:rPr>
+        <w:t>8                facebook.com/canadianprincessresort        False</w:t>
+      </w:r>
+    </w:p>
+    <w:p>
+      <w:r>
+        <w:rPr>
+          <w:rFonts w:ascii="Consolas" w:hAnsi="Consolas" w:eastAsia="Consolas"/>
+          <w:sz w:val="18"/>
+        </w:rPr>
+        <w:t>9  scholar.lib.vt.edu/theses/available/etd-051799...        False</w:t>
+      </w:r>
+    </w:p>
+    <w:p>
+      <w:r>
+        <w:rPr>
+          <w:rFonts w:ascii="Consolas" w:hAnsi="Consolas" w:eastAsia="Consolas"/>
+          <w:sz w:val="18"/>
+        </w:rPr>
+        <w:t>0                           stripe-processing.aba.cx         True</w:t>
+      </w:r>
+    </w:p>
+    <w:p>
+      <w:r>
+        <w:rPr>
+          <w:rFonts w:ascii="Consolas" w:hAnsi="Consolas" w:eastAsia="Consolas"/>
+          <w:sz w:val="18"/>
+        </w:rPr>
+        <w:t>1                                     seeme.ddns.net         True</w:t>
+      </w:r>
+    </w:p>
+    <w:p>
+      <w:r>
+        <w:rPr>
+          <w:rFonts w:ascii="Consolas" w:hAnsi="Consolas" w:eastAsia="Consolas"/>
+          <w:sz w:val="18"/>
+        </w:rPr>
+        <w:t>2                        nambo.blob.core.windows.net         True</w:t>
+      </w:r>
+    </w:p>
+    <w:p>
+      <w:r>
+        <w:rPr>
+          <w:rFonts w:ascii="Consolas" w:hAnsi="Consolas" w:eastAsia="Consolas"/>
+          <w:sz w:val="18"/>
+        </w:rPr>
+        <w:t>4                              blackshots.net84.net/         True</w:t>
+      </w:r>
+    </w:p>
+    <w:p>
+      <w:r>
+        <w:rPr>
+          <w:rFonts w:ascii="Consolas" w:hAnsi="Consolas" w:eastAsia="Consolas"/>
+          <w:sz w:val="18"/>
+        </w:rPr>
+        <w:t>5                            iconigram.com/87hcnrewe         True</w:t>
+      </w:r>
+    </w:p>
+    <w:p>
+      <w:r>
+        <w:rPr>
+          <w:rFonts w:ascii="Consolas" w:hAnsi="Consolas" w:eastAsia="Consolas"/>
+          <w:sz w:val="18"/>
+        </w:rPr>
+        <w:t>6     aquatixbottle.com/nyx37ec?iCTJWjXTh=XPrgCJrEBa         True</w:t>
+      </w:r>
+    </w:p>
+    <w:p>
+      <w:r>
+        <w:rPr>
+          <w:rFonts w:ascii="Consolas" w:hAnsi="Consolas" w:eastAsia="Consolas"/>
+          <w:sz w:val="18"/>
+        </w:rPr>
+        <w:t>7                           glosalonline.com/adsry1c         True</w:t>
       </w:r>
     </w:p>
     <w:p>
@@ -4505,88 +4447,88 @@
           <w:rFonts w:ascii="Consolas" w:hAnsi="Consolas" w:eastAsia="Consolas"/>
           <w:sz w:val="18"/>
         </w:rPr>
-        <w:t xml:space="preserve">0  www.sevkon.net/js/?app=com-d3&amp;us.battle.net/lo...        False     http   </w:t>
-      </w:r>
-    </w:p>
-    <w:p>
-      <w:r>
-        <w:rPr>
-          <w:rFonts w:ascii="Consolas" w:hAnsi="Consolas" w:eastAsia="Consolas"/>
-          <w:sz w:val="18"/>
-        </w:rPr>
-        <w:t xml:space="preserve">2                 oneills.net.au/css/bookmark/ii.php        False     http   </w:t>
-      </w:r>
-    </w:p>
-    <w:p>
-      <w:r>
-        <w:rPr>
-          <w:rFonts w:ascii="Consolas" w:hAnsi="Consolas" w:eastAsia="Consolas"/>
-          <w:sz w:val="18"/>
-        </w:rPr>
-        <w:t xml:space="preserve">4                       mmobileitacardbrazilsptj.com        False     http   </w:t>
-      </w:r>
-    </w:p>
-    <w:p>
-      <w:r>
-        <w:rPr>
-          <w:rFonts w:ascii="Consolas" w:hAnsi="Consolas" w:eastAsia="Consolas"/>
-          <w:sz w:val="18"/>
-        </w:rPr>
-        <w:t xml:space="preserve">9                                          dabtse.ml        False     http   </w:t>
-      </w:r>
-    </w:p>
-    <w:p>
-      <w:r>
-        <w:rPr>
-          <w:rFonts w:ascii="Consolas" w:hAnsi="Consolas" w:eastAsia="Consolas"/>
-          <w:sz w:val="18"/>
-        </w:rPr>
-        <w:t xml:space="preserve">1                www.monopro.com/index.html?vertical         True     http   </w:t>
-      </w:r>
-    </w:p>
-    <w:p>
-      <w:r>
-        <w:rPr>
-          <w:rFonts w:ascii="Consolas" w:hAnsi="Consolas" w:eastAsia="Consolas"/>
-          <w:sz w:val="18"/>
-        </w:rPr>
-        <w:t xml:space="preserve">3  facebook.com/pages/Nick-Marshall-for-State-Rep...         True     http   </w:t>
-      </w:r>
-    </w:p>
-    <w:p>
-      <w:r>
-        <w:rPr>
-          <w:rFonts w:ascii="Consolas" w:hAnsi="Consolas" w:eastAsia="Consolas"/>
-          <w:sz w:val="18"/>
-        </w:rPr>
-        <w:t xml:space="preserve">5  oce.catholic.com/index.php?title=Alvar_Nunez_C...         True     http   </w:t>
-      </w:r>
-    </w:p>
-    <w:p>
-      <w:r>
-        <w:rPr>
-          <w:rFonts w:ascii="Consolas" w:hAnsi="Consolas" w:eastAsia="Consolas"/>
-          <w:sz w:val="18"/>
-        </w:rPr>
-        <w:t xml:space="preserve">6          http://ardictionary.com/Computer_keyboard         True     http   </w:t>
-      </w:r>
-    </w:p>
-    <w:p>
-      <w:r>
-        <w:rPr>
-          <w:rFonts w:ascii="Consolas" w:hAnsi="Consolas" w:eastAsia="Consolas"/>
-          <w:sz w:val="18"/>
-        </w:rPr>
-        <w:t xml:space="preserve">7       http://macosworld.ru/tunnelbear-vpn-dla-mac/         True     http   </w:t>
-      </w:r>
-    </w:p>
-    <w:p>
-      <w:r>
-        <w:rPr>
-          <w:rFonts w:ascii="Consolas" w:hAnsi="Consolas" w:eastAsia="Consolas"/>
-          <w:sz w:val="18"/>
-        </w:rPr>
-        <w:t xml:space="preserve">8                            hotelstaymontroyal.com/         True     http   </w:t>
+        <w:t xml:space="preserve">2                           https://www.pneushop.cz/        False    https   </w:t>
+      </w:r>
+    </w:p>
+    <w:p>
+      <w:r>
+        <w:rPr>
+          <w:rFonts w:ascii="Consolas" w:hAnsi="Consolas" w:eastAsia="Consolas"/>
+          <w:sz w:val="18"/>
+        </w:rPr>
+        <w:t xml:space="preserve">3  lyricsmode.com/lyrics/m/macabre/diary_of_tortu...        False     http   </w:t>
+      </w:r>
+    </w:p>
+    <w:p>
+      <w:r>
+        <w:rPr>
+          <w:rFonts w:ascii="Consolas" w:hAnsi="Consolas" w:eastAsia="Consolas"/>
+          <w:sz w:val="18"/>
+        </w:rPr>
+        <w:t xml:space="preserve">5             malcarline.tripod.com/PhotoGeneticsUK/        False     http   </w:t>
+      </w:r>
+    </w:p>
+    <w:p>
+      <w:r>
+        <w:rPr>
+          <w:rFonts w:ascii="Consolas" w:hAnsi="Consolas" w:eastAsia="Consolas"/>
+          <w:sz w:val="18"/>
+        </w:rPr>
+        <w:t xml:space="preserve">7  http://www.cvphysiology.com/Cardiac%20Function...        False     http   </w:t>
+      </w:r>
+    </w:p>
+    <w:p>
+      <w:r>
+        <w:rPr>
+          <w:rFonts w:ascii="Consolas" w:hAnsi="Consolas" w:eastAsia="Consolas"/>
+          <w:sz w:val="18"/>
+        </w:rPr>
+        <w:t xml:space="preserve">8         http://www.dictionary.com/browse/self-help        False     http   </w:t>
+      </w:r>
+    </w:p>
+    <w:p>
+      <w:r>
+        <w:rPr>
+          <w:rFonts w:ascii="Consolas" w:hAnsi="Consolas" w:eastAsia="Consolas"/>
+          <w:sz w:val="18"/>
+        </w:rPr>
+        <w:t xml:space="preserve">9  seul-le-cinema.blogspot.com/2008/12/best-films...        False     http   </w:t>
+      </w:r>
+    </w:p>
+    <w:p>
+      <w:r>
+        <w:rPr>
+          <w:rFonts w:ascii="Consolas" w:hAnsi="Consolas" w:eastAsia="Consolas"/>
+          <w:sz w:val="18"/>
+        </w:rPr>
+        <w:t xml:space="preserve">0                                    varmamkalai.org         True     http   </w:t>
+      </w:r>
+    </w:p>
+    <w:p>
+      <w:r>
+        <w:rPr>
+          <w:rFonts w:ascii="Consolas" w:hAnsi="Consolas" w:eastAsia="Consolas"/>
+          <w:sz w:val="18"/>
+        </w:rPr>
+        <w:t xml:space="preserve">1              http://wmewgxogyy.duckdns.org/ja/main         True     http   </w:t>
+      </w:r>
+    </w:p>
+    <w:p>
+      <w:r>
+        <w:rPr>
+          <w:rFonts w:ascii="Consolas" w:hAnsi="Consolas" w:eastAsia="Consolas"/>
+          <w:sz w:val="18"/>
+        </w:rPr>
+        <w:t xml:space="preserve">4  teco.co.il/www.paypalcomcycgibinwebscrcmdlogin...         True     http   </w:t>
+      </w:r>
+    </w:p>
+    <w:p>
+      <w:r>
+        <w:rPr>
+          <w:rFonts w:ascii="Consolas" w:hAnsi="Consolas" w:eastAsia="Consolas"/>
+          <w:sz w:val="18"/>
+        </w:rPr>
+        <w:t xml:space="preserve">6                             https://www.rczkgqc.cn         True    https   </w:t>
       </w:r>
     </w:p>
     <w:p>
@@ -4604,97 +4546,97 @@
           <w:rFonts w:ascii="Consolas" w:hAnsi="Consolas" w:eastAsia="Consolas"/>
           <w:sz w:val="18"/>
         </w:rPr>
-        <w:t xml:space="preserve">                         domain                  subdomains  \</w:t>
-      </w:r>
-    </w:p>
-    <w:p>
-      <w:r>
-        <w:rPr>
-          <w:rFonts w:ascii="Consolas" w:hAnsi="Consolas" w:eastAsia="Consolas"/>
-          <w:sz w:val="18"/>
-        </w:rPr>
-        <w:t xml:space="preserve">0                www.sevkon.net               [www, sevkon]   </w:t>
-      </w:r>
-    </w:p>
-    <w:p>
-      <w:r>
-        <w:rPr>
-          <w:rFonts w:ascii="Consolas" w:hAnsi="Consolas" w:eastAsia="Consolas"/>
-          <w:sz w:val="18"/>
-        </w:rPr>
-        <w:t xml:space="preserve">2                oneills.net.au              [oneills, net]   </w:t>
-      </w:r>
-    </w:p>
-    <w:p>
-      <w:r>
-        <w:rPr>
-          <w:rFonts w:ascii="Consolas" w:hAnsi="Consolas" w:eastAsia="Consolas"/>
-          <w:sz w:val="18"/>
-        </w:rPr>
-        <w:t xml:space="preserve">4  mmobileitacardbrazilsptj.com  [mmobileitacardbrazilsptj]   </w:t>
-      </w:r>
-    </w:p>
-    <w:p>
-      <w:r>
-        <w:rPr>
-          <w:rFonts w:ascii="Consolas" w:hAnsi="Consolas" w:eastAsia="Consolas"/>
-          <w:sz w:val="18"/>
-        </w:rPr>
-        <w:t xml:space="preserve">9                     dabtse.ml                    [dabtse]   </w:t>
-      </w:r>
-    </w:p>
-    <w:p>
-      <w:r>
-        <w:rPr>
-          <w:rFonts w:ascii="Consolas" w:hAnsi="Consolas" w:eastAsia="Consolas"/>
-          <w:sz w:val="18"/>
-        </w:rPr>
-        <w:t xml:space="preserve">1               www.monopro.com              [www, monopro]   </w:t>
-      </w:r>
-    </w:p>
-    <w:p>
-      <w:r>
-        <w:rPr>
-          <w:rFonts w:ascii="Consolas" w:hAnsi="Consolas" w:eastAsia="Consolas"/>
-          <w:sz w:val="18"/>
-        </w:rPr>
-        <w:t xml:space="preserve">3                  facebook.com                  [facebook]   </w:t>
-      </w:r>
-    </w:p>
-    <w:p>
-      <w:r>
-        <w:rPr>
-          <w:rFonts w:ascii="Consolas" w:hAnsi="Consolas" w:eastAsia="Consolas"/>
-          <w:sz w:val="18"/>
-        </w:rPr>
-        <w:t xml:space="preserve">5              oce.catholic.com             [oce, catholic]   </w:t>
-      </w:r>
-    </w:p>
-    <w:p>
-      <w:r>
-        <w:rPr>
-          <w:rFonts w:ascii="Consolas" w:hAnsi="Consolas" w:eastAsia="Consolas"/>
-          <w:sz w:val="18"/>
-        </w:rPr>
-        <w:t xml:space="preserve">6              ardictionary.com              [ardictionary]   </w:t>
-      </w:r>
-    </w:p>
-    <w:p>
-      <w:r>
-        <w:rPr>
-          <w:rFonts w:ascii="Consolas" w:hAnsi="Consolas" w:eastAsia="Consolas"/>
-          <w:sz w:val="18"/>
-        </w:rPr>
-        <w:t xml:space="preserve">7                 macosworld.ru                [macosworld]   </w:t>
-      </w:r>
-    </w:p>
-    <w:p>
-      <w:r>
-        <w:rPr>
-          <w:rFonts w:ascii="Consolas" w:hAnsi="Consolas" w:eastAsia="Consolas"/>
-          <w:sz w:val="18"/>
-        </w:rPr>
-        <w:t xml:space="preserve">8        hotelstaymontroyal.com        [hotelstaymontroyal]   </w:t>
+        <w:t xml:space="preserve">                        domain                  subdomains  \</w:t>
+      </w:r>
+    </w:p>
+    <w:p>
+      <w:r>
+        <w:rPr>
+          <w:rFonts w:ascii="Consolas" w:hAnsi="Consolas" w:eastAsia="Consolas"/>
+          <w:sz w:val="18"/>
+        </w:rPr>
+        <w:t xml:space="preserve">2              www.pneushop.cz             [www, pneushop]   </w:t>
+      </w:r>
+    </w:p>
+    <w:p>
+      <w:r>
+        <w:rPr>
+          <w:rFonts w:ascii="Consolas" w:hAnsi="Consolas" w:eastAsia="Consolas"/>
+          <w:sz w:val="18"/>
+        </w:rPr>
+        <w:t xml:space="preserve">3               lyricsmode.com                [lyricsmode]   </w:t>
+      </w:r>
+    </w:p>
+    <w:p>
+      <w:r>
+        <w:rPr>
+          <w:rFonts w:ascii="Consolas" w:hAnsi="Consolas" w:eastAsia="Consolas"/>
+          <w:sz w:val="18"/>
+        </w:rPr>
+        <w:t xml:space="preserve">5        malcarline.tripod.com        [malcarline, tripod]   </w:t>
+      </w:r>
+    </w:p>
+    <w:p>
+      <w:r>
+        <w:rPr>
+          <w:rFonts w:ascii="Consolas" w:hAnsi="Consolas" w:eastAsia="Consolas"/>
+          <w:sz w:val="18"/>
+        </w:rPr>
+        <w:t xml:space="preserve">7         www.cvphysiology.com         [www, cvphysiology]   </w:t>
+      </w:r>
+    </w:p>
+    <w:p>
+      <w:r>
+        <w:rPr>
+          <w:rFonts w:ascii="Consolas" w:hAnsi="Consolas" w:eastAsia="Consolas"/>
+          <w:sz w:val="18"/>
+        </w:rPr>
+        <w:t xml:space="preserve">8           www.dictionary.com           [www, dictionary]   </w:t>
+      </w:r>
+    </w:p>
+    <w:p>
+      <w:r>
+        <w:rPr>
+          <w:rFonts w:ascii="Consolas" w:hAnsi="Consolas" w:eastAsia="Consolas"/>
+          <w:sz w:val="18"/>
+        </w:rPr>
+        <w:t xml:space="preserve">9  seul-le-cinema.blogspot.com  [seul-le-cinema, blogspot]   </w:t>
+      </w:r>
+    </w:p>
+    <w:p>
+      <w:r>
+        <w:rPr>
+          <w:rFonts w:ascii="Consolas" w:hAnsi="Consolas" w:eastAsia="Consolas"/>
+          <w:sz w:val="18"/>
+        </w:rPr>
+        <w:t xml:space="preserve">0              varmamkalai.org               [varmamkalai]   </w:t>
+      </w:r>
+    </w:p>
+    <w:p>
+      <w:r>
+        <w:rPr>
+          <w:rFonts w:ascii="Consolas" w:hAnsi="Consolas" w:eastAsia="Consolas"/>
+          <w:sz w:val="18"/>
+        </w:rPr>
+        <w:t xml:space="preserve">1       wmewgxogyy.duckdns.org       [wmewgxogyy, duckdns]   </w:t>
+      </w:r>
+    </w:p>
+    <w:p>
+      <w:r>
+        <w:rPr>
+          <w:rFonts w:ascii="Consolas" w:hAnsi="Consolas" w:eastAsia="Consolas"/>
+          <w:sz w:val="18"/>
+        </w:rPr>
+        <w:t xml:space="preserve">4                   teco.co.il                  [teco, co]   </w:t>
+      </w:r>
+    </w:p>
+    <w:p>
+      <w:r>
+        <w:rPr>
+          <w:rFonts w:ascii="Consolas" w:hAnsi="Consolas" w:eastAsia="Consolas"/>
+          <w:sz w:val="18"/>
+        </w:rPr>
+        <w:t xml:space="preserve">6               www.rczkgqc.cn              [www, rczkgqc]   </w:t>
       </w:r>
     </w:p>
     <w:p>
@@ -4721,88 +4663,88 @@
           <w:rFonts w:ascii="Consolas" w:hAnsi="Consolas" w:eastAsia="Consolas"/>
           <w:sz w:val="18"/>
         </w:rPr>
-        <w:t xml:space="preserve">0                                               /js/  net  False  </w:t>
-      </w:r>
-    </w:p>
-    <w:p>
-      <w:r>
-        <w:rPr>
-          <w:rFonts w:ascii="Consolas" w:hAnsi="Consolas" w:eastAsia="Consolas"/>
-          <w:sz w:val="18"/>
-        </w:rPr>
-        <w:t xml:space="preserve">2                               /css/bookmark/ii.php   au  False  </w:t>
-      </w:r>
-    </w:p>
-    <w:p>
-      <w:r>
-        <w:rPr>
-          <w:rFonts w:ascii="Consolas" w:hAnsi="Consolas" w:eastAsia="Consolas"/>
-          <w:sz w:val="18"/>
-        </w:rPr>
-        <w:t xml:space="preserve">4                                                     com  False  </w:t>
-      </w:r>
-    </w:p>
-    <w:p>
-      <w:r>
-        <w:rPr>
-          <w:rFonts w:ascii="Consolas" w:hAnsi="Consolas" w:eastAsia="Consolas"/>
-          <w:sz w:val="18"/>
-        </w:rPr>
-        <w:t xml:space="preserve">9                                                      ml  False  </w:t>
-      </w:r>
-    </w:p>
-    <w:p>
-      <w:r>
-        <w:rPr>
-          <w:rFonts w:ascii="Consolas" w:hAnsi="Consolas" w:eastAsia="Consolas"/>
-          <w:sz w:val="18"/>
-        </w:rPr>
-        <w:t xml:space="preserve">1                                        /index.html  com  False  </w:t>
-      </w:r>
-    </w:p>
-    <w:p>
-      <w:r>
-        <w:rPr>
-          <w:rFonts w:ascii="Consolas" w:hAnsi="Consolas" w:eastAsia="Consolas"/>
-          <w:sz w:val="18"/>
-        </w:rPr>
-        <w:t xml:space="preserve">3  /pages/Nick-Marshall-for-State-Representative-...  com  False  </w:t>
-      </w:r>
-    </w:p>
-    <w:p>
-      <w:r>
-        <w:rPr>
-          <w:rFonts w:ascii="Consolas" w:hAnsi="Consolas" w:eastAsia="Consolas"/>
-          <w:sz w:val="18"/>
-        </w:rPr>
-        <w:t xml:space="preserve">5                                         /index.php  com  False  </w:t>
-      </w:r>
-    </w:p>
-    <w:p>
-      <w:r>
-        <w:rPr>
-          <w:rFonts w:ascii="Consolas" w:hAnsi="Consolas" w:eastAsia="Consolas"/>
-          <w:sz w:val="18"/>
-        </w:rPr>
-        <w:t xml:space="preserve">6                                 /Computer_keyboard  com  False  </w:t>
-      </w:r>
-    </w:p>
-    <w:p>
-      <w:r>
-        <w:rPr>
-          <w:rFonts w:ascii="Consolas" w:hAnsi="Consolas" w:eastAsia="Consolas"/>
-          <w:sz w:val="18"/>
-        </w:rPr>
-        <w:t xml:space="preserve">7                           /tunnelbear-vpn-dla-mac/   ru  False  </w:t>
-      </w:r>
-    </w:p>
-    <w:p>
-      <w:r>
-        <w:rPr>
-          <w:rFonts w:ascii="Consolas" w:hAnsi="Consolas" w:eastAsia="Consolas"/>
-          <w:sz w:val="18"/>
-        </w:rPr>
-        <w:t xml:space="preserve">8                                                  /  com  False  </w:t>
+        <w:t xml:space="preserve">2                                                  /   cz  False  </w:t>
+      </w:r>
+    </w:p>
+    <w:p>
+      <w:r>
+        <w:rPr>
+          <w:rFonts w:ascii="Consolas" w:hAnsi="Consolas" w:eastAsia="Consolas"/>
+          <w:sz w:val="18"/>
+        </w:rPr>
+        <w:t xml:space="preserve">3  /lyrics/m/macabre/diary_of_torture_robert_berd...  com  False  </w:t>
+      </w:r>
+    </w:p>
+    <w:p>
+      <w:r>
+        <w:rPr>
+          <w:rFonts w:ascii="Consolas" w:hAnsi="Consolas" w:eastAsia="Consolas"/>
+          <w:sz w:val="18"/>
+        </w:rPr>
+        <w:t xml:space="preserve">5                                  /PhotoGeneticsUK/  com  False  </w:t>
+      </w:r>
+    </w:p>
+    <w:p>
+      <w:r>
+        <w:rPr>
+          <w:rFonts w:ascii="Consolas" w:hAnsi="Consolas" w:eastAsia="Consolas"/>
+          <w:sz w:val="18"/>
+        </w:rPr>
+        <w:t xml:space="preserve">7                          /Cardiac%20Function/CF001  com  False  </w:t>
+      </w:r>
+    </w:p>
+    <w:p>
+      <w:r>
+        <w:rPr>
+          <w:rFonts w:ascii="Consolas" w:hAnsi="Consolas" w:eastAsia="Consolas"/>
+          <w:sz w:val="18"/>
+        </w:rPr>
+        <w:t xml:space="preserve">8                                  /browse/self-help  com  False  </w:t>
+      </w:r>
+    </w:p>
+    <w:p>
+      <w:r>
+        <w:rPr>
+          <w:rFonts w:ascii="Consolas" w:hAnsi="Consolas" w:eastAsia="Consolas"/>
+          <w:sz w:val="18"/>
+        </w:rPr>
+        <w:t xml:space="preserve">9                  /2008/12/best-films-of-1980s.html  com  False  </w:t>
+      </w:r>
+    </w:p>
+    <w:p>
+      <w:r>
+        <w:rPr>
+          <w:rFonts w:ascii="Consolas" w:hAnsi="Consolas" w:eastAsia="Consolas"/>
+          <w:sz w:val="18"/>
+        </w:rPr>
+        <w:t xml:space="preserve">0                                                     org  False  </w:t>
+      </w:r>
+    </w:p>
+    <w:p>
+      <w:r>
+        <w:rPr>
+          <w:rFonts w:ascii="Consolas" w:hAnsi="Consolas" w:eastAsia="Consolas"/>
+          <w:sz w:val="18"/>
+        </w:rPr>
+        <w:t xml:space="preserve">1                                           /ja/main  org  False  </w:t>
+      </w:r>
+    </w:p>
+    <w:p>
+      <w:r>
+        <w:rPr>
+          <w:rFonts w:ascii="Consolas" w:hAnsi="Consolas" w:eastAsia="Consolas"/>
+          <w:sz w:val="18"/>
+        </w:rPr>
+        <w:t xml:space="preserve">4  /www.paypalcomcycgibinwebscrcmdloginsubmitdisp...   il  False  </w:t>
+      </w:r>
+    </w:p>
+    <w:p>
+      <w:r>
+        <w:rPr>
+          <w:rFonts w:ascii="Consolas" w:hAnsi="Consolas" w:eastAsia="Consolas"/>
+          <w:sz w:val="18"/>
+        </w:rPr>
+        <w:t xml:space="preserve">6                                                      cn  False  </w:t>
       </w:r>
     </w:p>
     <w:p>
@@ -6665,16 +6607,16 @@
           <w:rFonts w:ascii="Consolas" w:hAnsi="Consolas" w:eastAsia="Consolas"/>
           <w:sz w:val="18"/>
         </w:rPr>
-        <w:t>URL: https://ifap.ed.gov/fsahandbook/attachments/0910FSAHbkVol1Ch5.pdf</w:t>
-      </w:r>
-    </w:p>
-    <w:p>
-      <w:r>
-        <w:rPr>
-          <w:rFonts w:ascii="Consolas" w:hAnsi="Consolas" w:eastAsia="Consolas"/>
-          <w:sz w:val="18"/>
-        </w:rPr>
-        <w:t>nnz: 99</w:t>
+        <w:t>URL: saramymensinghbd.org/wp-content/Them/pp/Adobe%20PDF.html</w:t>
+      </w:r>
+    </w:p>
+    <w:p>
+      <w:r>
+        <w:rPr>
+          <w:rFonts w:ascii="Consolas" w:hAnsi="Consolas" w:eastAsia="Consolas"/>
+          <w:sz w:val="18"/>
+        </w:rPr>
+        <w:t>nnz: 111</w:t>
       </w:r>
     </w:p>
     <w:p>
@@ -6701,88 +6643,88 @@
           <w:rFonts w:ascii="Consolas" w:hAnsi="Consolas" w:eastAsia="Consolas"/>
           <w:sz w:val="18"/>
         </w:rPr>
-        <w:t>fs, 0.2395</w:t>
-      </w:r>
-    </w:p>
-    <w:p>
-      <w:r>
-        <w:rPr>
-          <w:rFonts w:ascii="Consolas" w:hAnsi="Consolas" w:eastAsia="Consolas"/>
-          <w:sz w:val="18"/>
-        </w:rPr>
-        <w:t>ah, 0.1982</w:t>
-      </w:r>
-    </w:p>
-    <w:p>
-      <w:r>
-        <w:rPr>
-          <w:rFonts w:ascii="Consolas" w:hAnsi="Consolas" w:eastAsia="Consolas"/>
-          <w:sz w:val="18"/>
-        </w:rPr>
-        <w:t>sa, 0.1499</w:t>
-      </w:r>
-    </w:p>
-    <w:p>
-      <w:r>
-        <w:rPr>
-          <w:rFonts w:ascii="Consolas" w:hAnsi="Consolas" w:eastAsia="Consolas"/>
-          <w:sz w:val="18"/>
-        </w:rPr>
-        <w:t>atta, 0.1451</w:t>
-      </w:r>
-    </w:p>
-    <w:p>
-      <w:r>
-        <w:rPr>
-          <w:rFonts w:ascii="Consolas" w:hAnsi="Consolas" w:eastAsia="Consolas"/>
-          <w:sz w:val="18"/>
-        </w:rPr>
-        <w:t>kv, 0.1396</w:t>
-      </w:r>
-    </w:p>
-    <w:p>
-      <w:r>
-        <w:rPr>
-          <w:rFonts w:ascii="Consolas" w:hAnsi="Consolas" w:eastAsia="Consolas"/>
-          <w:sz w:val="18"/>
-        </w:rPr>
-        <w:t>/09, 0.1373</w:t>
-      </w:r>
-    </w:p>
-    <w:p>
-      <w:r>
-        <w:rPr>
-          <w:rFonts w:ascii="Consolas" w:hAnsi="Consolas" w:eastAsia="Consolas"/>
-          <w:sz w:val="18"/>
-        </w:rPr>
-        <w:t>bk, 0.1367</w:t>
-      </w:r>
-    </w:p>
-    <w:p>
-      <w:r>
-        <w:rPr>
-          <w:rFonts w:ascii="Consolas" w:hAnsi="Consolas" w:eastAsia="Consolas"/>
-          <w:sz w:val="18"/>
-        </w:rPr>
-        <w:t>/at, 0.1363</w:t>
-      </w:r>
-    </w:p>
-    <w:p>
-      <w:r>
-        <w:rPr>
-          <w:rFonts w:ascii="Consolas" w:hAnsi="Consolas" w:eastAsia="Consolas"/>
-          <w:sz w:val="18"/>
-        </w:rPr>
-        <w:t>gov/, 0.1356</w:t>
-      </w:r>
-    </w:p>
-    <w:p>
-      <w:r>
-        <w:rPr>
-          <w:rFonts w:ascii="Consolas" w:hAnsi="Consolas" w:eastAsia="Consolas"/>
-          <w:sz w:val="18"/>
-        </w:rPr>
-        <w:t>tta, 0.1349</w:t>
+        <w:t>e%20, 0.1462</w:t>
+      </w:r>
+    </w:p>
+    <w:p>
+      <w:r>
+        <w:rPr>
+          <w:rFonts w:ascii="Consolas" w:hAnsi="Consolas" w:eastAsia="Consolas"/>
+          <w:sz w:val="18"/>
+        </w:rPr>
+        <w:t>0p, 0.1427</w:t>
+      </w:r>
+    </w:p>
+    <w:p>
+      <w:r>
+        <w:rPr>
+          <w:rFonts w:ascii="Consolas" w:hAnsi="Consolas" w:eastAsia="Consolas"/>
+          <w:sz w:val="18"/>
+        </w:rPr>
+        <w:t>e%2, 0.1421</w:t>
+      </w:r>
+    </w:p>
+    <w:p>
+      <w:r>
+        <w:rPr>
+          <w:rFonts w:ascii="Consolas" w:hAnsi="Consolas" w:eastAsia="Consolas"/>
+          <w:sz w:val="18"/>
+        </w:rPr>
+        <w:t>e%, 0.1396</w:t>
+      </w:r>
+    </w:p>
+    <w:p>
+      <w:r>
+        <w:rPr>
+          <w:rFonts w:ascii="Consolas" w:hAnsi="Consolas" w:eastAsia="Consolas"/>
+          <w:sz w:val="18"/>
+        </w:rPr>
+        <w:t>nt/t, 0.1391</w:t>
+      </w:r>
+    </w:p>
+    <w:p>
+      <w:r>
+        <w:rPr>
+          <w:rFonts w:ascii="Consolas" w:hAnsi="Consolas" w:eastAsia="Consolas"/>
+          <w:sz w:val="18"/>
+        </w:rPr>
+        <w:t>t/th, 0.1384</w:t>
+      </w:r>
+    </w:p>
+    <w:p>
+      <w:r>
+        <w:rPr>
+          <w:rFonts w:ascii="Consolas" w:hAnsi="Consolas" w:eastAsia="Consolas"/>
+          <w:sz w:val="18"/>
+        </w:rPr>
+        <w:t>pp/, 0.1378</w:t>
+      </w:r>
+    </w:p>
+    <w:p>
+      <w:r>
+        <w:rPr>
+          <w:rFonts w:ascii="Consolas" w:hAnsi="Consolas" w:eastAsia="Consolas"/>
+          <w:sz w:val="18"/>
+        </w:rPr>
+        <w:t>p/a, 0.1373</w:t>
+      </w:r>
+    </w:p>
+    <w:p>
+      <w:r>
+        <w:rPr>
+          <w:rFonts w:ascii="Consolas" w:hAnsi="Consolas" w:eastAsia="Consolas"/>
+          <w:sz w:val="18"/>
+        </w:rPr>
+        <w:t>sar, 0.1370</w:t>
+      </w:r>
+    </w:p>
+    <w:p>
+      <w:r>
+        <w:rPr>
+          <w:rFonts w:ascii="Consolas" w:hAnsi="Consolas" w:eastAsia="Consolas"/>
+          <w:sz w:val="18"/>
+        </w:rPr>
+        <w:t>nsi, 0.1320</w:t>
       </w:r>
     </w:p>
     <w:p>
@@ -6818,16 +6760,16 @@
           <w:rFonts w:ascii="Consolas" w:hAnsi="Consolas" w:eastAsia="Consolas"/>
           <w:sz w:val="18"/>
         </w:rPr>
-        <w:t>URL: antiquescollectablesandjuststuff.com/98h86f/</w:t>
-      </w:r>
-    </w:p>
-    <w:p>
-      <w:r>
-        <w:rPr>
-          <w:rFonts w:ascii="Consolas" w:hAnsi="Consolas" w:eastAsia="Consolas"/>
-          <w:sz w:val="18"/>
-        </w:rPr>
-        <w:t>nnz: 73</w:t>
+        <w:t>URL: en.wikipedia.org/wiki/CFMB</w:t>
+      </w:r>
+    </w:p>
+    <w:p>
+      <w:r>
+        <w:rPr>
+          <w:rFonts w:ascii="Consolas" w:hAnsi="Consolas" w:eastAsia="Consolas"/>
+          <w:sz w:val="18"/>
+        </w:rPr>
+        <w:t>nnz: 61</w:t>
       </w:r>
     </w:p>
     <w:p>
@@ -6854,88 +6796,88 @@
           <w:rFonts w:ascii="Consolas" w:hAnsi="Consolas" w:eastAsia="Consolas"/>
           <w:sz w:val="18"/>
         </w:rPr>
-        <w:t>anti, 0.1640</w:t>
-      </w:r>
-    </w:p>
-    <w:p>
-      <w:r>
-        <w:rPr>
-          <w:rFonts w:ascii="Consolas" w:hAnsi="Consolas" w:eastAsia="Consolas"/>
-          <w:sz w:val="18"/>
-        </w:rPr>
-        <w:t>uff, 0.1620</w:t>
-      </w:r>
-    </w:p>
-    <w:p>
-      <w:r>
-        <w:rPr>
-          <w:rFonts w:ascii="Consolas" w:hAnsi="Consolas" w:eastAsia="Consolas"/>
-          <w:sz w:val="18"/>
-        </w:rPr>
-        <w:t>iqu, 0.1620</w:t>
-      </w:r>
-    </w:p>
-    <w:p>
-      <w:r>
-        <w:rPr>
-          <w:rFonts w:ascii="Consolas" w:hAnsi="Consolas" w:eastAsia="Consolas"/>
-          <w:sz w:val="18"/>
-        </w:rPr>
-        <w:t>f.co, 0.1596</w:t>
-      </w:r>
-    </w:p>
-    <w:p>
-      <w:r>
-        <w:rPr>
-          <w:rFonts w:ascii="Consolas" w:hAnsi="Consolas" w:eastAsia="Consolas"/>
-          <w:sz w:val="18"/>
-        </w:rPr>
-        <w:t>sand, 0.1581</w:t>
-      </w:r>
-    </w:p>
-    <w:p>
-      <w:r>
-        <w:rPr>
-          <w:rFonts w:ascii="Consolas" w:hAnsi="Consolas" w:eastAsia="Consolas"/>
-          <w:sz w:val="18"/>
-        </w:rPr>
-        <w:t>able, 0.1524</w:t>
-      </w:r>
-    </w:p>
-    <w:p>
-      <w:r>
-        <w:rPr>
-          <w:rFonts w:ascii="Consolas" w:hAnsi="Consolas" w:eastAsia="Consolas"/>
-          <w:sz w:val="18"/>
-        </w:rPr>
-        <w:t>f.c, 0.1491</w:t>
-      </w:r>
-    </w:p>
-    <w:p>
-      <w:r>
-        <w:rPr>
-          <w:rFonts w:ascii="Consolas" w:hAnsi="Consolas" w:eastAsia="Consolas"/>
-          <w:sz w:val="18"/>
-        </w:rPr>
-        <w:t>tab, 0.1488</w:t>
-      </w:r>
-    </w:p>
-    <w:p>
-      <w:r>
-        <w:rPr>
-          <w:rFonts w:ascii="Consolas" w:hAnsi="Consolas" w:eastAsia="Consolas"/>
-          <w:sz w:val="18"/>
-        </w:rPr>
-        <w:t>ques, 0.1481</w:t>
-      </w:r>
-    </w:p>
-    <w:p>
-      <w:r>
-        <w:rPr>
-          <w:rFonts w:ascii="Consolas" w:hAnsi="Consolas" w:eastAsia="Consolas"/>
-          <w:sz w:val="18"/>
-        </w:rPr>
-        <w:t>esa, 0.1480</w:t>
+        <w:t>wiki, 0.2355</w:t>
+      </w:r>
+    </w:p>
+    <w:p>
+      <w:r>
+        <w:rPr>
+          <w:rFonts w:ascii="Consolas" w:hAnsi="Consolas" w:eastAsia="Consolas"/>
+          <w:sz w:val="18"/>
+        </w:rPr>
+        <w:t>wik, 0.2349</w:t>
+      </w:r>
+    </w:p>
+    <w:p>
+      <w:r>
+        <w:rPr>
+          <w:rFonts w:ascii="Consolas" w:hAnsi="Consolas" w:eastAsia="Consolas"/>
+          <w:sz w:val="18"/>
+        </w:rPr>
+        <w:t>iki, 0.2335</w:t>
+      </w:r>
+    </w:p>
+    <w:p>
+      <w:r>
+        <w:rPr>
+          <w:rFonts w:ascii="Consolas" w:hAnsi="Consolas" w:eastAsia="Consolas"/>
+          <w:sz w:val="18"/>
+        </w:rPr>
+        <w:t>ik, 0.2139</w:t>
+      </w:r>
+    </w:p>
+    <w:p>
+      <w:r>
+        <w:rPr>
+          <w:rFonts w:ascii="Consolas" w:hAnsi="Consolas" w:eastAsia="Consolas"/>
+          <w:sz w:val="18"/>
+        </w:rPr>
+        <w:t>ki, 0.1947</w:t>
+      </w:r>
+    </w:p>
+    <w:p>
+      <w:r>
+        <w:rPr>
+          <w:rFonts w:ascii="Consolas" w:hAnsi="Consolas" w:eastAsia="Consolas"/>
+          <w:sz w:val="18"/>
+        </w:rPr>
+        <w:t>wi, 0.1946</w:t>
+      </w:r>
+    </w:p>
+    <w:p>
+      <w:r>
+        <w:rPr>
+          <w:rFonts w:ascii="Consolas" w:hAnsi="Consolas" w:eastAsia="Consolas"/>
+          <w:sz w:val="18"/>
+        </w:rPr>
+        <w:t>ki/c, 0.1761</w:t>
+      </w:r>
+    </w:p>
+    <w:p>
+      <w:r>
+        <w:rPr>
+          <w:rFonts w:ascii="Consolas" w:hAnsi="Consolas" w:eastAsia="Consolas"/>
+          <w:sz w:val="18"/>
+        </w:rPr>
+        <w:t>i/c, 0.1716</w:t>
+      </w:r>
+    </w:p>
+    <w:p>
+      <w:r>
+        <w:rPr>
+          <w:rFonts w:ascii="Consolas" w:hAnsi="Consolas" w:eastAsia="Consolas"/>
+          <w:sz w:val="18"/>
+        </w:rPr>
+        <w:t>cfm, 0.1673</w:t>
+      </w:r>
+    </w:p>
+    <w:p>
+      <w:r>
+        <w:rPr>
+          <w:rFonts w:ascii="Consolas" w:hAnsi="Consolas" w:eastAsia="Consolas"/>
+          <w:sz w:val="18"/>
+        </w:rPr>
+        <w:t>fm, 0.1433</w:t>
       </w:r>
     </w:p>
     <w:p>
@@ -7135,16 +7077,16 @@
           <w:rFonts w:ascii="Consolas" w:hAnsi="Consolas" w:eastAsia="Consolas"/>
           <w:sz w:val="18"/>
         </w:rPr>
-        <w:t>Accuracy: 0.9584243213158231</w:t>
-      </w:r>
-    </w:p>
-    <w:p>
-      <w:r>
-        <w:rPr>
-          <w:rFonts w:ascii="Consolas" w:hAnsi="Consolas" w:eastAsia="Consolas"/>
-          <w:sz w:val="18"/>
-        </w:rPr>
-        <w:t>AUC: 0.9910386399125779</w:t>
+        <w:t>Accuracy: 0.960778350233274</w:t>
+      </w:r>
+    </w:p>
+    <w:p>
+      <w:r>
+        <w:rPr>
+          <w:rFonts w:ascii="Consolas" w:hAnsi="Consolas" w:eastAsia="Consolas"/>
+          <w:sz w:val="18"/>
+        </w:rPr>
+        <w:t>AUC: 0.9920264144705883</w:t>
       </w:r>
     </w:p>
     <w:p>
@@ -7361,6 +7303,15 @@
           <w:rFonts w:ascii="Consolas" w:hAnsi="Consolas" w:eastAsia="Consolas"/>
           <w:sz w:val="18"/>
         </w:rPr>
+        <w:t>digit_letter_ratio has 3 NaNs</w:t>
+      </w:r>
+    </w:p>
+    <w:p>
+      <w:r>
+        <w:rPr>
+          <w:rFonts w:ascii="Consolas" w:hAnsi="Consolas" w:eastAsia="Consolas"/>
+          <w:sz w:val="18"/>
+        </w:rPr>
         <w:t>Cleaning testing</w:t>
       </w:r>
     </w:p>
@@ -7381,118 +7332,28 @@
           <w:color w:val="555555"/>
           <w:sz w:val="18"/>
         </w:rPr>
-        <w:t>Code</w:t>
-      </w:r>
-    </w:p>
-    <w:p>
-      <w:pPr>
-        <w:spacing w:before="40" w:after="40"/>
-        <w:shd w:fill="F2F2F2" w:val="clear"/>
-      </w:pPr>
-      <w:r>
-        <w:rPr>
-          <w:rFonts w:ascii="Consolas" w:hAnsi="Consolas" w:eastAsia="Consolas"/>
-          <w:sz w:val="18"/>
-        </w:rPr>
-        <w:t>artifact = {</w:t>
-      </w:r>
-    </w:p>
-    <w:p>
-      <w:pPr>
-        <w:spacing w:before="40" w:after="40"/>
-        <w:shd w:fill="F2F2F2" w:val="clear"/>
-      </w:pPr>
-      <w:r>
-        <w:rPr>
-          <w:rFonts w:ascii="Consolas" w:hAnsi="Consolas" w:eastAsia="Consolas"/>
-          <w:sz w:val="18"/>
-        </w:rPr>
-        <w:t xml:space="preserve">    "train_df" : train_df,</w:t>
-      </w:r>
-    </w:p>
-    <w:p>
-      <w:pPr>
-        <w:spacing w:before="40" w:after="40"/>
-        <w:shd w:fill="F2F2F2" w:val="clear"/>
-      </w:pPr>
-      <w:r>
-        <w:rPr>
-          <w:rFonts w:ascii="Consolas" w:hAnsi="Consolas" w:eastAsia="Consolas"/>
-          <w:sz w:val="18"/>
-        </w:rPr>
-        <w:t xml:space="preserve">    "test_df" : test_df,</w:t>
-      </w:r>
-    </w:p>
-    <w:p>
-      <w:pPr>
-        <w:spacing w:before="40" w:after="40"/>
-        <w:shd w:fill="F2F2F2" w:val="clear"/>
-      </w:pPr>
-      <w:r>
-        <w:rPr>
-          <w:rFonts w:ascii="Consolas" w:hAnsi="Consolas" w:eastAsia="Consolas"/>
-          <w:sz w:val="18"/>
-        </w:rPr>
-        <w:t xml:space="preserve">    "train_ngrams": train_ngrams,</w:t>
-      </w:r>
-    </w:p>
-    <w:p>
-      <w:pPr>
-        <w:spacing w:before="40" w:after="40"/>
-        <w:shd w:fill="F2F2F2" w:val="clear"/>
-      </w:pPr>
-      <w:r>
-        <w:rPr>
-          <w:rFonts w:ascii="Consolas" w:hAnsi="Consolas" w:eastAsia="Consolas"/>
-          <w:sz w:val="18"/>
-        </w:rPr>
-        <w:t xml:space="preserve">    "test_ngrams": test_ngrams,</w:t>
-      </w:r>
-    </w:p>
-    <w:p>
-      <w:pPr>
-        <w:spacing w:before="40" w:after="40"/>
-        <w:shd w:fill="F2F2F2" w:val="clear"/>
-      </w:pPr>
-      <w:r>
-        <w:rPr>
-          <w:rFonts w:ascii="Consolas" w:hAnsi="Consolas" w:eastAsia="Consolas"/>
-          <w:sz w:val="18"/>
-        </w:rPr>
-        <w:t xml:space="preserve">    "vectorizer": vectorizer,</w:t>
-      </w:r>
-    </w:p>
-    <w:p>
-      <w:pPr>
-        <w:spacing w:before="40" w:after="40"/>
-        <w:shd w:fill="F2F2F2" w:val="clear"/>
-      </w:pPr>
-      <w:r>
-        <w:rPr>
-          <w:rFonts w:ascii="Consolas" w:hAnsi="Consolas" w:eastAsia="Consolas"/>
-          <w:sz w:val="18"/>
-        </w:rPr>
-        <w:t xml:space="preserve">    "vectorizer_cols": feature_names # needed to store all of the ngram names</w:t>
-      </w:r>
-    </w:p>
-    <w:p>
-      <w:pPr>
-        <w:spacing w:before="40" w:after="40"/>
-        <w:shd w:fill="F2F2F2" w:val="clear"/>
-      </w:pPr>
-      <w:r>
-        <w:rPr>
-          <w:rFonts w:ascii="Consolas" w:hAnsi="Consolas" w:eastAsia="Consolas"/>
-          <w:sz w:val="18"/>
-        </w:rPr>
-        <w:t>}</w:t>
-      </w:r>
-    </w:p>
-    <w:p>
-      <w:pPr>
-        <w:spacing w:before="40" w:after="40"/>
-        <w:shd w:fill="F2F2F2" w:val="clear"/>
-      </w:pPr>
+        <w:t>Output (stderr)</w:t>
+      </w:r>
+    </w:p>
+    <w:p>
+      <w:r>
+        <w:rPr>
+          <w:rFonts w:ascii="Consolas" w:hAnsi="Consolas" w:eastAsia="Consolas"/>
+          <w:sz w:val="18"/>
+        </w:rPr>
+        <w:t>C:\Users\User\AppData\Local\Temp\ipykernel_19616\1047303556.py:6: FutureWarning: A value is trying to be set on a copy of a DataFrame or Series through chained assignment using an inplace method.</w:t>
+      </w:r>
+    </w:p>
+    <w:p>
+      <w:r>
+        <w:rPr>
+          <w:rFonts w:ascii="Consolas" w:hAnsi="Consolas" w:eastAsia="Consolas"/>
+          <w:sz w:val="18"/>
+        </w:rPr>
+        <w:t>The behavior will change in pandas 3.0. This inplace method will never work because the intermediate object on which we are setting values always behaves as a copy.</w:t>
+      </w:r>
+    </w:p>
+    <w:p>
       <w:r>
         <w:rPr>
           <w:rFonts w:ascii="Consolas" w:hAnsi="Consolas" w:eastAsia="Consolas"/>
@@ -7502,16 +7363,48 @@
       </w:r>
     </w:p>
     <w:p>
-      <w:pPr>
-        <w:spacing w:before="40" w:after="40"/>
-        <w:shd w:fill="F2F2F2" w:val="clear"/>
-      </w:pPr>
-      <w:r>
-        <w:rPr>
-          <w:rFonts w:ascii="Consolas" w:hAnsi="Consolas" w:eastAsia="Consolas"/>
-          <w:sz w:val="18"/>
-        </w:rPr>
-        <w:t>joblib.dump(artifact, ARTIFACT_PATH)</w:t>
+      <w:r>
+        <w:rPr>
+          <w:rFonts w:ascii="Consolas" w:hAnsi="Consolas" w:eastAsia="Consolas"/>
+          <w:sz w:val="18"/>
+        </w:rPr>
+        <w:t>For example, when doing 'df[col].method(value, inplace=True)', try using 'df.method({col: value}, inplace=True)' or df[col] = df[col].method(value) instead, to perform the operation inplace on the original object.</w:t>
+      </w:r>
+    </w:p>
+    <w:p>
+      <w:r>
+        <w:rPr>
+          <w:rFonts w:ascii="Consolas" w:hAnsi="Consolas" w:eastAsia="Consolas"/>
+          <w:sz w:val="18"/>
+        </w:rPr>
+        <w:t xml:space="preserve"> </w:t>
+      </w:r>
+    </w:p>
+    <w:p>
+      <w:r>
+        <w:rPr>
+          <w:rFonts w:ascii="Consolas" w:hAnsi="Consolas" w:eastAsia="Consolas"/>
+          <w:sz w:val="18"/>
+        </w:rPr>
+        <w:t xml:space="preserve"> </w:t>
+      </w:r>
+    </w:p>
+    <w:p>
+      <w:r>
+        <w:rPr>
+          <w:rFonts w:ascii="Consolas" w:hAnsi="Consolas" w:eastAsia="Consolas"/>
+          <w:sz w:val="18"/>
+        </w:rPr>
+        <w:t xml:space="preserve">  temp_df[col].fillna(0, inplace=True)</w:t>
+      </w:r>
+    </w:p>
+    <w:p>
+      <w:r>
+        <w:rPr>
+          <w:rFonts w:ascii="Consolas" w:hAnsi="Consolas" w:eastAsia="Consolas"/>
+          <w:sz w:val="18"/>
+        </w:rPr>
+        <w:t xml:space="preserve"> </w:t>
       </w:r>
     </w:p>
     <w:p>
@@ -7522,6 +7415,147 @@
           <w:color w:val="555555"/>
           <w:sz w:val="18"/>
         </w:rPr>
+        <w:t>Code</w:t>
+      </w:r>
+    </w:p>
+    <w:p>
+      <w:pPr>
+        <w:spacing w:before="40" w:after="40"/>
+        <w:shd w:fill="F2F2F2" w:val="clear"/>
+      </w:pPr>
+      <w:r>
+        <w:rPr>
+          <w:rFonts w:ascii="Consolas" w:hAnsi="Consolas" w:eastAsia="Consolas"/>
+          <w:sz w:val="18"/>
+        </w:rPr>
+        <w:t>artifact = {</w:t>
+      </w:r>
+    </w:p>
+    <w:p>
+      <w:pPr>
+        <w:spacing w:before="40" w:after="40"/>
+        <w:shd w:fill="F2F2F2" w:val="clear"/>
+      </w:pPr>
+      <w:r>
+        <w:rPr>
+          <w:rFonts w:ascii="Consolas" w:hAnsi="Consolas" w:eastAsia="Consolas"/>
+          <w:sz w:val="18"/>
+        </w:rPr>
+        <w:t xml:space="preserve">    "train_df" : train_df,</w:t>
+      </w:r>
+    </w:p>
+    <w:p>
+      <w:pPr>
+        <w:spacing w:before="40" w:after="40"/>
+        <w:shd w:fill="F2F2F2" w:val="clear"/>
+      </w:pPr>
+      <w:r>
+        <w:rPr>
+          <w:rFonts w:ascii="Consolas" w:hAnsi="Consolas" w:eastAsia="Consolas"/>
+          <w:sz w:val="18"/>
+        </w:rPr>
+        <w:t xml:space="preserve">    "test_df" : test_df,</w:t>
+      </w:r>
+    </w:p>
+    <w:p>
+      <w:pPr>
+        <w:spacing w:before="40" w:after="40"/>
+        <w:shd w:fill="F2F2F2" w:val="clear"/>
+      </w:pPr>
+      <w:r>
+        <w:rPr>
+          <w:rFonts w:ascii="Consolas" w:hAnsi="Consolas" w:eastAsia="Consolas"/>
+          <w:sz w:val="18"/>
+        </w:rPr>
+        <w:t xml:space="preserve">    "train_ngrams": train_ngrams,</w:t>
+      </w:r>
+    </w:p>
+    <w:p>
+      <w:pPr>
+        <w:spacing w:before="40" w:after="40"/>
+        <w:shd w:fill="F2F2F2" w:val="clear"/>
+      </w:pPr>
+      <w:r>
+        <w:rPr>
+          <w:rFonts w:ascii="Consolas" w:hAnsi="Consolas" w:eastAsia="Consolas"/>
+          <w:sz w:val="18"/>
+        </w:rPr>
+        <w:t xml:space="preserve">    "test_ngrams": test_ngrams,</w:t>
+      </w:r>
+    </w:p>
+    <w:p>
+      <w:pPr>
+        <w:spacing w:before="40" w:after="40"/>
+        <w:shd w:fill="F2F2F2" w:val="clear"/>
+      </w:pPr>
+      <w:r>
+        <w:rPr>
+          <w:rFonts w:ascii="Consolas" w:hAnsi="Consolas" w:eastAsia="Consolas"/>
+          <w:sz w:val="18"/>
+        </w:rPr>
+        <w:t xml:space="preserve">    "vectorizer": vectorizer,</w:t>
+      </w:r>
+    </w:p>
+    <w:p>
+      <w:pPr>
+        <w:spacing w:before="40" w:after="40"/>
+        <w:shd w:fill="F2F2F2" w:val="clear"/>
+      </w:pPr>
+      <w:r>
+        <w:rPr>
+          <w:rFonts w:ascii="Consolas" w:hAnsi="Consolas" w:eastAsia="Consolas"/>
+          <w:sz w:val="18"/>
+        </w:rPr>
+        <w:t xml:space="preserve">    "vectorizer_cols": feature_names # needed to store all of the ngram names</w:t>
+      </w:r>
+    </w:p>
+    <w:p>
+      <w:pPr>
+        <w:spacing w:before="40" w:after="40"/>
+        <w:shd w:fill="F2F2F2" w:val="clear"/>
+      </w:pPr>
+      <w:r>
+        <w:rPr>
+          <w:rFonts w:ascii="Consolas" w:hAnsi="Consolas" w:eastAsia="Consolas"/>
+          <w:sz w:val="18"/>
+        </w:rPr>
+        <w:t>}</w:t>
+      </w:r>
+    </w:p>
+    <w:p>
+      <w:pPr>
+        <w:spacing w:before="40" w:after="40"/>
+        <w:shd w:fill="F2F2F2" w:val="clear"/>
+      </w:pPr>
+      <w:r>
+        <w:rPr>
+          <w:rFonts w:ascii="Consolas" w:hAnsi="Consolas" w:eastAsia="Consolas"/>
+          <w:sz w:val="18"/>
+        </w:rPr>
+        <w:t xml:space="preserve"> </w:t>
+      </w:r>
+    </w:p>
+    <w:p>
+      <w:pPr>
+        <w:spacing w:before="40" w:after="40"/>
+        <w:shd w:fill="F2F2F2" w:val="clear"/>
+      </w:pPr>
+      <w:r>
+        <w:rPr>
+          <w:rFonts w:ascii="Consolas" w:hAnsi="Consolas" w:eastAsia="Consolas"/>
+          <w:sz w:val="18"/>
+        </w:rPr>
+        <w:t>joblib.dump(artifact, ARTIFACT_PATH)</w:t>
+      </w:r>
+    </w:p>
+    <w:p>
+      <w:r>
+        <w:rPr>
+          <w:rFonts w:ascii="Calibri" w:hAnsi="Calibri" w:eastAsia="Calibri"/>
+          <w:b/>
+          <w:color w:val="555555"/>
+          <w:sz w:val="18"/>
+        </w:rPr>
         <w:t>Output</w:t>
       </w:r>
     </w:p>
@@ -7531,7 +7565,7 @@
           <w:rFonts w:ascii="Consolas" w:hAnsi="Consolas" w:eastAsia="Consolas"/>
           <w:sz w:val="18"/>
         </w:rPr>
-        <w:t>['C:\\Users\\User\\Documents\\Key Future Docs\\Projects\\Phising URL\\dataset\\artifact.joblib']</w:t>
+        <w:t>['C:\\Users\\User\\Documents\\Key Future Docs\\Projects\\Phising URL\\artifacts\\artifact.joblib']</w:t>
       </w:r>
     </w:p>
     <w:p>
@@ -7673,6 +7707,19 @@
           <w:rFonts w:ascii="Consolas" w:hAnsi="Consolas" w:eastAsia="Consolas"/>
           <w:sz w:val="18"/>
         </w:rPr>
+        <w:t>from sklearn.linear_model import LogisticRegression</w:t>
+      </w:r>
+    </w:p>
+    <w:p>
+      <w:pPr>
+        <w:spacing w:before="40" w:after="40"/>
+        <w:shd w:fill="F2F2F2" w:val="clear"/>
+      </w:pPr>
+      <w:r>
+        <w:rPr>
+          <w:rFonts w:ascii="Consolas" w:hAnsi="Consolas" w:eastAsia="Consolas"/>
+          <w:sz w:val="18"/>
+        </w:rPr>
         <w:t>from sklearn.metrics import accuracy_score, roc_auc_score, classification_report, confusion_matrix</w:t>
       </w:r>
     </w:p>
@@ -7987,52 +8034,52 @@
           <w:rFonts w:ascii="Consolas" w:hAnsi="Consolas" w:eastAsia="Consolas"/>
           <w:sz w:val="18"/>
         </w:rPr>
-        <w:t xml:space="preserve">                                                      url  is_phishing  \</w:t>
-      </w:r>
-    </w:p>
-    <w:p>
-      <w:r>
-        <w:rPr>
-          <w:rFonts w:ascii="Consolas" w:hAnsi="Consolas" w:eastAsia="Consolas"/>
-          <w:sz w:val="18"/>
-        </w:rPr>
-        <w:t xml:space="preserve">329413  answers.yahoo.com/question/index?qid=201008261...         True   </w:t>
-      </w:r>
-    </w:p>
-    <w:p>
-      <w:r>
-        <w:rPr>
-          <w:rFonts w:ascii="Consolas" w:hAnsi="Consolas" w:eastAsia="Consolas"/>
-          <w:sz w:val="18"/>
-        </w:rPr>
-        <w:t xml:space="preserve">518253     facebook.com/people/Kathryn-Pizzino/1182562450         True   </w:t>
-      </w:r>
-    </w:p>
-    <w:p>
-      <w:r>
-        <w:rPr>
-          <w:rFonts w:ascii="Consolas" w:hAnsi="Consolas" w:eastAsia="Consolas"/>
-          <w:sz w:val="18"/>
-        </w:rPr>
-        <w:t xml:space="preserve">794241                                        ngv-shop.de        False   </w:t>
-      </w:r>
-    </w:p>
-    <w:p>
-      <w:r>
-        <w:rPr>
-          <w:rFonts w:ascii="Consolas" w:hAnsi="Consolas" w:eastAsia="Consolas"/>
-          <w:sz w:val="18"/>
-        </w:rPr>
-        <w:t xml:space="preserve">503708  duplessis-travelguide.com/La-Minganie/ville_ba...         True   </w:t>
-      </w:r>
-    </w:p>
-    <w:p>
-      <w:r>
-        <w:rPr>
-          <w:rFonts w:ascii="Consolas" w:hAnsi="Consolas" w:eastAsia="Consolas"/>
-          <w:sz w:val="18"/>
-        </w:rPr>
-        <w:t xml:space="preserve">150185                          https://rebrand.ly/fcbc36        False   </w:t>
+        <w:t xml:space="preserve">                                                 url  is_phishing protocol  \</w:t>
+      </w:r>
+    </w:p>
+    <w:p>
+      <w:r>
+        <w:rPr>
+          <w:rFonts w:ascii="Consolas" w:hAnsi="Consolas" w:eastAsia="Consolas"/>
+          <w:sz w:val="18"/>
+        </w:rPr>
+        <w:t xml:space="preserve">0          http://reviewrekutan.info/pass/index0.php         True     http   </w:t>
+      </w:r>
+    </w:p>
+    <w:p>
+      <w:r>
+        <w:rPr>
+          <w:rFonts w:ascii="Consolas" w:hAnsi="Consolas" w:eastAsia="Consolas"/>
+          <w:sz w:val="18"/>
+        </w:rPr>
+        <w:t xml:space="preserve">1               updateinformatiosonlines.blogspot.my         True     http   </w:t>
+      </w:r>
+    </w:p>
+    <w:p>
+      <w:r>
+        <w:rPr>
+          <w:rFonts w:ascii="Consolas" w:hAnsi="Consolas" w:eastAsia="Consolas"/>
+          <w:sz w:val="18"/>
+        </w:rPr>
+        <w:t xml:space="preserve">2  montreal-nightclubs.com/events/black-and-blue-...        False     http   </w:t>
+      </w:r>
+    </w:p>
+    <w:p>
+      <w:r>
+        <w:rPr>
+          <w:rFonts w:ascii="Consolas" w:hAnsi="Consolas" w:eastAsia="Consolas"/>
+          <w:sz w:val="18"/>
+        </w:rPr>
+        <w:t xml:space="preserve">3      potbnb.com/dopbcp/alibaba/alibaba/loader1.htm         True     http   </w:t>
+      </w:r>
+    </w:p>
+    <w:p>
+      <w:r>
+        <w:rPr>
+          <w:rFonts w:ascii="Consolas" w:hAnsi="Consolas" w:eastAsia="Consolas"/>
+          <w:sz w:val="18"/>
+        </w:rPr>
+        <w:t xml:space="preserve">4                   https://inffo.hr625.cn/login.php         True    https   </w:t>
       </w:r>
     </w:p>
     <w:p>
@@ -8050,52 +8097,52 @@
           <w:rFonts w:ascii="Consolas" w:hAnsi="Consolas" w:eastAsia="Consolas"/>
           <w:sz w:val="18"/>
         </w:rPr>
-        <w:t xml:space="preserve">       protocol                     domain               subdomains  \</w:t>
-      </w:r>
-    </w:p>
-    <w:p>
-      <w:r>
-        <w:rPr>
-          <w:rFonts w:ascii="Consolas" w:hAnsi="Consolas" w:eastAsia="Consolas"/>
-          <w:sz w:val="18"/>
-        </w:rPr>
-        <w:t xml:space="preserve">329413     http          answers.yahoo.com         [answers, yahoo]   </w:t>
-      </w:r>
-    </w:p>
-    <w:p>
-      <w:r>
-        <w:rPr>
-          <w:rFonts w:ascii="Consolas" w:hAnsi="Consolas" w:eastAsia="Consolas"/>
-          <w:sz w:val="18"/>
-        </w:rPr>
-        <w:t xml:space="preserve">518253     http               facebook.com               [facebook]   </w:t>
-      </w:r>
-    </w:p>
-    <w:p>
-      <w:r>
-        <w:rPr>
-          <w:rFonts w:ascii="Consolas" w:hAnsi="Consolas" w:eastAsia="Consolas"/>
-          <w:sz w:val="18"/>
-        </w:rPr>
-        <w:t xml:space="preserve">794241     http                ngv-shop.de               [ngv-shop]   </w:t>
-      </w:r>
-    </w:p>
-    <w:p>
-      <w:r>
-        <w:rPr>
-          <w:rFonts w:ascii="Consolas" w:hAnsi="Consolas" w:eastAsia="Consolas"/>
-          <w:sz w:val="18"/>
-        </w:rPr>
-        <w:t xml:space="preserve">503708     http  duplessis-travelguide.com  [duplessis-travelguide]   </w:t>
-      </w:r>
-    </w:p>
-    <w:p>
-      <w:r>
-        <w:rPr>
-          <w:rFonts w:ascii="Consolas" w:hAnsi="Consolas" w:eastAsia="Consolas"/>
-          <w:sz w:val="18"/>
-        </w:rPr>
-        <w:t xml:space="preserve">150185    https                 rebrand.ly                [rebrand]   </w:t>
+        <w:t xml:space="preserve">                                 domain                            subdomains  \</w:t>
+      </w:r>
+    </w:p>
+    <w:p>
+      <w:r>
+        <w:rPr>
+          <w:rFonts w:ascii="Consolas" w:hAnsi="Consolas" w:eastAsia="Consolas"/>
+          <w:sz w:val="18"/>
+        </w:rPr>
+        <w:t xml:space="preserve">0                    reviewrekutan.info                       [reviewrekutan]   </w:t>
+      </w:r>
+    </w:p>
+    <w:p>
+      <w:r>
+        <w:rPr>
+          <w:rFonts w:ascii="Consolas" w:hAnsi="Consolas" w:eastAsia="Consolas"/>
+          <w:sz w:val="18"/>
+        </w:rPr>
+        <w:t xml:space="preserve">1  updateinformatiosonlines.blogspot.my  [updateinformatiosonlines, blogspot]   </w:t>
+      </w:r>
+    </w:p>
+    <w:p>
+      <w:r>
+        <w:rPr>
+          <w:rFonts w:ascii="Consolas" w:hAnsi="Consolas" w:eastAsia="Consolas"/>
+          <w:sz w:val="18"/>
+        </w:rPr>
+        <w:t xml:space="preserve">2               montreal-nightclubs.com                 [montreal-nightclubs]   </w:t>
+      </w:r>
+    </w:p>
+    <w:p>
+      <w:r>
+        <w:rPr>
+          <w:rFonts w:ascii="Consolas" w:hAnsi="Consolas" w:eastAsia="Consolas"/>
+          <w:sz w:val="18"/>
+        </w:rPr>
+        <w:t xml:space="preserve">3                            potbnb.com                              [potbnb]   </w:t>
+      </w:r>
+    </w:p>
+    <w:p>
+      <w:r>
+        <w:rPr>
+          <w:rFonts w:ascii="Consolas" w:hAnsi="Consolas" w:eastAsia="Consolas"/>
+          <w:sz w:val="18"/>
+        </w:rPr>
+        <w:t xml:space="preserve">4                        inffo.hr625.cn                        [inffo, hr625]   </w:t>
       </w:r>
     </w:p>
     <w:p>
@@ -8113,52 +8160,52 @@
           <w:rFonts w:ascii="Consolas" w:hAnsi="Consolas" w:eastAsia="Consolas"/>
           <w:sz w:val="18"/>
         </w:rPr>
-        <w:t xml:space="preserve">                                                path  tld  is_ip  url_length  \</w:t>
-      </w:r>
-    </w:p>
-    <w:p>
-      <w:r>
-        <w:rPr>
-          <w:rFonts w:ascii="Consolas" w:hAnsi="Consolas" w:eastAsia="Consolas"/>
-          <w:sz w:val="18"/>
-        </w:rPr>
-        <w:t xml:space="preserve">329413                               /question/index  com  False          58   </w:t>
-      </w:r>
-    </w:p>
-    <w:p>
-      <w:r>
-        <w:rPr>
-          <w:rFonts w:ascii="Consolas" w:hAnsi="Consolas" w:eastAsia="Consolas"/>
-          <w:sz w:val="18"/>
-        </w:rPr>
-        <w:t xml:space="preserve">518253            /people/Kathryn-Pizzino/1182562450  com  False          46   </w:t>
-      </w:r>
-    </w:p>
-    <w:p>
-      <w:r>
-        <w:rPr>
-          <w:rFonts w:ascii="Consolas" w:hAnsi="Consolas" w:eastAsia="Consolas"/>
-          <w:sz w:val="18"/>
-        </w:rPr>
-        <w:t xml:space="preserve">794241                                                 de  False          11   </w:t>
-      </w:r>
-    </w:p>
-    <w:p>
-      <w:r>
-        <w:rPr>
-          <w:rFonts w:ascii="Consolas" w:hAnsi="Consolas" w:eastAsia="Consolas"/>
-          <w:sz w:val="18"/>
-        </w:rPr>
-        <w:t xml:space="preserve">503708  /La-Minganie/ville_baie-johan-beetz_2880.php  com  False          69   </w:t>
-      </w:r>
-    </w:p>
-    <w:p>
-      <w:r>
-        <w:rPr>
-          <w:rFonts w:ascii="Consolas" w:hAnsi="Consolas" w:eastAsia="Consolas"/>
-          <w:sz w:val="18"/>
-        </w:rPr>
-        <w:t xml:space="preserve">150185                                       /fcbc36   ly  False          25   </w:t>
+        <w:t xml:space="preserve">                                           path   tld  is_ip  url_length  \</w:t>
+      </w:r>
+    </w:p>
+    <w:p>
+      <w:r>
+        <w:rPr>
+          <w:rFonts w:ascii="Consolas" w:hAnsi="Consolas" w:eastAsia="Consolas"/>
+          <w:sz w:val="18"/>
+        </w:rPr>
+        <w:t xml:space="preserve">0                              /pass/index0.php  info  False          41   </w:t>
+      </w:r>
+    </w:p>
+    <w:p>
+      <w:r>
+        <w:rPr>
+          <w:rFonts w:ascii="Consolas" w:hAnsi="Consolas" w:eastAsia="Consolas"/>
+          <w:sz w:val="18"/>
+        </w:rPr>
+        <w:t xml:space="preserve">1                                                  my  False          36   </w:t>
+      </w:r>
+    </w:p>
+    <w:p>
+      <w:r>
+        <w:rPr>
+          <w:rFonts w:ascii="Consolas" w:hAnsi="Consolas" w:eastAsia="Consolas"/>
+          <w:sz w:val="18"/>
+        </w:rPr>
+        <w:t xml:space="preserve">2  /events/black-and-blue-2011-olympic-stadium/   com  False          67   </w:t>
+      </w:r>
+    </w:p>
+    <w:p>
+      <w:r>
+        <w:rPr>
+          <w:rFonts w:ascii="Consolas" w:hAnsi="Consolas" w:eastAsia="Consolas"/>
+          <w:sz w:val="18"/>
+        </w:rPr>
+        <w:t xml:space="preserve">3           /dopbcp/alibaba/alibaba/loader1.htm   com  False          45   </w:t>
+      </w:r>
+    </w:p>
+    <w:p>
+      <w:r>
+        <w:rPr>
+          <w:rFonts w:ascii="Consolas" w:hAnsi="Consolas" w:eastAsia="Consolas"/>
+          <w:sz w:val="18"/>
+        </w:rPr>
+        <w:t xml:space="preserve">4                                    /login.php    cn  False          32   </w:t>
       </w:r>
     </w:p>
     <w:p>
@@ -8176,52 +8223,52 @@
           <w:rFonts w:ascii="Consolas" w:hAnsi="Consolas" w:eastAsia="Consolas"/>
           <w:sz w:val="18"/>
         </w:rPr>
-        <w:t xml:space="preserve">        domain_length  ...  path_length  tld_length  dot_count  \</w:t>
-      </w:r>
-    </w:p>
-    <w:p>
-      <w:r>
-        <w:rPr>
-          <w:rFonts w:ascii="Consolas" w:hAnsi="Consolas" w:eastAsia="Consolas"/>
-          <w:sz w:val="18"/>
-        </w:rPr>
-        <w:t xml:space="preserve">329413             17  ...           15           3          2   </w:t>
-      </w:r>
-    </w:p>
-    <w:p>
-      <w:r>
-        <w:rPr>
-          <w:rFonts w:ascii="Consolas" w:hAnsi="Consolas" w:eastAsia="Consolas"/>
-          <w:sz w:val="18"/>
-        </w:rPr>
-        <w:t xml:space="preserve">518253             12  ...           34           3          1   </w:t>
-      </w:r>
-    </w:p>
-    <w:p>
-      <w:r>
-        <w:rPr>
-          <w:rFonts w:ascii="Consolas" w:hAnsi="Consolas" w:eastAsia="Consolas"/>
-          <w:sz w:val="18"/>
-        </w:rPr>
-        <w:t xml:space="preserve">794241             11  ...            0           2          1   </w:t>
-      </w:r>
-    </w:p>
-    <w:p>
-      <w:r>
-        <w:rPr>
-          <w:rFonts w:ascii="Consolas" w:hAnsi="Consolas" w:eastAsia="Consolas"/>
-          <w:sz w:val="18"/>
-        </w:rPr>
-        <w:t xml:space="preserve">503708             25  ...           44           3          2   </w:t>
-      </w:r>
-    </w:p>
-    <w:p>
-      <w:r>
-        <w:rPr>
-          <w:rFonts w:ascii="Consolas" w:hAnsi="Consolas" w:eastAsia="Consolas"/>
-          <w:sz w:val="18"/>
-        </w:rPr>
-        <w:t xml:space="preserve">150185             10  ...            7           2          1   </w:t>
+        <w:t xml:space="preserve">   domain_length  ...  path_length  tld_length  dot_count  domain_dot_count  \</w:t>
+      </w:r>
+    </w:p>
+    <w:p>
+      <w:r>
+        <w:rPr>
+          <w:rFonts w:ascii="Consolas" w:hAnsi="Consolas" w:eastAsia="Consolas"/>
+          <w:sz w:val="18"/>
+        </w:rPr>
+        <w:t xml:space="preserve">0             18  ...           16           4          2                 1   </w:t>
+      </w:r>
+    </w:p>
+    <w:p>
+      <w:r>
+        <w:rPr>
+          <w:rFonts w:ascii="Consolas" w:hAnsi="Consolas" w:eastAsia="Consolas"/>
+          <w:sz w:val="18"/>
+        </w:rPr>
+        <w:t xml:space="preserve">1             36  ...            0           2          2                 2   </w:t>
+      </w:r>
+    </w:p>
+    <w:p>
+      <w:r>
+        <w:rPr>
+          <w:rFonts w:ascii="Consolas" w:hAnsi="Consolas" w:eastAsia="Consolas"/>
+          <w:sz w:val="18"/>
+        </w:rPr>
+        <w:t xml:space="preserve">2             23  ...           44           3          1                 1   </w:t>
+      </w:r>
+    </w:p>
+    <w:p>
+      <w:r>
+        <w:rPr>
+          <w:rFonts w:ascii="Consolas" w:hAnsi="Consolas" w:eastAsia="Consolas"/>
+          <w:sz w:val="18"/>
+        </w:rPr>
+        <w:t xml:space="preserve">3             10  ...           35           3          2                 1   </w:t>
+      </w:r>
+    </w:p>
+    <w:p>
+      <w:r>
+        <w:rPr>
+          <w:rFonts w:ascii="Consolas" w:hAnsi="Consolas" w:eastAsia="Consolas"/>
+          <w:sz w:val="18"/>
+        </w:rPr>
+        <w:t xml:space="preserve">4             14  ...           10           2          3                 2   </w:t>
       </w:r>
     </w:p>
     <w:p>
@@ -8239,52 +8286,52 @@
           <w:rFonts w:ascii="Consolas" w:hAnsi="Consolas" w:eastAsia="Consolas"/>
           <w:sz w:val="18"/>
         </w:rPr>
-        <w:t xml:space="preserve">        domain_dot_count  digit_count  word_count  special_char_count  \</w:t>
-      </w:r>
-    </w:p>
-    <w:p>
-      <w:r>
-        <w:rPr>
-          <w:rFonts w:ascii="Consolas" w:hAnsi="Consolas" w:eastAsia="Consolas"/>
-          <w:sz w:val="18"/>
-        </w:rPr>
-        <w:t xml:space="preserve">329413                 2           15           7                   6   </w:t>
-      </w:r>
-    </w:p>
-    <w:p>
-      <w:r>
-        <w:rPr>
-          <w:rFonts w:ascii="Consolas" w:hAnsi="Consolas" w:eastAsia="Consolas"/>
-          <w:sz w:val="18"/>
-        </w:rPr>
-        <w:t xml:space="preserve">518253                 1           10           6                   5   </w:t>
-      </w:r>
-    </w:p>
-    <w:p>
-      <w:r>
-        <w:rPr>
-          <w:rFonts w:ascii="Consolas" w:hAnsi="Consolas" w:eastAsia="Consolas"/>
-          <w:sz w:val="18"/>
-        </w:rPr>
-        <w:t xml:space="preserve">794241                 1            0           3                   2   </w:t>
-      </w:r>
-    </w:p>
-    <w:p>
-      <w:r>
-        <w:rPr>
-          <w:rFonts w:ascii="Consolas" w:hAnsi="Consolas" w:eastAsia="Consolas"/>
-          <w:sz w:val="18"/>
-        </w:rPr>
-        <w:t xml:space="preserve">503708                 1            4           9                  10   </w:t>
-      </w:r>
-    </w:p>
-    <w:p>
-      <w:r>
-        <w:rPr>
-          <w:rFonts w:ascii="Consolas" w:hAnsi="Consolas" w:eastAsia="Consolas"/>
-          <w:sz w:val="18"/>
-        </w:rPr>
-        <w:t xml:space="preserve">150185                 1            2           4                   5   </w:t>
+        <w:t xml:space="preserve">   digit_count  word_count  special_char_count  digit_letter_ratio  \</w:t>
+      </w:r>
+    </w:p>
+    <w:p>
+      <w:r>
+        <w:rPr>
+          <w:rFonts w:ascii="Consolas" w:hAnsi="Consolas" w:eastAsia="Consolas"/>
+          <w:sz w:val="18"/>
+        </w:rPr>
+        <w:t xml:space="preserve">0            1           6                   7            0.166667   </w:t>
+      </w:r>
+    </w:p>
+    <w:p>
+      <w:r>
+        <w:rPr>
+          <w:rFonts w:ascii="Consolas" w:hAnsi="Consolas" w:eastAsia="Consolas"/>
+          <w:sz w:val="18"/>
+        </w:rPr>
+        <w:t xml:space="preserve">1            0           3                   2            0.000000   </w:t>
+      </w:r>
+    </w:p>
+    <w:p>
+      <w:r>
+        <w:rPr>
+          <w:rFonts w:ascii="Consolas" w:hAnsi="Consolas" w:eastAsia="Consolas"/>
+          <w:sz w:val="18"/>
+        </w:rPr>
+        <w:t xml:space="preserve">2            4          10                  10            0.400000   </w:t>
+      </w:r>
+    </w:p>
+    <w:p>
+      <w:r>
+        <w:rPr>
+          <w:rFonts w:ascii="Consolas" w:hAnsi="Consolas" w:eastAsia="Consolas"/>
+          <w:sz w:val="18"/>
+        </w:rPr>
+        <w:t xml:space="preserve">3            1           7                   6            0.142857   </w:t>
+      </w:r>
+    </w:p>
+    <w:p>
+      <w:r>
+        <w:rPr>
+          <w:rFonts w:ascii="Consolas" w:hAnsi="Consolas" w:eastAsia="Consolas"/>
+          <w:sz w:val="18"/>
+        </w:rPr>
+        <w:t xml:space="preserve">4            3           6                   7            0.500000   </w:t>
       </w:r>
     </w:p>
     <w:p>
@@ -8302,52 +8349,52 @@
           <w:rFonts w:ascii="Consolas" w:hAnsi="Consolas" w:eastAsia="Consolas"/>
           <w:sz w:val="18"/>
         </w:rPr>
-        <w:t xml:space="preserve">        digit_letter_ratio  hyphen_count  contains_words_count  </w:t>
-      </w:r>
-    </w:p>
-    <w:p>
-      <w:r>
-        <w:rPr>
-          <w:rFonts w:ascii="Consolas" w:hAnsi="Consolas" w:eastAsia="Consolas"/>
-          <w:sz w:val="18"/>
-        </w:rPr>
-        <w:t xml:space="preserve">329413            2.142857             0                     0  </w:t>
-      </w:r>
-    </w:p>
-    <w:p>
-      <w:r>
-        <w:rPr>
-          <w:rFonts w:ascii="Consolas" w:hAnsi="Consolas" w:eastAsia="Consolas"/>
-          <w:sz w:val="18"/>
-        </w:rPr>
-        <w:t xml:space="preserve">518253            1.666667             0                     0  </w:t>
-      </w:r>
-    </w:p>
-    <w:p>
-      <w:r>
-        <w:rPr>
-          <w:rFonts w:ascii="Consolas" w:hAnsi="Consolas" w:eastAsia="Consolas"/>
-          <w:sz w:val="18"/>
-        </w:rPr>
-        <w:t xml:space="preserve">794241            0.000000             1                     0  </w:t>
-      </w:r>
-    </w:p>
-    <w:p>
-      <w:r>
-        <w:rPr>
-          <w:rFonts w:ascii="Consolas" w:hAnsi="Consolas" w:eastAsia="Consolas"/>
-          <w:sz w:val="18"/>
-        </w:rPr>
-        <w:t xml:space="preserve">503708            0.444444             1                     0  </w:t>
-      </w:r>
-    </w:p>
-    <w:p>
-      <w:r>
-        <w:rPr>
-          <w:rFonts w:ascii="Consolas" w:hAnsi="Consolas" w:eastAsia="Consolas"/>
-          <w:sz w:val="18"/>
-        </w:rPr>
-        <w:t xml:space="preserve">150185            0.500000             0                     0  </w:t>
+        <w:t xml:space="preserve">   hyphen_count  contains_words_count  </w:t>
+      </w:r>
+    </w:p>
+    <w:p>
+      <w:r>
+        <w:rPr>
+          <w:rFonts w:ascii="Consolas" w:hAnsi="Consolas" w:eastAsia="Consolas"/>
+          <w:sz w:val="18"/>
+        </w:rPr>
+        <w:t xml:space="preserve">0             0                     0  </w:t>
+      </w:r>
+    </w:p>
+    <w:p>
+      <w:r>
+        <w:rPr>
+          <w:rFonts w:ascii="Consolas" w:hAnsi="Consolas" w:eastAsia="Consolas"/>
+          <w:sz w:val="18"/>
+        </w:rPr>
+        <w:t xml:space="preserve">1             0                     1  </w:t>
+      </w:r>
+    </w:p>
+    <w:p>
+      <w:r>
+        <w:rPr>
+          <w:rFonts w:ascii="Consolas" w:hAnsi="Consolas" w:eastAsia="Consolas"/>
+          <w:sz w:val="18"/>
+        </w:rPr>
+        <w:t xml:space="preserve">2             1                     0  </w:t>
+      </w:r>
+    </w:p>
+    <w:p>
+      <w:r>
+        <w:rPr>
+          <w:rFonts w:ascii="Consolas" w:hAnsi="Consolas" w:eastAsia="Consolas"/>
+          <w:sz w:val="18"/>
+        </w:rPr>
+        <w:t xml:space="preserve">3             0                     0  </w:t>
+      </w:r>
+    </w:p>
+    <w:p>
+      <w:r>
+        <w:rPr>
+          <w:rFonts w:ascii="Consolas" w:hAnsi="Consolas" w:eastAsia="Consolas"/>
+          <w:sz w:val="18"/>
+        </w:rPr>
+        <w:t xml:space="preserve">4             0                     1  </w:t>
       </w:r>
     </w:p>
     <w:p>
@@ -8377,7 +8424,7 @@
           <w:rFonts w:ascii="Calibri" w:hAnsi="Calibri" w:eastAsia="Calibri"/>
           <w:sz w:val="26"/>
         </w:rPr>
-        <w:t>B. Compress n-grams with Single Vector Decomposition (SVD)</w:t>
+        <w:t>B. Compress n-grams with Singular Value Decomposition (SVD)</w:t>
       </w:r>
     </w:p>
     <w:p>
@@ -8616,7 +8663,7 @@
           <w:rFonts w:ascii="Calibri" w:hAnsi="Calibri" w:eastAsia="Calibri"/>
           <w:sz w:val="28"/>
         </w:rPr>
-        <w:t>2. Train an MLP</w:t>
+        <w:t>2. Train an baseline logistic regression model</w:t>
       </w:r>
     </w:p>
     <w:p>
@@ -8640,98 +8687,20 @@
           <w:rFonts w:ascii="Consolas" w:hAnsi="Consolas" w:eastAsia="Consolas"/>
           <w:sz w:val="18"/>
         </w:rPr>
-        <w:t>mlp = MLPClassifier(</w:t>
-      </w:r>
-    </w:p>
-    <w:p>
-      <w:pPr>
-        <w:spacing w:before="40" w:after="40"/>
-        <w:shd w:fill="F2F2F2" w:val="clear"/>
-      </w:pPr>
-      <w:r>
-        <w:rPr>
-          <w:rFonts w:ascii="Consolas" w:hAnsi="Consolas" w:eastAsia="Consolas"/>
-          <w:sz w:val="18"/>
-        </w:rPr>
-        <w:t xml:space="preserve">    hidden_layer_sizes=(128, 64),</w:t>
-      </w:r>
-    </w:p>
-    <w:p>
-      <w:pPr>
-        <w:spacing w:before="40" w:after="40"/>
-        <w:shd w:fill="F2F2F2" w:val="clear"/>
-      </w:pPr>
-      <w:r>
-        <w:rPr>
-          <w:rFonts w:ascii="Consolas" w:hAnsi="Consolas" w:eastAsia="Consolas"/>
-          <w:sz w:val="18"/>
-        </w:rPr>
-        <w:t xml:space="preserve">    activation='relu',</w:t>
-      </w:r>
-    </w:p>
-    <w:p>
-      <w:pPr>
-        <w:spacing w:before="40" w:after="40"/>
-        <w:shd w:fill="F2F2F2" w:val="clear"/>
-      </w:pPr>
-      <w:r>
-        <w:rPr>
-          <w:rFonts w:ascii="Consolas" w:hAnsi="Consolas" w:eastAsia="Consolas"/>
-          <w:sz w:val="18"/>
-        </w:rPr>
-        <w:t xml:space="preserve">    solver='adam',</w:t>
-      </w:r>
-    </w:p>
-    <w:p>
-      <w:pPr>
-        <w:spacing w:before="40" w:after="40"/>
-        <w:shd w:fill="F2F2F2" w:val="clear"/>
-      </w:pPr>
-      <w:r>
-        <w:rPr>
-          <w:rFonts w:ascii="Consolas" w:hAnsi="Consolas" w:eastAsia="Consolas"/>
-          <w:sz w:val="18"/>
-        </w:rPr>
-        <w:t xml:space="preserve">    max_iter=50,</w:t>
-      </w:r>
-    </w:p>
-    <w:p>
-      <w:pPr>
-        <w:spacing w:before="40" w:after="40"/>
-        <w:shd w:fill="F2F2F2" w:val="clear"/>
-      </w:pPr>
-      <w:r>
-        <w:rPr>
-          <w:rFonts w:ascii="Consolas" w:hAnsi="Consolas" w:eastAsia="Consolas"/>
-          <w:sz w:val="18"/>
-        </w:rPr>
-        <w:t xml:space="preserve">    random_state=RANDOM_STATE,</w:t>
-      </w:r>
-    </w:p>
-    <w:p>
-      <w:pPr>
-        <w:spacing w:before="40" w:after="40"/>
-        <w:shd w:fill="F2F2F2" w:val="clear"/>
-      </w:pPr>
-      <w:r>
-        <w:rPr>
-          <w:rFonts w:ascii="Consolas" w:hAnsi="Consolas" w:eastAsia="Consolas"/>
-          <w:sz w:val="18"/>
-        </w:rPr>
-        <w:t xml:space="preserve">    early_stopping=True,</w:t>
-      </w:r>
-    </w:p>
-    <w:p>
-      <w:pPr>
-        <w:spacing w:before="40" w:after="40"/>
-        <w:shd w:fill="F2F2F2" w:val="clear"/>
-      </w:pPr>
-      <w:r>
-        <w:rPr>
-          <w:rFonts w:ascii="Consolas" w:hAnsi="Consolas" w:eastAsia="Consolas"/>
-          <w:sz w:val="18"/>
-        </w:rPr>
-        <w:t>)</w:t>
+        <w:t>reg = LogisticRegression(max_iter=1000)</w:t>
+      </w:r>
+    </w:p>
+    <w:p>
+      <w:pPr>
+        <w:spacing w:before="40" w:after="40"/>
+        <w:shd w:fill="F2F2F2" w:val="clear"/>
+      </w:pPr>
+      <w:r>
+        <w:rPr>
+          <w:rFonts w:ascii="Consolas" w:hAnsi="Consolas" w:eastAsia="Consolas"/>
+          <w:sz w:val="18"/>
+        </w:rPr>
+        <w:t>reg.fit(X_train, y_train)</w:t>
       </w:r>
     </w:p>
     <w:p>
@@ -8757,20 +8726,72 @@
           <w:rFonts w:ascii="Consolas" w:hAnsi="Consolas" w:eastAsia="Consolas"/>
           <w:sz w:val="18"/>
         </w:rPr>
-        <w:t>mlp.fit(X_train, y_train)</w:t>
-      </w:r>
-    </w:p>
-    <w:p>
-      <w:pPr>
-        <w:spacing w:before="40" w:after="40"/>
-        <w:shd w:fill="F2F2F2" w:val="clear"/>
-      </w:pPr>
-      <w:r>
-        <w:rPr>
-          <w:rFonts w:ascii="Consolas" w:hAnsi="Consolas" w:eastAsia="Consolas"/>
-          <w:sz w:val="18"/>
-        </w:rPr>
-        <w:t>print(f"Trained in {mlp.n_iter_} iterations")</w:t>
+        <w:t>preds = reg.predict(X_test)</w:t>
+      </w:r>
+    </w:p>
+    <w:p>
+      <w:pPr>
+        <w:spacing w:before="40" w:after="40"/>
+        <w:shd w:fill="F2F2F2" w:val="clear"/>
+      </w:pPr>
+      <w:r>
+        <w:rPr>
+          <w:rFonts w:ascii="Consolas" w:hAnsi="Consolas" w:eastAsia="Consolas"/>
+          <w:sz w:val="18"/>
+        </w:rPr>
+        <w:t>probs = reg.predict_proba(X_test)</w:t>
+      </w:r>
+    </w:p>
+    <w:p>
+      <w:pPr>
+        <w:spacing w:before="40" w:after="40"/>
+        <w:shd w:fill="F2F2F2" w:val="clear"/>
+      </w:pPr>
+      <w:r>
+        <w:rPr>
+          <w:rFonts w:ascii="Consolas" w:hAnsi="Consolas" w:eastAsia="Consolas"/>
+          <w:sz w:val="18"/>
+        </w:rPr>
+        <w:t xml:space="preserve"> </w:t>
+      </w:r>
+    </w:p>
+    <w:p>
+      <w:pPr>
+        <w:spacing w:before="40" w:after="40"/>
+        <w:shd w:fill="F2F2F2" w:val="clear"/>
+      </w:pPr>
+      <w:r>
+        <w:rPr>
+          <w:rFonts w:ascii="Consolas" w:hAnsi="Consolas" w:eastAsia="Consolas"/>
+          <w:sz w:val="18"/>
+        </w:rPr>
+        <w:t>reg_accuracy = accuracy_score(y_test, preds)</w:t>
+      </w:r>
+    </w:p>
+    <w:p>
+      <w:pPr>
+        <w:spacing w:before="40" w:after="40"/>
+        <w:shd w:fill="F2F2F2" w:val="clear"/>
+      </w:pPr>
+      <w:r>
+        <w:rPr>
+          <w:rFonts w:ascii="Consolas" w:hAnsi="Consolas" w:eastAsia="Consolas"/>
+          <w:sz w:val="18"/>
+        </w:rPr>
+        <w:t>reg_auc = roc_auc_score(y_test, probs[:, 1])</w:t>
+      </w:r>
+    </w:p>
+    <w:p>
+      <w:pPr>
+        <w:spacing w:before="40" w:after="40"/>
+        <w:shd w:fill="F2F2F2" w:val="clear"/>
+      </w:pPr>
+      <w:r>
+        <w:rPr>
+          <w:rFonts w:ascii="Consolas" w:hAnsi="Consolas" w:eastAsia="Consolas"/>
+          <w:sz w:val="18"/>
+        </w:rPr>
+        <w:t>print(f"Accuracy: {reg_accuracy} AUC: {reg_auc}")</w:t>
       </w:r>
     </w:p>
     <w:p>
@@ -8790,7 +8811,7 @@
           <w:rFonts w:ascii="Consolas" w:hAnsi="Consolas" w:eastAsia="Consolas"/>
           <w:sz w:val="18"/>
         </w:rPr>
-        <w:t>Trained in 32 iterations</w:t>
+        <w:t>Accuracy: 0.9171771117829184 AUC: 0.973868799671371</w:t>
       </w:r>
     </w:p>
     <w:p>
@@ -8800,6 +8821,18 @@
           <w:sz w:val="18"/>
         </w:rPr>
         <w:t xml:space="preserve"> </w:t>
+      </w:r>
+    </w:p>
+    <w:p>
+      <w:pPr>
+        <w:pStyle w:val="Heading2"/>
+      </w:pPr>
+      <w:r>
+        <w:rPr>
+          <w:rFonts w:ascii="Calibri" w:hAnsi="Calibri" w:eastAsia="Calibri"/>
+          <w:sz w:val="28"/>
+        </w:rPr>
+        <w:t>3. Train an MLP</w:t>
       </w:r>
     </w:p>
     <w:p>
@@ -8823,20 +8856,98 @@
           <w:rFonts w:ascii="Consolas" w:hAnsi="Consolas" w:eastAsia="Consolas"/>
           <w:sz w:val="18"/>
         </w:rPr>
-        <w:t>preds = mlp.predict(X_test)</w:t>
-      </w:r>
-    </w:p>
-    <w:p>
-      <w:pPr>
-        <w:spacing w:before="40" w:after="40"/>
-        <w:shd w:fill="F2F2F2" w:val="clear"/>
-      </w:pPr>
-      <w:r>
-        <w:rPr>
-          <w:rFonts w:ascii="Consolas" w:hAnsi="Consolas" w:eastAsia="Consolas"/>
-          <w:sz w:val="18"/>
-        </w:rPr>
-        <w:t>probs = mlp.predict_proba(X_test) # probs has 2 columns, first is probability of being 0, second is probability of being 1</w:t>
+        <w:t>mlp = MLPClassifier(</w:t>
+      </w:r>
+    </w:p>
+    <w:p>
+      <w:pPr>
+        <w:spacing w:before="40" w:after="40"/>
+        <w:shd w:fill="F2F2F2" w:val="clear"/>
+      </w:pPr>
+      <w:r>
+        <w:rPr>
+          <w:rFonts w:ascii="Consolas" w:hAnsi="Consolas" w:eastAsia="Consolas"/>
+          <w:sz w:val="18"/>
+        </w:rPr>
+        <w:t xml:space="preserve">    hidden_layer_sizes=(128, 64),</w:t>
+      </w:r>
+    </w:p>
+    <w:p>
+      <w:pPr>
+        <w:spacing w:before="40" w:after="40"/>
+        <w:shd w:fill="F2F2F2" w:val="clear"/>
+      </w:pPr>
+      <w:r>
+        <w:rPr>
+          <w:rFonts w:ascii="Consolas" w:hAnsi="Consolas" w:eastAsia="Consolas"/>
+          <w:sz w:val="18"/>
+        </w:rPr>
+        <w:t xml:space="preserve">    activation='relu',</w:t>
+      </w:r>
+    </w:p>
+    <w:p>
+      <w:pPr>
+        <w:spacing w:before="40" w:after="40"/>
+        <w:shd w:fill="F2F2F2" w:val="clear"/>
+      </w:pPr>
+      <w:r>
+        <w:rPr>
+          <w:rFonts w:ascii="Consolas" w:hAnsi="Consolas" w:eastAsia="Consolas"/>
+          <w:sz w:val="18"/>
+        </w:rPr>
+        <w:t xml:space="preserve">    solver='adam',</w:t>
+      </w:r>
+    </w:p>
+    <w:p>
+      <w:pPr>
+        <w:spacing w:before="40" w:after="40"/>
+        <w:shd w:fill="F2F2F2" w:val="clear"/>
+      </w:pPr>
+      <w:r>
+        <w:rPr>
+          <w:rFonts w:ascii="Consolas" w:hAnsi="Consolas" w:eastAsia="Consolas"/>
+          <w:sz w:val="18"/>
+        </w:rPr>
+        <w:t xml:space="preserve">    max_iter=50,</w:t>
+      </w:r>
+    </w:p>
+    <w:p>
+      <w:pPr>
+        <w:spacing w:before="40" w:after="40"/>
+        <w:shd w:fill="F2F2F2" w:val="clear"/>
+      </w:pPr>
+      <w:r>
+        <w:rPr>
+          <w:rFonts w:ascii="Consolas" w:hAnsi="Consolas" w:eastAsia="Consolas"/>
+          <w:sz w:val="18"/>
+        </w:rPr>
+        <w:t xml:space="preserve">    random_state=RANDOM_STATE,</w:t>
+      </w:r>
+    </w:p>
+    <w:p>
+      <w:pPr>
+        <w:spacing w:before="40" w:after="40"/>
+        <w:shd w:fill="F2F2F2" w:val="clear"/>
+      </w:pPr>
+      <w:r>
+        <w:rPr>
+          <w:rFonts w:ascii="Consolas" w:hAnsi="Consolas" w:eastAsia="Consolas"/>
+          <w:sz w:val="18"/>
+        </w:rPr>
+        <w:t xml:space="preserve">    early_stopping=True,</w:t>
+      </w:r>
+    </w:p>
+    <w:p>
+      <w:pPr>
+        <w:spacing w:before="40" w:after="40"/>
+        <w:shd w:fill="F2F2F2" w:val="clear"/>
+      </w:pPr>
+      <w:r>
+        <w:rPr>
+          <w:rFonts w:ascii="Consolas" w:hAnsi="Consolas" w:eastAsia="Consolas"/>
+          <w:sz w:val="18"/>
+        </w:rPr>
+        <w:t>)</w:t>
       </w:r>
     </w:p>
     <w:p>
@@ -8862,32 +8973,20 @@
           <w:rFonts w:ascii="Consolas" w:hAnsi="Consolas" w:eastAsia="Consolas"/>
           <w:sz w:val="18"/>
         </w:rPr>
-        <w:t>accuracy = accuracy_score(y_test, preds)</w:t>
-      </w:r>
-    </w:p>
-    <w:p>
-      <w:pPr>
-        <w:spacing w:before="40" w:after="40"/>
-        <w:shd w:fill="F2F2F2" w:val="clear"/>
-      </w:pPr>
-      <w:r>
-        <w:rPr>
-          <w:rFonts w:ascii="Consolas" w:hAnsi="Consolas" w:eastAsia="Consolas"/>
-          <w:sz w:val="18"/>
-        </w:rPr>
-        <w:t>auc = roc_auc_score(y_test, probs[:, 1])</w:t>
-      </w:r>
-    </w:p>
-    <w:p>
-      <w:pPr>
-        <w:pStyle w:val="Heading2"/>
-      </w:pPr>
-      <w:r>
-        <w:rPr>
-          <w:rFonts w:ascii="Calibri" w:hAnsi="Calibri" w:eastAsia="Calibri"/>
-          <w:sz w:val="28"/>
-        </w:rPr>
-        <w:t>3. Evalutate the model</w:t>
+        <w:t>mlp.fit(X_train, y_train)</w:t>
+      </w:r>
+    </w:p>
+    <w:p>
+      <w:pPr>
+        <w:spacing w:before="40" w:after="40"/>
+        <w:shd w:fill="F2F2F2" w:val="clear"/>
+      </w:pPr>
+      <w:r>
+        <w:rPr>
+          <w:rFonts w:ascii="Consolas" w:hAnsi="Consolas" w:eastAsia="Consolas"/>
+          <w:sz w:val="18"/>
+        </w:rPr>
+        <w:t>print(f"Trained in {mlp.n_iter_} iterations")</w:t>
       </w:r>
     </w:p>
     <w:p>
@@ -8898,72 +8997,25 @@
           <w:color w:val="555555"/>
           <w:sz w:val="18"/>
         </w:rPr>
-        <w:t>Code</w:t>
-      </w:r>
-    </w:p>
-    <w:p>
-      <w:pPr>
-        <w:spacing w:before="40" w:after="40"/>
-        <w:shd w:fill="F2F2F2" w:val="clear"/>
-      </w:pPr>
-      <w:r>
-        <w:rPr>
-          <w:rFonts w:ascii="Consolas" w:hAnsi="Consolas" w:eastAsia="Consolas"/>
-          <w:sz w:val="18"/>
-        </w:rPr>
-        <w:t>print("Classification Report...")</w:t>
-      </w:r>
-    </w:p>
-    <w:p>
-      <w:pPr>
-        <w:spacing w:before="40" w:after="40"/>
-        <w:shd w:fill="F2F2F2" w:val="clear"/>
-      </w:pPr>
-      <w:r>
-        <w:rPr>
-          <w:rFonts w:ascii="Consolas" w:hAnsi="Consolas" w:eastAsia="Consolas"/>
-          <w:sz w:val="18"/>
-        </w:rPr>
-        <w:t>print(classification_report(y_test, preds))</w:t>
-      </w:r>
-    </w:p>
-    <w:p>
-      <w:pPr>
-        <w:spacing w:before="40" w:after="40"/>
-        <w:shd w:fill="F2F2F2" w:val="clear"/>
-      </w:pPr>
+        <w:t>Output (stdout)</w:t>
+      </w:r>
+    </w:p>
+    <w:p>
+      <w:r>
+        <w:rPr>
+          <w:rFonts w:ascii="Consolas" w:hAnsi="Consolas" w:eastAsia="Consolas"/>
+          <w:sz w:val="18"/>
+        </w:rPr>
+        <w:t>Trained in 42 iterations</w:t>
+      </w:r>
+    </w:p>
+    <w:p>
       <w:r>
         <w:rPr>
           <w:rFonts w:ascii="Consolas" w:hAnsi="Consolas" w:eastAsia="Consolas"/>
           <w:sz w:val="18"/>
         </w:rPr>
         <w:t xml:space="preserve"> </w:t>
-      </w:r>
-    </w:p>
-    <w:p>
-      <w:pPr>
-        <w:spacing w:before="40" w:after="40"/>
-        <w:shd w:fill="F2F2F2" w:val="clear"/>
-      </w:pPr>
-      <w:r>
-        <w:rPr>
-          <w:rFonts w:ascii="Consolas" w:hAnsi="Consolas" w:eastAsia="Consolas"/>
-          <w:sz w:val="18"/>
-        </w:rPr>
-        <w:t>print("Confusion Matrix...")</w:t>
-      </w:r>
-    </w:p>
-    <w:p>
-      <w:pPr>
-        <w:spacing w:before="40" w:after="40"/>
-        <w:shd w:fill="F2F2F2" w:val="clear"/>
-      </w:pPr>
-      <w:r>
-        <w:rPr>
-          <w:rFonts w:ascii="Consolas" w:hAnsi="Consolas" w:eastAsia="Consolas"/>
-          <w:sz w:val="18"/>
-        </w:rPr>
-        <w:t>print(confusion_matrix(y_test, preds))</w:t>
       </w:r>
     </w:p>
     <w:p>
@@ -8974,6 +9026,108 @@
           <w:color w:val="555555"/>
           <w:sz w:val="18"/>
         </w:rPr>
+        <w:t>Code</w:t>
+      </w:r>
+    </w:p>
+    <w:p>
+      <w:pPr>
+        <w:spacing w:before="40" w:after="40"/>
+        <w:shd w:fill="F2F2F2" w:val="clear"/>
+      </w:pPr>
+      <w:r>
+        <w:rPr>
+          <w:rFonts w:ascii="Consolas" w:hAnsi="Consolas" w:eastAsia="Consolas"/>
+          <w:sz w:val="18"/>
+        </w:rPr>
+        <w:t>preds = mlp.predict(X_test)</w:t>
+      </w:r>
+    </w:p>
+    <w:p>
+      <w:pPr>
+        <w:spacing w:before="40" w:after="40"/>
+        <w:shd w:fill="F2F2F2" w:val="clear"/>
+      </w:pPr>
+      <w:r>
+        <w:rPr>
+          <w:rFonts w:ascii="Consolas" w:hAnsi="Consolas" w:eastAsia="Consolas"/>
+          <w:sz w:val="18"/>
+        </w:rPr>
+        <w:t>probs = mlp.predict_proba(X_test) # probs has 2 columns, first is probability of being 0, second is probability of being 1</w:t>
+      </w:r>
+    </w:p>
+    <w:p>
+      <w:pPr>
+        <w:spacing w:before="40" w:after="40"/>
+        <w:shd w:fill="F2F2F2" w:val="clear"/>
+      </w:pPr>
+      <w:r>
+        <w:rPr>
+          <w:rFonts w:ascii="Consolas" w:hAnsi="Consolas" w:eastAsia="Consolas"/>
+          <w:sz w:val="18"/>
+        </w:rPr>
+        <w:t xml:space="preserve"> </w:t>
+      </w:r>
+    </w:p>
+    <w:p>
+      <w:pPr>
+        <w:spacing w:before="40" w:after="40"/>
+        <w:shd w:fill="F2F2F2" w:val="clear"/>
+      </w:pPr>
+      <w:r>
+        <w:rPr>
+          <w:rFonts w:ascii="Consolas" w:hAnsi="Consolas" w:eastAsia="Consolas"/>
+          <w:sz w:val="18"/>
+        </w:rPr>
+        <w:t>mlp_accuracy = accuracy_score(y_test, preds)</w:t>
+      </w:r>
+    </w:p>
+    <w:p>
+      <w:pPr>
+        <w:spacing w:before="40" w:after="40"/>
+        <w:shd w:fill="F2F2F2" w:val="clear"/>
+      </w:pPr>
+      <w:r>
+        <w:rPr>
+          <w:rFonts w:ascii="Consolas" w:hAnsi="Consolas" w:eastAsia="Consolas"/>
+          <w:sz w:val="18"/>
+        </w:rPr>
+        <w:t>mlp_auc = roc_auc_score(y_test, probs[:, 1])</w:t>
+      </w:r>
+    </w:p>
+    <w:p>
+      <w:pPr>
+        <w:spacing w:before="40" w:after="40"/>
+        <w:shd w:fill="F2F2F2" w:val="clear"/>
+      </w:pPr>
+      <w:r>
+        <w:rPr>
+          <w:rFonts w:ascii="Consolas" w:hAnsi="Consolas" w:eastAsia="Consolas"/>
+          <w:sz w:val="18"/>
+        </w:rPr>
+        <w:t xml:space="preserve"> </w:t>
+      </w:r>
+    </w:p>
+    <w:p>
+      <w:pPr>
+        <w:spacing w:before="40" w:after="40"/>
+        <w:shd w:fill="F2F2F2" w:val="clear"/>
+      </w:pPr>
+      <w:r>
+        <w:rPr>
+          <w:rFonts w:ascii="Consolas" w:hAnsi="Consolas" w:eastAsia="Consolas"/>
+          <w:sz w:val="18"/>
+        </w:rPr>
+        <w:t>print(f"Accuracy: {mlp_accuracy} AUC: {mlp_auc}")</w:t>
+      </w:r>
+    </w:p>
+    <w:p>
+      <w:r>
+        <w:rPr>
+          <w:rFonts w:ascii="Calibri" w:hAnsi="Calibri" w:eastAsia="Calibri"/>
+          <w:b/>
+          <w:color w:val="555555"/>
+          <w:sz w:val="18"/>
+        </w:rPr>
         <w:t>Output (stdout)</w:t>
       </w:r>
     </w:p>
@@ -8983,6 +9137,123 @@
           <w:rFonts w:ascii="Consolas" w:hAnsi="Consolas" w:eastAsia="Consolas"/>
           <w:sz w:val="18"/>
         </w:rPr>
+        <w:t>Accuracy: 0.9731750193127695 AUC: 0.9960759073448578</w:t>
+      </w:r>
+    </w:p>
+    <w:p>
+      <w:r>
+        <w:rPr>
+          <w:rFonts w:ascii="Consolas" w:hAnsi="Consolas" w:eastAsia="Consolas"/>
+          <w:sz w:val="18"/>
+        </w:rPr>
+        <w:t xml:space="preserve"> </w:t>
+      </w:r>
+    </w:p>
+    <w:p>
+      <w:pPr>
+        <w:pStyle w:val="Heading2"/>
+      </w:pPr>
+      <w:r>
+        <w:rPr>
+          <w:rFonts w:ascii="Calibri" w:hAnsi="Calibri" w:eastAsia="Calibri"/>
+          <w:sz w:val="28"/>
+        </w:rPr>
+        <w:t>4. Evalutate the model</w:t>
+      </w:r>
+    </w:p>
+    <w:p>
+      <w:r>
+        <w:rPr>
+          <w:rFonts w:ascii="Calibri" w:hAnsi="Calibri" w:eastAsia="Calibri"/>
+          <w:b/>
+          <w:color w:val="555555"/>
+          <w:sz w:val="18"/>
+        </w:rPr>
+        <w:t>Code</w:t>
+      </w:r>
+    </w:p>
+    <w:p>
+      <w:pPr>
+        <w:spacing w:before="40" w:after="40"/>
+        <w:shd w:fill="F2F2F2" w:val="clear"/>
+      </w:pPr>
+      <w:r>
+        <w:rPr>
+          <w:rFonts w:ascii="Consolas" w:hAnsi="Consolas" w:eastAsia="Consolas"/>
+          <w:sz w:val="18"/>
+        </w:rPr>
+        <w:t>print("Classification Report...")</w:t>
+      </w:r>
+    </w:p>
+    <w:p>
+      <w:pPr>
+        <w:spacing w:before="40" w:after="40"/>
+        <w:shd w:fill="F2F2F2" w:val="clear"/>
+      </w:pPr>
+      <w:r>
+        <w:rPr>
+          <w:rFonts w:ascii="Consolas" w:hAnsi="Consolas" w:eastAsia="Consolas"/>
+          <w:sz w:val="18"/>
+        </w:rPr>
+        <w:t>print(classification_report(y_test, preds))</w:t>
+      </w:r>
+    </w:p>
+    <w:p>
+      <w:pPr>
+        <w:spacing w:before="40" w:after="40"/>
+        <w:shd w:fill="F2F2F2" w:val="clear"/>
+      </w:pPr>
+      <w:r>
+        <w:rPr>
+          <w:rFonts w:ascii="Consolas" w:hAnsi="Consolas" w:eastAsia="Consolas"/>
+          <w:sz w:val="18"/>
+        </w:rPr>
+        <w:t xml:space="preserve"> </w:t>
+      </w:r>
+    </w:p>
+    <w:p>
+      <w:pPr>
+        <w:spacing w:before="40" w:after="40"/>
+        <w:shd w:fill="F2F2F2" w:val="clear"/>
+      </w:pPr>
+      <w:r>
+        <w:rPr>
+          <w:rFonts w:ascii="Consolas" w:hAnsi="Consolas" w:eastAsia="Consolas"/>
+          <w:sz w:val="18"/>
+        </w:rPr>
+        <w:t>print("Confusion Matrix...")</w:t>
+      </w:r>
+    </w:p>
+    <w:p>
+      <w:pPr>
+        <w:spacing w:before="40" w:after="40"/>
+        <w:shd w:fill="F2F2F2" w:val="clear"/>
+      </w:pPr>
+      <w:r>
+        <w:rPr>
+          <w:rFonts w:ascii="Consolas" w:hAnsi="Consolas" w:eastAsia="Consolas"/>
+          <w:sz w:val="18"/>
+        </w:rPr>
+        <w:t>print(confusion_matrix(y_test, preds))</w:t>
+      </w:r>
+    </w:p>
+    <w:p>
+      <w:r>
+        <w:rPr>
+          <w:rFonts w:ascii="Calibri" w:hAnsi="Calibri" w:eastAsia="Calibri"/>
+          <w:b/>
+          <w:color w:val="555555"/>
+          <w:sz w:val="18"/>
+        </w:rPr>
+        <w:t>Output (stdout)</w:t>
+      </w:r>
+    </w:p>
+    <w:p>
+      <w:r>
+        <w:rPr>
+          <w:rFonts w:ascii="Consolas" w:hAnsi="Consolas" w:eastAsia="Consolas"/>
+          <w:sz w:val="18"/>
+        </w:rPr>
         <w:t>Classification Report...</w:t>
       </w:r>
     </w:p>
@@ -9010,16 +9281,16 @@
           <w:rFonts w:ascii="Consolas" w:hAnsi="Consolas" w:eastAsia="Consolas"/>
           <w:sz w:val="18"/>
         </w:rPr>
-        <w:t xml:space="preserve">       False       0.97      0.97      0.97     78996</w:t>
-      </w:r>
-    </w:p>
-    <w:p>
-      <w:r>
-        <w:rPr>
-          <w:rFonts w:ascii="Consolas" w:hAnsi="Consolas" w:eastAsia="Consolas"/>
-          <w:sz w:val="18"/>
-        </w:rPr>
-        <w:t xml:space="preserve">        True       0.97      0.97      0.97     85403</w:t>
+        <w:t xml:space="preserve">       False       0.97      0.98      0.97     85403</w:t>
+      </w:r>
+    </w:p>
+    <w:p>
+      <w:r>
+        <w:rPr>
+          <w:rFonts w:ascii="Consolas" w:hAnsi="Consolas" w:eastAsia="Consolas"/>
+          <w:sz w:val="18"/>
+        </w:rPr>
+        <w:t xml:space="preserve">        True       0.97      0.97      0.97     78996</w:t>
       </w:r>
     </w:p>
     <w:p>
@@ -9082,16 +9353,16 @@
           <w:rFonts w:ascii="Consolas" w:hAnsi="Consolas" w:eastAsia="Consolas"/>
           <w:sz w:val="18"/>
         </w:rPr>
-        <w:t>[[76621  2375]</w:t>
-      </w:r>
-    </w:p>
-    <w:p>
-      <w:r>
-        <w:rPr>
-          <w:rFonts w:ascii="Consolas" w:hAnsi="Consolas" w:eastAsia="Consolas"/>
-          <w:sz w:val="18"/>
-        </w:rPr>
-        <w:t xml:space="preserve"> [ 2205 83198]]</w:t>
+        <w:t>[[83405  1998]</w:t>
+      </w:r>
+    </w:p>
+    <w:p>
+      <w:r>
+        <w:rPr>
+          <w:rFonts w:ascii="Consolas" w:hAnsi="Consolas" w:eastAsia="Consolas"/>
+          <w:sz w:val="18"/>
+        </w:rPr>
+        <w:t xml:space="preserve"> [ 2412 76584]]</w:t>
       </w:r>
     </w:p>
     <w:p>
